--- a/Clients/RKE/RKE-Strategic-AI-Growth-Report.docx
+++ b/Clients/RKE/RKE-Strategic-AI-Growth-Report.docx
@@ -42,6 +42,7 @@
     </w:tbl>
     <w:p>
       <w:pPr>
+        <w:keepNext/>
         <w:spacing w:after="0" w:before="900"/>
       </w:pPr>
       <w:r>
@@ -96,6 +97,7 @@
     </w:p>
     <w:p>
       <w:pPr>
+        <w:keepNext/>
         <w:spacing w:after="0" w:before="360"/>
       </w:pPr>
       <w:r>
@@ -120,6 +122,7 @@
     </w:p>
     <w:p>
       <w:pPr>
+        <w:keepNext/>
         <w:spacing w:after="0" w:before="240"/>
       </w:pPr>
       <w:r>
@@ -162,6 +165,7 @@
     </w:p>
     <w:p>
       <w:pPr>
+        <w:keepNext/>
         <w:spacing w:after="0" w:before="200"/>
       </w:pPr>
       <w:r>
@@ -204,6 +208,7 @@
     </w:p>
     <w:p>
       <w:pPr>
+        <w:keepNext/>
         <w:spacing w:after="0" w:before="1200"/>
       </w:pPr>
       <w:r>
@@ -366,7 +371,7 @@
         <w:pStyle w:val="Heading1"/>
         <w:keepNext/>
         <w:pageBreakBefore/>
-        <w:spacing w:after="120" w:before="480" w:line="240"/>
+        <w:spacing w:after="120" w:before="0" w:line="240"/>
       </w:pPr>
       <w:r>
         <w:rPr>
@@ -447,6 +452,7 @@
     </w:tbl>
     <w:p>
       <w:pPr>
+        <w:keepNext/>
         <w:spacing w:after="0" w:before="200"/>
       </w:pPr>
       <w:r>
@@ -477,7 +483,7 @@
         <w:pStyle w:val="Heading1"/>
         <w:keepNext/>
         <w:pageBreakBefore/>
-        <w:spacing w:after="120" w:before="480" w:line="240"/>
+        <w:spacing w:after="120" w:before="0" w:line="240"/>
       </w:pPr>
       <w:r>
         <w:rPr>
@@ -558,6 +564,7 @@
     </w:tbl>
     <w:p>
       <w:pPr>
+        <w:keepNext/>
         <w:spacing w:after="0" w:before="160"/>
       </w:pPr>
       <w:r>
@@ -604,6 +611,7 @@
     </w:p>
     <w:p>
       <w:pPr>
+        <w:keepNext/>
         <w:spacing w:after="0" w:before="200"/>
       </w:pPr>
       <w:r>
@@ -856,6 +864,7 @@
     </w:tbl>
     <w:p>
       <w:pPr>
+        <w:keepNext/>
         <w:spacing w:after="0" w:before="200"/>
       </w:pPr>
       <w:r>
@@ -1038,11 +1047,12 @@
           <w:sz w:val="22"/>
           <w:szCs w:val="22"/>
         </w:rPr>
-        <w:t xml:space="preserve">Proposal generation, technical peer-review acceleration, and CEQA litigation intelligence collectively recover ~450 billable-equivalent hours per principal per year (Section 10.3 details the breakdown).</w:t>
-      </w:r>
-    </w:p>
-    <w:p>
-      <w:pPr>
+        <w:t xml:space="preserve">Proposal generation, technical peer-review acceleration, and CEQA litigation intelligence collectively recover ~450 billable-equivalent hours per principal per year (Section 11.4 details the breakdown).</w:t>
+      </w:r>
+    </w:p>
+    <w:p>
+      <w:pPr>
+        <w:keepNext/>
         <w:spacing w:after="0" w:before="200"/>
       </w:pPr>
       <w:r>
@@ -1144,7 +1154,8 @@
       <w:pPr>
         <w:pStyle w:val="Heading1"/>
         <w:keepNext/>
-        <w:spacing w:after="120" w:before="480" w:line="240"/>
+        <w:pageBreakBefore/>
+        <w:spacing w:after="120" w:before="0" w:line="240"/>
       </w:pPr>
       <w:r>
         <w:rPr>
@@ -1225,6 +1236,7 @@
     </w:tbl>
     <w:p>
       <w:pPr>
+        <w:keepNext/>
         <w:spacing w:after="0" w:before="160"/>
       </w:pPr>
       <w:r>
@@ -1423,6 +1435,7 @@
     </w:p>
     <w:p>
       <w:pPr>
+        <w:keepNext/>
         <w:spacing w:after="0" w:before="120"/>
       </w:pPr>
       <w:r>
@@ -1556,7 +1569,8 @@
       <w:pPr>
         <w:pStyle w:val="Heading1"/>
         <w:keepNext/>
-        <w:spacing w:after="120" w:before="480" w:line="240"/>
+        <w:pageBreakBefore/>
+        <w:spacing w:after="120" w:before="0" w:line="240"/>
       </w:pPr>
       <w:r>
         <w:rPr>
@@ -1637,6 +1651,7 @@
     </w:tbl>
     <w:p>
       <w:pPr>
+        <w:keepNext/>
         <w:spacing w:after="0" w:before="160"/>
       </w:pPr>
       <w:r>
@@ -1759,6 +1774,7 @@
     </w:p>
     <w:p>
       <w:pPr>
+        <w:keepNext/>
         <w:spacing w:after="0" w:before="200"/>
       </w:pPr>
       <w:r>
@@ -2675,11 +2691,6 @@
       </w:tr>
     </w:tbl>
     <w:p>
-      <w:r>
-        <w:br w:type="page"/>
-      </w:r>
-    </w:p>
-    <w:p>
       <w:pPr>
         <w:pStyle w:val="Heading2"/>
         <w:keepNext/>
@@ -2854,7 +2865,8 @@
       <w:pPr>
         <w:pStyle w:val="Heading1"/>
         <w:keepNext/>
-        <w:spacing w:after="120" w:before="480" w:line="240"/>
+        <w:pageBreakBefore/>
+        <w:spacing w:after="120" w:before="0" w:line="240"/>
       </w:pPr>
       <w:r>
         <w:rPr>
@@ -2935,6 +2947,7 @@
     </w:tbl>
     <w:p>
       <w:pPr>
+        <w:keepNext/>
         <w:spacing w:after="0" w:before="160"/>
       </w:pPr>
       <w:r>
@@ -3057,6 +3070,7 @@
     </w:p>
     <w:p>
       <w:pPr>
+        <w:keepNext/>
         <w:spacing w:after="0" w:before="200"/>
       </w:pPr>
       <w:r>
@@ -4061,7 +4075,8 @@
       <w:pPr>
         <w:pStyle w:val="Heading1"/>
         <w:keepNext/>
-        <w:spacing w:after="120" w:before="480" w:line="240"/>
+        <w:pageBreakBefore/>
+        <w:spacing w:after="120" w:before="0" w:line="240"/>
       </w:pPr>
       <w:r>
         <w:rPr>
@@ -4142,6 +4157,7 @@
     </w:tbl>
     <w:p>
       <w:pPr>
+        <w:keepNext/>
         <w:spacing w:after="0" w:before="160"/>
       </w:pPr>
       <w:r>
@@ -4304,7 +4320,8 @@
       <w:pPr>
         <w:pStyle w:val="Heading1"/>
         <w:keepNext/>
-        <w:spacing w:after="120" w:before="480" w:line="240"/>
+        <w:pageBreakBefore/>
+        <w:spacing w:after="120" w:before="0" w:line="240"/>
       </w:pPr>
       <w:r>
         <w:rPr>
@@ -4385,6 +4402,7 @@
     </w:tbl>
     <w:p>
       <w:pPr>
+        <w:keepNext/>
         <w:spacing w:after="0" w:before="160"/>
       </w:pPr>
       <w:r>
@@ -4412,6 +4430,7 @@
     </w:p>
     <w:p>
       <w:pPr>
+        <w:keepNext/>
         <w:spacing w:after="0" w:before="120"/>
       </w:pPr>
       <w:r>
@@ -4483,6 +4502,7 @@
     </w:p>
     <w:p>
       <w:pPr>
+        <w:keepNext/>
         <w:spacing w:after="0" w:before="120"/>
       </w:pPr>
       <w:r>
@@ -5051,6 +5071,7 @@
     </w:tbl>
     <w:p>
       <w:pPr>
+        <w:keepNext/>
         <w:spacing w:after="0" w:before="300"/>
       </w:pPr>
       <w:r>
@@ -5617,11 +5638,6 @@
         </w:tc>
       </w:tr>
     </w:tbl>
-    <w:p>
-      <w:r>
-        <w:br w:type="page"/>
-      </w:r>
-    </w:p>
     <w:tbl>
       <w:tblPr>
         <w:tblW w:type="dxa" w:w="9360"/>
@@ -6184,6 +6200,7 @@
     </w:tbl>
     <w:p>
       <w:pPr>
+        <w:keepNext/>
         <w:spacing w:after="0" w:before="300"/>
       </w:pPr>
       <w:r>
@@ -6751,11 +6768,6 @@
       </w:tr>
     </w:tbl>
     <w:p>
-      <w:r>
-        <w:br w:type="page"/>
-      </w:r>
-    </w:p>
-    <w:p>
       <w:pPr>
         <w:pStyle w:val="Heading2"/>
         <w:keepNext/>
@@ -6795,6 +6807,7 @@
     </w:p>
     <w:p>
       <w:pPr>
+        <w:keepNext/>
         <w:spacing w:after="0" w:before="200"/>
       </w:pPr>
       <w:r>
@@ -7363,6 +7376,7 @@
     </w:tbl>
     <w:p>
       <w:pPr>
+        <w:keepNext/>
         <w:spacing w:after="0" w:before="300"/>
       </w:pPr>
       <w:r>
@@ -7931,6 +7945,7 @@
     </w:tbl>
     <w:p>
       <w:pPr>
+        <w:keepNext/>
         <w:spacing w:after="0" w:before="300"/>
       </w:pPr>
       <w:r>
@@ -8497,11 +8512,6 @@
         </w:tc>
       </w:tr>
     </w:tbl>
-    <w:p>
-      <w:r>
-        <w:br w:type="page"/>
-      </w:r>
-    </w:p>
     <w:p>
       <w:pPr>
         <w:pStyle w:val="Heading2"/>
@@ -9732,7 +9742,8 @@
       <w:pPr>
         <w:pStyle w:val="Heading1"/>
         <w:keepNext/>
-        <w:spacing w:after="120" w:before="480" w:line="240"/>
+        <w:pageBreakBefore/>
+        <w:spacing w:after="120" w:before="0" w:line="240"/>
       </w:pPr>
       <w:r>
         <w:rPr>
@@ -9813,6 +9824,7 @@
     </w:tbl>
     <w:p>
       <w:pPr>
+        <w:keepNext/>
         <w:spacing w:after="0" w:before="160"/>
       </w:pPr>
       <w:r>
@@ -10917,6 +10929,7 @@
     </w:tbl>
     <w:p>
       <w:pPr>
+        <w:keepNext/>
         <w:spacing w:after="0" w:before="200"/>
       </w:pPr>
       <w:r>
@@ -11072,6 +11085,7 @@
     </w:p>
     <w:p>
       <w:pPr>
+        <w:keepNext/>
         <w:spacing w:after="0" w:before="200"/>
       </w:pPr>
       <w:r>
@@ -11195,6 +11209,7 @@
     </w:p>
     <w:p>
       <w:pPr>
+        <w:keepNext/>
         <w:spacing w:after="0" w:before="200"/>
       </w:pPr>
       <w:r>
@@ -11296,7 +11311,8 @@
       <w:pPr>
         <w:pStyle w:val="Heading1"/>
         <w:keepNext/>
-        <w:spacing w:after="120" w:before="480" w:line="240"/>
+        <w:pageBreakBefore/>
+        <w:spacing w:after="120" w:before="0" w:line="240"/>
       </w:pPr>
       <w:r>
         <w:rPr>
@@ -11377,6 +11393,7 @@
     </w:tbl>
     <w:p>
       <w:pPr>
+        <w:keepNext/>
         <w:spacing w:after="0" w:before="160"/>
       </w:pPr>
       <w:r>
@@ -11423,6 +11440,7 @@
     </w:p>
     <w:p>
       <w:pPr>
+        <w:keepNext/>
         <w:spacing w:after="0" w:before="120"/>
       </w:pPr>
       <w:r>
@@ -11554,6 +11572,7 @@
     </w:tbl>
     <w:p>
       <w:pPr>
+        <w:keepNext/>
         <w:spacing w:after="0" w:before="200"/>
       </w:pPr>
       <w:r>
@@ -11685,6 +11704,7 @@
     </w:tbl>
     <w:p>
       <w:pPr>
+        <w:keepNext/>
         <w:spacing w:after="0" w:before="200"/>
       </w:pPr>
       <w:r>
@@ -11816,6 +11836,7 @@
     </w:tbl>
     <w:p>
       <w:pPr>
+        <w:keepNext/>
         <w:spacing w:after="0" w:before="200"/>
       </w:pPr>
       <w:r>
@@ -11947,6 +11968,7 @@
     </w:tbl>
     <w:p>
       <w:pPr>
+        <w:keepNext/>
         <w:spacing w:after="0" w:before="200"/>
       </w:pPr>
       <w:r>
@@ -12076,11 +12098,6 @@
         </w:tc>
       </w:tr>
     </w:tbl>
-    <w:p>
-      <w:r>
-        <w:br w:type="page"/>
-      </w:r>
-    </w:p>
     <w:p>
       <w:pPr>
         <w:pStyle w:val="Heading2"/>
@@ -12795,6 +12812,7 @@
     </w:tbl>
     <w:p>
       <w:pPr>
+        <w:keepNext/>
         <w:spacing w:after="0" w:before="200"/>
       </w:pPr>
       <w:r>
@@ -12886,7 +12904,7 @@
                 <w:sz w:val="20"/>
                 <w:szCs w:val="20"/>
               </w:rPr>
-              <w:t xml:space="preserve">Choosing Technijian is not choosing an experimental partner. Every architectural pattern in the RKE blueprint has been deployed and is in production for an existing Technijian client. The 90-day Foundation phase (Section 11.1) integrates and configures known-good components — it does not invent them. This is the difference between an R&amp;D engagement and an integration engagement, and it is reflected in both the timeline and the investment profile.</w:t>
+              <w:t xml:space="preserve">Choosing Technijian is not choosing an experimental partner. Every architectural pattern in the RKE blueprint has been deployed and is in production for an existing Technijian client. The 90-day Foundation phase (Section 12.1) integrates and configures known-good components — it does not invent them. This is the difference between an R&amp;D engagement and an integration engagement, and it is reflected in both the timeline and the investment profile.</w:t>
             </w:r>
           </w:p>
         </w:tc>
@@ -12894,9 +12912,543 @@
     </w:tbl>
     <w:p>
       <w:pPr>
+        <w:keepNext/>
+        <w:spacing w:after="0" w:before="200"/>
+      </w:pPr>
+      <w:r>
+        <w:t xml:space="preserve"/>
+      </w:r>
+    </w:p>
+    <w:p>
+      <w:pPr>
+        <w:pStyle w:val="Heading2"/>
+        <w:keepNext/>
+        <w:keepLines/>
+        <w:spacing w:after="140" w:before="300"/>
+      </w:pPr>
+      <w:r>
+        <w:rPr>
+          <w:rFonts w:ascii="Open Sans" w:cs="Open Sans" w:eastAsia="Open Sans" w:hAnsi="Open Sans"/>
+          <w:b/>
+          <w:bCs/>
+          <w:color w:val="006DB6"/>
+          <w:sz w:val="28"/>
+          <w:szCs w:val="28"/>
+        </w:rPr>
+        <w:t xml:space="preserve">8.3  How We Keep AI Affordable — Seven Models, Routed by Task</w:t>
+      </w:r>
+    </w:p>
+    <w:p>
+      <w:pPr>
+        <w:spacing w:after="140" w:before="0" w:line="320"/>
+        <w:jc w:val="both"/>
+      </w:pPr>
+      <w:r>
+        <w:rPr>
+          <w:rFonts w:ascii="Open Sans" w:cs="Open Sans" w:eastAsia="Open Sans" w:hAnsi="Open Sans"/>
+          <w:b w:val="false"/>
+          <w:bCs w:val="false"/>
+          <w:i w:val="false"/>
+          <w:iCs w:val="false"/>
+          <w:color w:val="59595B"/>
+          <w:sz w:val="22"/>
+          <w:szCs w:val="22"/>
+        </w:rPr>
+        <w:t xml:space="preserve">A fair question about running AI across content, lead gen, RFP drafting, and peer review: won't the token bill be enormous? Not the way Technijian builds it. We do not wire every task to one expensive model — our platform routes across roughly seven models, spanning three AI vendors and three capability tiers, and sends each sub-task to the cheapest model that can do it well.</w:t>
+      </w:r>
+    </w:p>
+    <w:tbl>
+      <w:tblPr>
+        <w:tblW w:type="dxa" w:w="9360"/>
+        <w:tblBorders>
+          <w:top w:val="single" w:color="auto" w:sz="4"/>
+          <w:left w:val="single" w:color="auto" w:sz="4"/>
+          <w:bottom w:val="single" w:color="auto" w:sz="4"/>
+          <w:right w:val="single" w:color="auto" w:sz="4"/>
+          <w:insideH w:val="single" w:color="auto" w:sz="4"/>
+          <w:insideV w:val="single" w:color="auto" w:sz="4"/>
+        </w:tblBorders>
+      </w:tblPr>
+      <w:tblGrid>
+        <w:gridCol w:w="2448"/>
+        <w:gridCol w:w="4752"/>
+        <w:gridCol w:w="2160"/>
+      </w:tblGrid>
+      <w:tr>
+        <w:trPr>
+          <w:tblHeader/>
+        </w:trPr>
+        <w:tc>
+          <w:tcPr>
+            <w:tcW w:type="dxa" w:w="2448"/>
+            <w:tcBorders>
+              <w:top w:val="single" w:color="E9ECEF" w:sz="4"/>
+              <w:left w:val="single" w:color="E9ECEF" w:sz="4"/>
+              <w:bottom w:val="single" w:color="E9ECEF" w:sz="4"/>
+              <w:right w:val="single" w:color="E9ECEF" w:sz="4"/>
+            </w:tcBorders>
+            <w:shd w:fill="1A1A2E" w:val="clear"/>
+            <w:tcMar>
+              <w:top w:type="dxa" w:w="120"/>
+              <w:left w:type="dxa" w:w="140"/>
+              <w:bottom w:type="dxa" w:w="120"/>
+              <w:right w:type="dxa" w:w="140"/>
+            </w:tcMar>
+            <w:vAlign w:val="center"/>
+          </w:tcPr>
+          <w:p>
+            <w:pPr>
+              <w:jc w:val="left"/>
+            </w:pPr>
+            <w:r>
+              <w:rPr>
+                <w:rFonts w:ascii="Open Sans" w:cs="Open Sans" w:eastAsia="Open Sans" w:hAnsi="Open Sans"/>
+                <w:b/>
+                <w:bCs/>
+                <w:color w:val="FFFFFF"/>
+                <w:sz w:val="20"/>
+                <w:szCs w:val="20"/>
+              </w:rPr>
+              <w:t xml:space="preserve">Tier</w:t>
+            </w:r>
+          </w:p>
+        </w:tc>
+        <w:tc>
+          <w:tcPr>
+            <w:tcW w:type="dxa" w:w="4752"/>
+            <w:tcBorders>
+              <w:top w:val="single" w:color="E9ECEF" w:sz="4"/>
+              <w:left w:val="single" w:color="E9ECEF" w:sz="4"/>
+              <w:bottom w:val="single" w:color="E9ECEF" w:sz="4"/>
+              <w:right w:val="single" w:color="E9ECEF" w:sz="4"/>
+            </w:tcBorders>
+            <w:shd w:fill="1A1A2E" w:val="clear"/>
+            <w:tcMar>
+              <w:top w:type="dxa" w:w="120"/>
+              <w:left w:type="dxa" w:w="140"/>
+              <w:bottom w:type="dxa" w:w="120"/>
+              <w:right w:type="dxa" w:w="140"/>
+            </w:tcMar>
+            <w:vAlign w:val="center"/>
+          </w:tcPr>
+          <w:p>
+            <w:pPr>
+              <w:jc w:val="left"/>
+            </w:pPr>
+            <w:r>
+              <w:rPr>
+                <w:rFonts w:ascii="Open Sans" w:cs="Open Sans" w:eastAsia="Open Sans" w:hAnsi="Open Sans"/>
+                <w:b/>
+                <w:bCs/>
+                <w:color w:val="FFFFFF"/>
+                <w:sz w:val="20"/>
+                <w:szCs w:val="20"/>
+              </w:rPr>
+              <w:t xml:space="preserve">What It Does</w:t>
+            </w:r>
+          </w:p>
+        </w:tc>
+        <w:tc>
+          <w:tcPr>
+            <w:tcW w:type="dxa" w:w="2160"/>
+            <w:tcBorders>
+              <w:top w:val="single" w:color="E9ECEF" w:sz="4"/>
+              <w:left w:val="single" w:color="E9ECEF" w:sz="4"/>
+              <w:bottom w:val="single" w:color="E9ECEF" w:sz="4"/>
+              <w:right w:val="single" w:color="E9ECEF" w:sz="4"/>
+            </w:tcBorders>
+            <w:shd w:fill="1A1A2E" w:val="clear"/>
+            <w:tcMar>
+              <w:top w:type="dxa" w:w="120"/>
+              <w:left w:type="dxa" w:w="140"/>
+              <w:bottom w:type="dxa" w:w="120"/>
+              <w:right w:type="dxa" w:w="140"/>
+            </w:tcMar>
+            <w:vAlign w:val="center"/>
+          </w:tcPr>
+          <w:p>
+            <w:pPr>
+              <w:jc w:val="center"/>
+            </w:pPr>
+            <w:r>
+              <w:rPr>
+                <w:rFonts w:ascii="Open Sans" w:cs="Open Sans" w:eastAsia="Open Sans" w:hAnsi="Open Sans"/>
+                <w:b/>
+                <w:bCs/>
+                <w:color w:val="FFFFFF"/>
+                <w:sz w:val="20"/>
+                <w:szCs w:val="20"/>
+              </w:rPr>
+              <w:t xml:space="preserve">Share of Work</w:t>
+            </w:r>
+          </w:p>
+        </w:tc>
+      </w:tr>
+      <w:tr>
+        <w:trPr>
+          <w:cantSplit/>
+        </w:trPr>
+        <w:tc>
+          <w:tcPr>
+            <w:tcW w:type="dxa" w:w="2448"/>
+            <w:tcBorders>
+              <w:top w:val="single" w:color="E9ECEF" w:sz="4"/>
+              <w:left w:val="single" w:color="E9ECEF" w:sz="4"/>
+              <w:bottom w:val="single" w:color="E9ECEF" w:sz="4"/>
+              <w:right w:val="single" w:color="E9ECEF" w:sz="4"/>
+            </w:tcBorders>
+            <w:shd w:fill="FFFFFF" w:val="clear"/>
+            <w:tcMar>
+              <w:top w:type="dxa" w:w="100"/>
+              <w:left w:type="dxa" w:w="140"/>
+              <w:bottom w:type="dxa" w:w="100"/>
+              <w:right w:type="dxa" w:w="140"/>
+            </w:tcMar>
+            <w:vAlign w:val="top"/>
+          </w:tcPr>
+          <w:p>
+            <w:pPr>
+              <w:spacing w:after="40" w:before="0" w:line="280"/>
+              <w:jc w:val="left"/>
+            </w:pPr>
+            <w:r>
+              <w:rPr>
+                <w:rFonts w:ascii="Open Sans" w:cs="Open Sans" w:eastAsia="Open Sans" w:hAnsi="Open Sans"/>
+                <w:b/>
+                <w:bCs/>
+                <w:color w:val="1A1A2E"/>
+                <w:sz w:val="20"/>
+                <w:szCs w:val="20"/>
+              </w:rPr>
+              <w:t xml:space="preserve">Frontier (premium)</w:t>
+            </w:r>
+          </w:p>
+        </w:tc>
+        <w:tc>
+          <w:tcPr>
+            <w:tcW w:type="dxa" w:w="4752"/>
+            <w:tcBorders>
+              <w:top w:val="single" w:color="E9ECEF" w:sz="4"/>
+              <w:left w:val="single" w:color="E9ECEF" w:sz="4"/>
+              <w:bottom w:val="single" w:color="E9ECEF" w:sz="4"/>
+              <w:right w:val="single" w:color="E9ECEF" w:sz="4"/>
+            </w:tcBorders>
+            <w:shd w:fill="FFFFFF" w:val="clear"/>
+            <w:tcMar>
+              <w:top w:type="dxa" w:w="100"/>
+              <w:left w:type="dxa" w:w="140"/>
+              <w:bottom w:type="dxa" w:w="100"/>
+              <w:right w:type="dxa" w:w="140"/>
+            </w:tcMar>
+            <w:vAlign w:val="top"/>
+          </w:tcPr>
+          <w:p>
+            <w:pPr>
+              <w:spacing w:after="40" w:before="0" w:line="280"/>
+              <w:jc w:val="left"/>
+            </w:pPr>
+            <w:r>
+              <w:rPr>
+                <w:rFonts w:ascii="Open Sans" w:cs="Open Sans" w:eastAsia="Open Sans" w:hAnsi="Open Sans"/>
+                <w:b w:val="false"/>
+                <w:bCs w:val="false"/>
+                <w:color w:val="59595B"/>
+                <w:sz w:val="20"/>
+                <w:szCs w:val="20"/>
+              </w:rPr>
+              <w:t xml:space="preserve">The hardest judgment only — final brand-voice pass, litigation-grade accuracy checks, deepest reasoning on a peer review</w:t>
+            </w:r>
+          </w:p>
+        </w:tc>
+        <w:tc>
+          <w:tcPr>
+            <w:tcW w:type="dxa" w:w="2160"/>
+            <w:tcBorders>
+              <w:top w:val="single" w:color="E9ECEF" w:sz="4"/>
+              <w:left w:val="single" w:color="E9ECEF" w:sz="4"/>
+              <w:bottom w:val="single" w:color="E9ECEF" w:sz="4"/>
+              <w:right w:val="single" w:color="E9ECEF" w:sz="4"/>
+            </w:tcBorders>
+            <w:shd w:fill="FFFFFF" w:val="clear"/>
+            <w:tcMar>
+              <w:top w:type="dxa" w:w="100"/>
+              <w:left w:type="dxa" w:w="140"/>
+              <w:bottom w:type="dxa" w:w="100"/>
+              <w:right w:type="dxa" w:w="140"/>
+            </w:tcMar>
+            <w:vAlign w:val="top"/>
+          </w:tcPr>
+          <w:p>
+            <w:pPr>
+              <w:spacing w:after="40" w:before="0" w:line="280"/>
+              <w:jc w:val="center"/>
+            </w:pPr>
+            <w:r>
+              <w:rPr>
+                <w:rFonts w:ascii="Open Sans" w:cs="Open Sans" w:eastAsia="Open Sans" w:hAnsi="Open Sans"/>
+                <w:b/>
+                <w:bCs/>
+                <w:color w:val="006DB6"/>
+                <w:sz w:val="20"/>
+                <w:szCs w:val="20"/>
+              </w:rPr>
+              <w:t xml:space="preserve">~5–10%</w:t>
+            </w:r>
+          </w:p>
+        </w:tc>
+      </w:tr>
+      <w:tr>
+        <w:trPr>
+          <w:cantSplit/>
+        </w:trPr>
+        <w:tc>
+          <w:tcPr>
+            <w:tcW w:type="dxa" w:w="2448"/>
+            <w:tcBorders>
+              <w:top w:val="single" w:color="E9ECEF" w:sz="4"/>
+              <w:left w:val="single" w:color="E9ECEF" w:sz="4"/>
+              <w:bottom w:val="single" w:color="E9ECEF" w:sz="4"/>
+              <w:right w:val="single" w:color="E9ECEF" w:sz="4"/>
+            </w:tcBorders>
+            <w:shd w:fill="F8F9FA" w:val="clear"/>
+            <w:tcMar>
+              <w:top w:type="dxa" w:w="100"/>
+              <w:left w:type="dxa" w:w="140"/>
+              <w:bottom w:type="dxa" w:w="100"/>
+              <w:right w:type="dxa" w:w="140"/>
+            </w:tcMar>
+            <w:vAlign w:val="top"/>
+          </w:tcPr>
+          <w:p>
+            <w:pPr>
+              <w:spacing w:after="40" w:before="0" w:line="280"/>
+              <w:jc w:val="left"/>
+            </w:pPr>
+            <w:r>
+              <w:rPr>
+                <w:rFonts w:ascii="Open Sans" w:cs="Open Sans" w:eastAsia="Open Sans" w:hAnsi="Open Sans"/>
+                <w:b/>
+                <w:bCs/>
+                <w:color w:val="1A1A2E"/>
+                <w:sz w:val="20"/>
+                <w:szCs w:val="20"/>
+              </w:rPr>
+              <w:t xml:space="preserve">Workhorse (balanced)</w:t>
+            </w:r>
+          </w:p>
+        </w:tc>
+        <w:tc>
+          <w:tcPr>
+            <w:tcW w:type="dxa" w:w="4752"/>
+            <w:tcBorders>
+              <w:top w:val="single" w:color="E9ECEF" w:sz="4"/>
+              <w:left w:val="single" w:color="E9ECEF" w:sz="4"/>
+              <w:bottom w:val="single" w:color="E9ECEF" w:sz="4"/>
+              <w:right w:val="single" w:color="E9ECEF" w:sz="4"/>
+            </w:tcBorders>
+            <w:shd w:fill="F8F9FA" w:val="clear"/>
+            <w:tcMar>
+              <w:top w:type="dxa" w:w="100"/>
+              <w:left w:type="dxa" w:w="140"/>
+              <w:bottom w:type="dxa" w:w="100"/>
+              <w:right w:type="dxa" w:w="140"/>
+            </w:tcMar>
+            <w:vAlign w:val="top"/>
+          </w:tcPr>
+          <w:p>
+            <w:pPr>
+              <w:spacing w:after="40" w:before="0" w:line="280"/>
+              <w:jc w:val="left"/>
+            </w:pPr>
+            <w:r>
+              <w:rPr>
+                <w:rFonts w:ascii="Open Sans" w:cs="Open Sans" w:eastAsia="Open Sans" w:hAnsi="Open Sans"/>
+                <w:b w:val="false"/>
+                <w:bCs w:val="false"/>
+                <w:color w:val="59595B"/>
+                <w:sz w:val="20"/>
+                <w:szCs w:val="20"/>
+              </w:rPr>
+              <w:t xml:space="preserve">The bulk of drafting and reasoning — content, outreach personalization, proposal summarization, lead scoring</w:t>
+            </w:r>
+          </w:p>
+        </w:tc>
+        <w:tc>
+          <w:tcPr>
+            <w:tcW w:type="dxa" w:w="2160"/>
+            <w:tcBorders>
+              <w:top w:val="single" w:color="E9ECEF" w:sz="4"/>
+              <w:left w:val="single" w:color="E9ECEF" w:sz="4"/>
+              <w:bottom w:val="single" w:color="E9ECEF" w:sz="4"/>
+              <w:right w:val="single" w:color="E9ECEF" w:sz="4"/>
+            </w:tcBorders>
+            <w:shd w:fill="F8F9FA" w:val="clear"/>
+            <w:tcMar>
+              <w:top w:type="dxa" w:w="100"/>
+              <w:left w:type="dxa" w:w="140"/>
+              <w:bottom w:type="dxa" w:w="100"/>
+              <w:right w:type="dxa" w:w="140"/>
+            </w:tcMar>
+            <w:vAlign w:val="top"/>
+          </w:tcPr>
+          <w:p>
+            <w:pPr>
+              <w:spacing w:after="40" w:before="0" w:line="280"/>
+              <w:jc w:val="center"/>
+            </w:pPr>
+            <w:r>
+              <w:rPr>
+                <w:rFonts w:ascii="Open Sans" w:cs="Open Sans" w:eastAsia="Open Sans" w:hAnsi="Open Sans"/>
+                <w:b/>
+                <w:bCs/>
+                <w:color w:val="1EAAC8"/>
+                <w:sz w:val="20"/>
+                <w:szCs w:val="20"/>
+              </w:rPr>
+              <w:t xml:space="preserve">~30–40%</w:t>
+            </w:r>
+          </w:p>
+        </w:tc>
+      </w:tr>
+      <w:tr>
+        <w:trPr>
+          <w:cantSplit/>
+        </w:trPr>
+        <w:tc>
+          <w:tcPr>
+            <w:tcW w:type="dxa" w:w="2448"/>
+            <w:tcBorders>
+              <w:top w:val="single" w:color="E9ECEF" w:sz="4"/>
+              <w:left w:val="single" w:color="E9ECEF" w:sz="4"/>
+              <w:bottom w:val="single" w:color="E9ECEF" w:sz="4"/>
+              <w:right w:val="single" w:color="E9ECEF" w:sz="4"/>
+            </w:tcBorders>
+            <w:shd w:fill="FFFFFF" w:val="clear"/>
+            <w:tcMar>
+              <w:top w:type="dxa" w:w="100"/>
+              <w:left w:type="dxa" w:w="140"/>
+              <w:bottom w:type="dxa" w:w="100"/>
+              <w:right w:type="dxa" w:w="140"/>
+            </w:tcMar>
+            <w:vAlign w:val="top"/>
+          </w:tcPr>
+          <w:p>
+            <w:pPr>
+              <w:spacing w:after="40" w:before="0" w:line="280"/>
+              <w:jc w:val="left"/>
+            </w:pPr>
+            <w:r>
+              <w:rPr>
+                <w:rFonts w:ascii="Open Sans" w:cs="Open Sans" w:eastAsia="Open Sans" w:hAnsi="Open Sans"/>
+                <w:b/>
+                <w:bCs/>
+                <w:color w:val="1A1A2E"/>
+                <w:sz w:val="20"/>
+                <w:szCs w:val="20"/>
+              </w:rPr>
+              <w:t xml:space="preserve">Lightweight (low-cost)</w:t>
+            </w:r>
+          </w:p>
+        </w:tc>
+        <w:tc>
+          <w:tcPr>
+            <w:tcW w:type="dxa" w:w="4752"/>
+            <w:tcBorders>
+              <w:top w:val="single" w:color="E9ECEF" w:sz="4"/>
+              <w:left w:val="single" w:color="E9ECEF" w:sz="4"/>
+              <w:bottom w:val="single" w:color="E9ECEF" w:sz="4"/>
+              <w:right w:val="single" w:color="E9ECEF" w:sz="4"/>
+            </w:tcBorders>
+            <w:shd w:fill="FFFFFF" w:val="clear"/>
+            <w:tcMar>
+              <w:top w:type="dxa" w:w="100"/>
+              <w:left w:type="dxa" w:w="140"/>
+              <w:bottom w:type="dxa" w:w="100"/>
+              <w:right w:type="dxa" w:w="140"/>
+            </w:tcMar>
+            <w:vAlign w:val="top"/>
+          </w:tcPr>
+          <w:p>
+            <w:pPr>
+              <w:spacing w:after="40" w:before="0" w:line="280"/>
+              <w:jc w:val="left"/>
+            </w:pPr>
+            <w:r>
+              <w:rPr>
+                <w:rFonts w:ascii="Open Sans" w:cs="Open Sans" w:eastAsia="Open Sans" w:hAnsi="Open Sans"/>
+                <w:b w:val="false"/>
+                <w:bCs w:val="false"/>
+                <w:color w:val="59595B"/>
+                <w:sz w:val="20"/>
+                <w:szCs w:val="20"/>
+              </w:rPr>
+              <w:t xml:space="preserve">High-volume mechanical work — classification, extraction, enriching and tagging thousands of permit and RFP records</w:t>
+            </w:r>
+          </w:p>
+        </w:tc>
+        <w:tc>
+          <w:tcPr>
+            <w:tcW w:type="dxa" w:w="2160"/>
+            <w:tcBorders>
+              <w:top w:val="single" w:color="E9ECEF" w:sz="4"/>
+              <w:left w:val="single" w:color="E9ECEF" w:sz="4"/>
+              <w:bottom w:val="single" w:color="E9ECEF" w:sz="4"/>
+              <w:right w:val="single" w:color="E9ECEF" w:sz="4"/>
+            </w:tcBorders>
+            <w:shd w:fill="FFFFFF" w:val="clear"/>
+            <w:tcMar>
+              <w:top w:type="dxa" w:w="100"/>
+              <w:left w:type="dxa" w:w="140"/>
+              <w:bottom w:type="dxa" w:w="100"/>
+              <w:right w:type="dxa" w:w="140"/>
+            </w:tcMar>
+            <w:vAlign w:val="top"/>
+          </w:tcPr>
+          <w:p>
+            <w:pPr>
+              <w:spacing w:after="40" w:before="0" w:line="280"/>
+              <w:jc w:val="center"/>
+            </w:pPr>
+            <w:r>
+              <w:rPr>
+                <w:rFonts w:ascii="Open Sans" w:cs="Open Sans" w:eastAsia="Open Sans" w:hAnsi="Open Sans"/>
+                <w:b/>
+                <w:bCs/>
+                <w:color w:val="59595B"/>
+                <w:sz w:val="20"/>
+                <w:szCs w:val="20"/>
+              </w:rPr>
+              <w:t xml:space="preserve">~50–60%</w:t>
+            </w:r>
+          </w:p>
+        </w:tc>
+      </w:tr>
+    </w:tbl>
+    <w:p>
+      <w:pPr>
+        <w:spacing w:after="140" w:before="80" w:line="320"/>
+        <w:jc w:val="both"/>
+      </w:pPr>
+      <w:r>
+        <w:rPr>
+          <w:rFonts w:ascii="Open Sans" w:cs="Open Sans" w:eastAsia="Open Sans" w:hAnsi="Open Sans"/>
+          <w:b w:val="false"/>
+          <w:bCs w:val="false"/>
+          <w:i w:val="false"/>
+          <w:iCs w:val="false"/>
+          <w:color w:val="59595B"/>
+          <w:sz w:val="22"/>
+          <w:szCs w:val="22"/>
+        </w:rPr>
+        <w:t xml:space="preserve">The result: RKE pays premium-model prices only for the small slice of work that warrants them — typically a 60–80% lower run cost than routing everything to one top-tier model, with no quality loss where it counts. A single SB 743 authority article, for example, is drafted by a low-cost model, tightened and fact-checked by a mid model, and given a final brand-and-accuracy pass by a frontier model — instead of one premium model doing all three at roughly triple the cost. This is the kind of AI engineering depth a partner brings that wiring everything to one chatbot does not.</w:t>
+      </w:r>
+    </w:p>
+    <w:p>
+      <w:pPr>
         <w:pStyle w:val="Heading1"/>
         <w:keepNext/>
-        <w:spacing w:after="120" w:before="480" w:line="240"/>
+        <w:pageBreakBefore/>
+        <w:spacing w:after="120" w:before="0" w:line="240"/>
       </w:pPr>
       <w:r>
         <w:rPr>
@@ -12905,7 +13457,7 @@
           <w:sz w:val="2"/>
           <w:szCs w:val="2"/>
         </w:rPr>
-        <w:t xml:space="preserve">09  How AI Transforms RKE's Growth Engine</w:t>
+        <w:t xml:space="preserve">09  Understanding AI — A Field Guide for RK Engineering Group Leadership</w:t>
       </w:r>
     </w:p>
     <w:tbl>
@@ -12934,7 +13486,7 @@
               <w:bottom w:val="none" w:color="FFFFFF" w:sz="0"/>
               <w:right w:val="none" w:color="FFFFFF" w:sz="0"/>
             </w:tcBorders>
-            <w:shd w:fill="F67D4B" w:val="clear"/>
+            <w:shd w:fill="006DB6" w:val="clear"/>
           </w:tcPr>
           <w:p>
             <w:r>
@@ -12965,11 +13517,11 @@
                 <w:rFonts w:ascii="Open Sans" w:cs="Open Sans" w:eastAsia="Open Sans" w:hAnsi="Open Sans"/>
                 <w:b/>
                 <w:bCs/>
-                <w:color w:val="F67D4B"/>
+                <w:color w:val="006DB6"/>
                 <w:sz w:val="34"/>
                 <w:szCs w:val="34"/>
               </w:rPr>
-              <w:t xml:space="preserve">09  How AI Transforms RKE's Growth Engine</w:t>
+              <w:t xml:space="preserve">09  Understanding AI — A Field Guide for RK Engineering Group Leadership</w:t>
             </w:r>
           </w:p>
         </w:tc>
@@ -12977,7 +13529,8 @@
     </w:tbl>
     <w:p>
       <w:pPr>
-        <w:spacing w:after="0" w:before="160"/>
+        <w:keepNext/>
+        <w:spacing w:after="0" w:before="140"/>
       </w:pPr>
       <w:r>
         <w:t xml:space="preserve"/>
@@ -12999,11 +13552,2128 @@
           <w:sz w:val="22"/>
           <w:szCs w:val="22"/>
         </w:rPr>
+        <w:t xml:space="preserve">This section exists to make the rest of this report easy to evaluate. No jargon, no hype — just what AI is, where RKE sits today, how to adopt it without risk, and what comparable organizations are already doing. The goal is that RKE's principals can judge every recommendation that follows on its merits.</w:t>
+      </w:r>
+    </w:p>
+    <w:p>
+      <w:pPr>
+        <w:keepNext/>
+        <w:spacing w:after="0" w:before="140"/>
+      </w:pPr>
+      <w:r>
+        <w:t xml:space="preserve"/>
+      </w:r>
+    </w:p>
+    <w:p>
+      <w:pPr>
+        <w:pStyle w:val="Heading2"/>
+        <w:keepNext/>
+        <w:keepLines/>
+        <w:spacing w:after="140" w:before="300"/>
+      </w:pPr>
+      <w:r>
+        <w:rPr>
+          <w:rFonts w:ascii="Open Sans" w:cs="Open Sans" w:eastAsia="Open Sans" w:hAnsi="Open Sans"/>
+          <w:b/>
+          <w:bCs/>
+          <w:color w:val="006DB6"/>
+          <w:sz w:val="28"/>
+          <w:szCs w:val="28"/>
+        </w:rPr>
+        <w:t xml:space="preserve">9.1  What AI Actually Is — and Isn't</w:t>
+      </w:r>
+    </w:p>
+    <w:p>
+      <w:pPr>
+        <w:spacing w:after="140" w:before="0" w:line="320"/>
+        <w:jc w:val="both"/>
+      </w:pPr>
+      <w:r>
+        <w:rPr>
+          <w:rFonts w:ascii="Open Sans" w:cs="Open Sans" w:eastAsia="Open Sans" w:hAnsi="Open Sans"/>
+          <w:b w:val="false"/>
+          <w:bCs w:val="false"/>
+          <w:i w:val="false"/>
+          <w:iCs w:val="false"/>
+          <w:color w:val="59595B"/>
+          <w:sz w:val="22"/>
+          <w:szCs w:val="22"/>
+        </w:rPr>
+        <w:t xml:space="preserve">As MIT Sloan puts it, a leader needs to know what AI can and cannot do — not how to build it. In practice, the only distinction that matters for planning is this:</w:t>
+      </w:r>
+    </w:p>
+    <w:p>
+      <w:pPr>
+        <w:pStyle w:val="ListParagraph"/>
+        <w:numPr>
+          <w:ilvl w:val="0"/>
+          <w:numId w:val="2"/>
+        </w:numPr>
+        <w:spacing w:after="80" w:before="40" w:line="300"/>
+      </w:pPr>
+      <w:r>
+        <w:rPr>
+          <w:rFonts w:ascii="Open Sans" w:cs="Open Sans" w:eastAsia="Open Sans" w:hAnsi="Open Sans"/>
+          <w:color w:val="59595B"/>
+          <w:sz w:val="22"/>
+          <w:szCs w:val="22"/>
+        </w:rPr>
+        <w:t xml:space="preserve">Automation (workflows): the AI follows a path you define — predictable and low-risk. For example, "draft this RFP response from our prior winning proposals and the new evaluation criteria." This is where almost all near-term value lives.</w:t>
+      </w:r>
+    </w:p>
+    <w:p>
+      <w:pPr>
+        <w:pStyle w:val="ListParagraph"/>
+        <w:numPr>
+          <w:ilvl w:val="0"/>
+          <w:numId w:val="2"/>
+        </w:numPr>
+        <w:spacing w:after="80" w:before="40" w:line="300"/>
+      </w:pPr>
+      <w:r>
+        <w:rPr>
+          <w:rFonts w:ascii="Open Sans" w:cs="Open Sans" w:eastAsia="Open Sans" w:hAnsi="Open Sans"/>
+          <w:color w:val="59595B"/>
+          <w:sz w:val="22"/>
+          <w:szCs w:val="22"/>
+        </w:rPr>
+        <w:t xml:space="preserve">Agents: the AI decides the steps itself — more flexible, and it needs human oversight. For example, "watch every SoCal RFP platform and permit feed and flag what RKE should pursue." This comes later, where it earns its place.</w:t>
+      </w:r>
+    </w:p>
+    <w:p>
+      <w:pPr>
+        <w:spacing w:after="140" w:before="0" w:line="320"/>
+        <w:jc w:val="both"/>
+      </w:pPr>
+      <w:r>
+        <w:rPr>
+          <w:rFonts w:ascii="Open Sans" w:cs="Open Sans" w:eastAsia="Open Sans" w:hAnsi="Open Sans"/>
+          <w:b w:val="false"/>
+          <w:bCs w:val="false"/>
+          <w:i w:val="false"/>
+          <w:iCs w:val="false"/>
+          <w:color w:val="59595B"/>
+          <w:sz w:val="22"/>
+          <w:szCs w:val="22"/>
+        </w:rPr>
+        <w:t xml:space="preserve">The operating principle (Anthropic's guidance on building AI systems) is to use the simplest thing that works. RKE starts with simple automations that pay off in the first 90 days, and adds autonomous agents only where the value is proven — which is exactly how the roadmap in this report is sequenced.</w:t>
+      </w:r>
+    </w:p>
+    <w:p>
+      <w:pPr>
+        <w:keepNext/>
+        <w:spacing w:after="0" w:before="140"/>
+      </w:pPr>
+      <w:r>
+        <w:t xml:space="preserve"/>
+      </w:r>
+    </w:p>
+    <w:p>
+      <w:pPr>
+        <w:pStyle w:val="Heading2"/>
+        <w:keepNext/>
+        <w:keepLines/>
+        <w:spacing w:after="140" w:before="300"/>
+      </w:pPr>
+      <w:r>
+        <w:rPr>
+          <w:rFonts w:ascii="Open Sans" w:cs="Open Sans" w:eastAsia="Open Sans" w:hAnsi="Open Sans"/>
+          <w:b/>
+          <w:bCs/>
+          <w:color w:val="006DB6"/>
+          <w:sz w:val="28"/>
+          <w:szCs w:val="28"/>
+        </w:rPr>
+        <w:t xml:space="preserve">9.2  Where RKE Sits Today — The AI Maturity Ladder</w:t>
+      </w:r>
+    </w:p>
+    <w:p>
+      <w:pPr>
+        <w:spacing w:after="140" w:before="0" w:line="320"/>
+        <w:jc w:val="both"/>
+      </w:pPr>
+      <w:r>
+        <w:rPr>
+          <w:rFonts w:ascii="Open Sans" w:cs="Open Sans" w:eastAsia="Open Sans" w:hAnsi="Open Sans"/>
+          <w:b w:val="false"/>
+          <w:bCs w:val="false"/>
+          <w:i w:val="false"/>
+          <w:iCs w:val="false"/>
+          <w:color w:val="59595B"/>
+          <w:sz w:val="22"/>
+          <w:szCs w:val="22"/>
+        </w:rPr>
+        <w:t xml:space="preserve">Most established, well-run firms — including RKE — sit at the first or second rung of a widely-used five-stage AI maturity model. The leaders in any field are only one or two rungs higher, and the gap closes in months, not years.</w:t>
+      </w:r>
+    </w:p>
+    <w:p>
+      <w:pPr>
+        <w:keepNext/>
+        <w:spacing w:after="0" w:before="80"/>
+      </w:pPr>
+      <w:r>
+        <w:t xml:space="preserve"/>
+      </w:r>
+    </w:p>
+    <w:tbl>
+      <w:tblPr>
+        <w:tblW w:type="dxa" w:w="9360"/>
+        <w:tblBorders>
+          <w:top w:val="single" w:color="auto" w:sz="4"/>
+          <w:left w:val="single" w:color="auto" w:sz="4"/>
+          <w:bottom w:val="single" w:color="auto" w:sz="4"/>
+          <w:right w:val="single" w:color="auto" w:sz="4"/>
+          <w:insideH w:val="single" w:color="auto" w:sz="4"/>
+          <w:insideV w:val="single" w:color="auto" w:sz="4"/>
+        </w:tblBorders>
+      </w:tblPr>
+      <w:tblGrid>
+        <w:gridCol w:w="2139"/>
+        <w:gridCol w:w="5348"/>
+        <w:gridCol w:w="1873"/>
+      </w:tblGrid>
+      <w:tr>
+        <w:trPr>
+          <w:tblHeader/>
+        </w:trPr>
+        <w:tc>
+          <w:tcPr>
+            <w:tcW w:type="dxa" w:w="2139"/>
+            <w:tcBorders>
+              <w:top w:val="single" w:color="E9ECEF" w:sz="4"/>
+              <w:left w:val="single" w:color="E9ECEF" w:sz="4"/>
+              <w:bottom w:val="single" w:color="E9ECEF" w:sz="4"/>
+              <w:right w:val="single" w:color="E9ECEF" w:sz="4"/>
+            </w:tcBorders>
+            <w:shd w:fill="006DB6" w:val="clear"/>
+            <w:tcMar>
+              <w:top w:type="dxa" w:w="120"/>
+              <w:left w:type="dxa" w:w="140"/>
+              <w:bottom w:type="dxa" w:w="120"/>
+              <w:right w:type="dxa" w:w="140"/>
+            </w:tcMar>
+            <w:vAlign w:val="center"/>
+          </w:tcPr>
+          <w:p>
+            <w:pPr>
+              <w:jc w:val="left"/>
+            </w:pPr>
+            <w:r>
+              <w:rPr>
+                <w:rFonts w:ascii="Open Sans" w:cs="Open Sans" w:eastAsia="Open Sans" w:hAnsi="Open Sans"/>
+                <w:b/>
+                <w:bCs/>
+                <w:color w:val="FFFFFF"/>
+                <w:sz w:val="20"/>
+                <w:szCs w:val="20"/>
+              </w:rPr>
+              <w:t xml:space="preserve">Stage</w:t>
+            </w:r>
+          </w:p>
+        </w:tc>
+        <w:tc>
+          <w:tcPr>
+            <w:tcW w:type="dxa" w:w="5348"/>
+            <w:tcBorders>
+              <w:top w:val="single" w:color="E9ECEF" w:sz="4"/>
+              <w:left w:val="single" w:color="E9ECEF" w:sz="4"/>
+              <w:bottom w:val="single" w:color="E9ECEF" w:sz="4"/>
+              <w:right w:val="single" w:color="E9ECEF" w:sz="4"/>
+            </w:tcBorders>
+            <w:shd w:fill="006DB6" w:val="clear"/>
+            <w:tcMar>
+              <w:top w:type="dxa" w:w="120"/>
+              <w:left w:type="dxa" w:w="140"/>
+              <w:bottom w:type="dxa" w:w="120"/>
+              <w:right w:type="dxa" w:w="140"/>
+            </w:tcMar>
+            <w:vAlign w:val="center"/>
+          </w:tcPr>
+          <w:p>
+            <w:pPr>
+              <w:jc w:val="left"/>
+            </w:pPr>
+            <w:r>
+              <w:rPr>
+                <w:rFonts w:ascii="Open Sans" w:cs="Open Sans" w:eastAsia="Open Sans" w:hAnsi="Open Sans"/>
+                <w:b/>
+                <w:bCs/>
+                <w:color w:val="FFFFFF"/>
+                <w:sz w:val="20"/>
+                <w:szCs w:val="20"/>
+              </w:rPr>
+              <w:t xml:space="preserve">What It Looks Like</w:t>
+            </w:r>
+          </w:p>
+        </w:tc>
+        <w:tc>
+          <w:tcPr>
+            <w:tcW w:type="dxa" w:w="1873"/>
+            <w:tcBorders>
+              <w:top w:val="single" w:color="E9ECEF" w:sz="4"/>
+              <w:left w:val="single" w:color="E9ECEF" w:sz="4"/>
+              <w:bottom w:val="single" w:color="E9ECEF" w:sz="4"/>
+              <w:right w:val="single" w:color="E9ECEF" w:sz="4"/>
+            </w:tcBorders>
+            <w:shd w:fill="006DB6" w:val="clear"/>
+            <w:tcMar>
+              <w:top w:type="dxa" w:w="120"/>
+              <w:left w:type="dxa" w:w="140"/>
+              <w:bottom w:type="dxa" w:w="120"/>
+              <w:right w:type="dxa" w:w="140"/>
+            </w:tcMar>
+            <w:vAlign w:val="center"/>
+          </w:tcPr>
+          <w:p>
+            <w:pPr>
+              <w:jc w:val="center"/>
+            </w:pPr>
+            <w:r>
+              <w:rPr>
+                <w:rFonts w:ascii="Open Sans" w:cs="Open Sans" w:eastAsia="Open Sans" w:hAnsi="Open Sans"/>
+                <w:b/>
+                <w:bCs/>
+                <w:color w:val="FFFFFF"/>
+                <w:sz w:val="20"/>
+                <w:szCs w:val="20"/>
+              </w:rPr>
+              <w:t xml:space="preserve">RKE Today</w:t>
+            </w:r>
+          </w:p>
+        </w:tc>
+      </w:tr>
+      <w:tr>
+        <w:trPr>
+          <w:cantSplit/>
+        </w:trPr>
+        <w:tc>
+          <w:tcPr>
+            <w:tcW w:type="dxa" w:w="2139"/>
+            <w:tcBorders>
+              <w:top w:val="single" w:color="E9ECEF" w:sz="4"/>
+              <w:left w:val="single" w:color="E9ECEF" w:sz="4"/>
+              <w:bottom w:val="single" w:color="E9ECEF" w:sz="4"/>
+              <w:right w:val="single" w:color="E9ECEF" w:sz="4"/>
+            </w:tcBorders>
+            <w:shd w:fill="FFFFFF" w:val="clear"/>
+            <w:tcMar>
+              <w:top w:type="dxa" w:w="100"/>
+              <w:left w:type="dxa" w:w="140"/>
+              <w:bottom w:type="dxa" w:w="100"/>
+              <w:right w:type="dxa" w:w="140"/>
+            </w:tcMar>
+            <w:vAlign w:val="top"/>
+          </w:tcPr>
+          <w:p>
+            <w:pPr>
+              <w:spacing w:after="40" w:before="0" w:line="280"/>
+              <w:jc w:val="left"/>
+            </w:pPr>
+            <w:r>
+              <w:rPr>
+                <w:rFonts w:ascii="Open Sans" w:cs="Open Sans" w:eastAsia="Open Sans" w:hAnsi="Open Sans"/>
+                <w:b w:val="false"/>
+                <w:bCs w:val="false"/>
+                <w:color w:val="59595B"/>
+                <w:sz w:val="20"/>
+                <w:szCs w:val="20"/>
+              </w:rPr>
+              <w:t xml:space="preserve">1. Foundational</w:t>
+            </w:r>
+          </w:p>
+        </w:tc>
+        <w:tc>
+          <w:tcPr>
+            <w:tcW w:type="dxa" w:w="5348"/>
+            <w:tcBorders>
+              <w:top w:val="single" w:color="E9ECEF" w:sz="4"/>
+              <w:left w:val="single" w:color="E9ECEF" w:sz="4"/>
+              <w:bottom w:val="single" w:color="E9ECEF" w:sz="4"/>
+              <w:right w:val="single" w:color="E9ECEF" w:sz="4"/>
+            </w:tcBorders>
+            <w:shd w:fill="FFFFFF" w:val="clear"/>
+            <w:tcMar>
+              <w:top w:type="dxa" w:w="100"/>
+              <w:left w:type="dxa" w:w="140"/>
+              <w:bottom w:type="dxa" w:w="100"/>
+              <w:right w:type="dxa" w:w="140"/>
+            </w:tcMar>
+            <w:vAlign w:val="top"/>
+          </w:tcPr>
+          <w:p>
+            <w:pPr>
+              <w:spacing w:after="40" w:before="0" w:line="280"/>
+              <w:jc w:val="left"/>
+            </w:pPr>
+            <w:r>
+              <w:rPr>
+                <w:rFonts w:ascii="Open Sans" w:cs="Open Sans" w:eastAsia="Open Sans" w:hAnsi="Open Sans"/>
+                <w:b w:val="false"/>
+                <w:bCs w:val="false"/>
+                <w:color w:val="59595B"/>
+                <w:sz w:val="20"/>
+                <w:szCs w:val="20"/>
+              </w:rPr>
+              <w:t xml:space="preserve">Little or no AI; manual, people-dependent business development and proposal work</w:t>
+            </w:r>
+          </w:p>
+        </w:tc>
+        <w:tc>
+          <w:tcPr>
+            <w:tcW w:type="dxa" w:w="1873"/>
+            <w:tcBorders>
+              <w:top w:val="single" w:color="E9ECEF" w:sz="4"/>
+              <w:left w:val="single" w:color="E9ECEF" w:sz="4"/>
+              <w:bottom w:val="single" w:color="E9ECEF" w:sz="4"/>
+              <w:right w:val="single" w:color="E9ECEF" w:sz="4"/>
+            </w:tcBorders>
+            <w:shd w:fill="FFFFFF" w:val="clear"/>
+            <w:tcMar>
+              <w:top w:type="dxa" w:w="100"/>
+              <w:left w:type="dxa" w:w="140"/>
+              <w:bottom w:type="dxa" w:w="100"/>
+              <w:right w:type="dxa" w:w="140"/>
+            </w:tcMar>
+            <w:vAlign w:val="top"/>
+          </w:tcPr>
+          <w:p>
+            <w:pPr>
+              <w:spacing w:after="40" w:before="0" w:line="280"/>
+              <w:jc w:val="center"/>
+            </w:pPr>
+            <w:r>
+              <w:rPr>
+                <w:rFonts w:ascii="Open Sans" w:cs="Open Sans" w:eastAsia="Open Sans" w:hAnsi="Open Sans"/>
+                <w:b w:val="false"/>
+                <w:bCs w:val="false"/>
+                <w:color w:val="59595B"/>
+                <w:sz w:val="20"/>
+                <w:szCs w:val="20"/>
+              </w:rPr>
+              <w:t xml:space="preserve"/>
+            </w:r>
+          </w:p>
+        </w:tc>
+      </w:tr>
+      <w:tr>
+        <w:trPr>
+          <w:cantSplit/>
+        </w:trPr>
+        <w:tc>
+          <w:tcPr>
+            <w:tcW w:type="dxa" w:w="2139"/>
+            <w:tcBorders>
+              <w:top w:val="single" w:color="E9ECEF" w:sz="4"/>
+              <w:left w:val="single" w:color="E9ECEF" w:sz="4"/>
+              <w:bottom w:val="single" w:color="E9ECEF" w:sz="4"/>
+              <w:right w:val="single" w:color="E9ECEF" w:sz="4"/>
+            </w:tcBorders>
+            <w:shd w:fill="F8F9FA" w:val="clear"/>
+            <w:tcMar>
+              <w:top w:type="dxa" w:w="100"/>
+              <w:left w:type="dxa" w:w="140"/>
+              <w:bottom w:type="dxa" w:w="100"/>
+              <w:right w:type="dxa" w:w="140"/>
+            </w:tcMar>
+            <w:vAlign w:val="top"/>
+          </w:tcPr>
+          <w:p>
+            <w:pPr>
+              <w:spacing w:after="40" w:before="0" w:line="280"/>
+              <w:jc w:val="left"/>
+            </w:pPr>
+            <w:r>
+              <w:rPr>
+                <w:rFonts w:ascii="Open Sans" w:cs="Open Sans" w:eastAsia="Open Sans" w:hAnsi="Open Sans"/>
+                <w:b/>
+                <w:bCs/>
+                <w:color w:val="1A1A2E"/>
+                <w:sz w:val="20"/>
+                <w:szCs w:val="20"/>
+              </w:rPr>
+              <w:t xml:space="preserve">2. Emerging</w:t>
+            </w:r>
+          </w:p>
+        </w:tc>
+        <w:tc>
+          <w:tcPr>
+            <w:tcW w:type="dxa" w:w="5348"/>
+            <w:tcBorders>
+              <w:top w:val="single" w:color="E9ECEF" w:sz="4"/>
+              <w:left w:val="single" w:color="E9ECEF" w:sz="4"/>
+              <w:bottom w:val="single" w:color="E9ECEF" w:sz="4"/>
+              <w:right w:val="single" w:color="E9ECEF" w:sz="4"/>
+            </w:tcBorders>
+            <w:shd w:fill="F8F9FA" w:val="clear"/>
+            <w:tcMar>
+              <w:top w:type="dxa" w:w="100"/>
+              <w:left w:type="dxa" w:w="140"/>
+              <w:bottom w:type="dxa" w:w="100"/>
+              <w:right w:type="dxa" w:w="140"/>
+            </w:tcMar>
+            <w:vAlign w:val="top"/>
+          </w:tcPr>
+          <w:p>
+            <w:pPr>
+              <w:spacing w:after="40" w:before="0" w:line="280"/>
+              <w:jc w:val="left"/>
+            </w:pPr>
+            <w:r>
+              <w:rPr>
+                <w:rFonts w:ascii="Open Sans" w:cs="Open Sans" w:eastAsia="Open Sans" w:hAnsi="Open Sans"/>
+                <w:b/>
+                <w:bCs/>
+                <w:color w:val="59595B"/>
+                <w:sz w:val="20"/>
+                <w:szCs w:val="20"/>
+              </w:rPr>
+              <w:t xml:space="preserve">Some modern tooling and a clear appetite to adopt AI, but AI is not yet woven into growth or internal delivery</w:t>
+            </w:r>
+          </w:p>
+        </w:tc>
+        <w:tc>
+          <w:tcPr>
+            <w:tcW w:type="dxa" w:w="1873"/>
+            <w:tcBorders>
+              <w:top w:val="single" w:color="E9ECEF" w:sz="4"/>
+              <w:left w:val="single" w:color="E9ECEF" w:sz="4"/>
+              <w:bottom w:val="single" w:color="E9ECEF" w:sz="4"/>
+              <w:right w:val="single" w:color="E9ECEF" w:sz="4"/>
+            </w:tcBorders>
+            <w:shd w:fill="F8F9FA" w:val="clear"/>
+            <w:tcMar>
+              <w:top w:type="dxa" w:w="100"/>
+              <w:left w:type="dxa" w:w="140"/>
+              <w:bottom w:type="dxa" w:w="100"/>
+              <w:right w:type="dxa" w:w="140"/>
+            </w:tcMar>
+            <w:vAlign w:val="top"/>
+          </w:tcPr>
+          <w:p>
+            <w:pPr>
+              <w:spacing w:after="40" w:before="0" w:line="280"/>
+              <w:jc w:val="center"/>
+            </w:pPr>
+            <w:r>
+              <w:rPr>
+                <w:rFonts w:ascii="Open Sans" w:cs="Open Sans" w:eastAsia="Open Sans" w:hAnsi="Open Sans"/>
+                <w:b/>
+                <w:bCs/>
+                <w:color w:val="F67D4B"/>
+                <w:sz w:val="20"/>
+                <w:szCs w:val="20"/>
+              </w:rPr>
+              <w:t xml:space="preserve">◀ You are here</w:t>
+            </w:r>
+          </w:p>
+        </w:tc>
+      </w:tr>
+      <w:tr>
+        <w:trPr>
+          <w:cantSplit/>
+        </w:trPr>
+        <w:tc>
+          <w:tcPr>
+            <w:tcW w:type="dxa" w:w="2139"/>
+            <w:tcBorders>
+              <w:top w:val="single" w:color="E9ECEF" w:sz="4"/>
+              <w:left w:val="single" w:color="E9ECEF" w:sz="4"/>
+              <w:bottom w:val="single" w:color="E9ECEF" w:sz="4"/>
+              <w:right w:val="single" w:color="E9ECEF" w:sz="4"/>
+            </w:tcBorders>
+            <w:shd w:fill="FFFFFF" w:val="clear"/>
+            <w:tcMar>
+              <w:top w:type="dxa" w:w="100"/>
+              <w:left w:type="dxa" w:w="140"/>
+              <w:bottom w:type="dxa" w:w="100"/>
+              <w:right w:type="dxa" w:w="140"/>
+            </w:tcMar>
+            <w:vAlign w:val="top"/>
+          </w:tcPr>
+          <w:p>
+            <w:pPr>
+              <w:spacing w:after="40" w:before="0" w:line="280"/>
+              <w:jc w:val="left"/>
+            </w:pPr>
+            <w:r>
+              <w:rPr>
+                <w:rFonts w:ascii="Open Sans" w:cs="Open Sans" w:eastAsia="Open Sans" w:hAnsi="Open Sans"/>
+                <w:b w:val="false"/>
+                <w:bCs w:val="false"/>
+                <w:color w:val="59595B"/>
+                <w:sz w:val="20"/>
+                <w:szCs w:val="20"/>
+              </w:rPr>
+              <w:t xml:space="preserve">3. Operational</w:t>
+            </w:r>
+          </w:p>
+        </w:tc>
+        <w:tc>
+          <w:tcPr>
+            <w:tcW w:type="dxa" w:w="5348"/>
+            <w:tcBorders>
+              <w:top w:val="single" w:color="E9ECEF" w:sz="4"/>
+              <w:left w:val="single" w:color="E9ECEF" w:sz="4"/>
+              <w:bottom w:val="single" w:color="E9ECEF" w:sz="4"/>
+              <w:right w:val="single" w:color="E9ECEF" w:sz="4"/>
+            </w:tcBorders>
+            <w:shd w:fill="FFFFFF" w:val="clear"/>
+            <w:tcMar>
+              <w:top w:type="dxa" w:w="100"/>
+              <w:left w:type="dxa" w:w="140"/>
+              <w:bottom w:type="dxa" w:w="100"/>
+              <w:right w:type="dxa" w:w="140"/>
+            </w:tcMar>
+            <w:vAlign w:val="top"/>
+          </w:tcPr>
+          <w:p>
+            <w:pPr>
+              <w:spacing w:after="40" w:before="0" w:line="280"/>
+              <w:jc w:val="left"/>
+            </w:pPr>
+            <w:r>
+              <w:rPr>
+                <w:rFonts w:ascii="Open Sans" w:cs="Open Sans" w:eastAsia="Open Sans" w:hAnsi="Open Sans"/>
+                <w:b w:val="false"/>
+                <w:bCs w:val="false"/>
+                <w:color w:val="59595B"/>
+                <w:sz w:val="20"/>
+                <w:szCs w:val="20"/>
+              </w:rPr>
+              <w:t xml:space="preserve">AI runs specific workflows day-to-day — RFP detection, content, peer review — with measured results</w:t>
+            </w:r>
+          </w:p>
+        </w:tc>
+        <w:tc>
+          <w:tcPr>
+            <w:tcW w:type="dxa" w:w="1873"/>
+            <w:tcBorders>
+              <w:top w:val="single" w:color="E9ECEF" w:sz="4"/>
+              <w:left w:val="single" w:color="E9ECEF" w:sz="4"/>
+              <w:bottom w:val="single" w:color="E9ECEF" w:sz="4"/>
+              <w:right w:val="single" w:color="E9ECEF" w:sz="4"/>
+            </w:tcBorders>
+            <w:shd w:fill="FFFFFF" w:val="clear"/>
+            <w:tcMar>
+              <w:top w:type="dxa" w:w="100"/>
+              <w:left w:type="dxa" w:w="140"/>
+              <w:bottom w:type="dxa" w:w="100"/>
+              <w:right w:type="dxa" w:w="140"/>
+            </w:tcMar>
+            <w:vAlign w:val="top"/>
+          </w:tcPr>
+          <w:p>
+            <w:pPr>
+              <w:spacing w:after="40" w:before="0" w:line="280"/>
+              <w:jc w:val="center"/>
+            </w:pPr>
+            <w:r>
+              <w:rPr>
+                <w:rFonts w:ascii="Open Sans" w:cs="Open Sans" w:eastAsia="Open Sans" w:hAnsi="Open Sans"/>
+                <w:b w:val="false"/>
+                <w:bCs w:val="false"/>
+                <w:color w:val="59595B"/>
+                <w:sz w:val="20"/>
+                <w:szCs w:val="20"/>
+              </w:rPr>
+              <w:t xml:space="preserve"/>
+            </w:r>
+          </w:p>
+        </w:tc>
+      </w:tr>
+      <w:tr>
+        <w:trPr>
+          <w:cantSplit/>
+        </w:trPr>
+        <w:tc>
+          <w:tcPr>
+            <w:tcW w:type="dxa" w:w="2139"/>
+            <w:tcBorders>
+              <w:top w:val="single" w:color="E9ECEF" w:sz="4"/>
+              <w:left w:val="single" w:color="E9ECEF" w:sz="4"/>
+              <w:bottom w:val="single" w:color="E9ECEF" w:sz="4"/>
+              <w:right w:val="single" w:color="E9ECEF" w:sz="4"/>
+            </w:tcBorders>
+            <w:shd w:fill="F8F9FA" w:val="clear"/>
+            <w:tcMar>
+              <w:top w:type="dxa" w:w="100"/>
+              <w:left w:type="dxa" w:w="140"/>
+              <w:bottom w:type="dxa" w:w="100"/>
+              <w:right w:type="dxa" w:w="140"/>
+            </w:tcMar>
+            <w:vAlign w:val="top"/>
+          </w:tcPr>
+          <w:p>
+            <w:pPr>
+              <w:spacing w:after="40" w:before="0" w:line="280"/>
+              <w:jc w:val="left"/>
+            </w:pPr>
+            <w:r>
+              <w:rPr>
+                <w:rFonts w:ascii="Open Sans" w:cs="Open Sans" w:eastAsia="Open Sans" w:hAnsi="Open Sans"/>
+                <w:b w:val="false"/>
+                <w:bCs w:val="false"/>
+                <w:color w:val="59595B"/>
+                <w:sz w:val="20"/>
+                <w:szCs w:val="20"/>
+              </w:rPr>
+              <w:t xml:space="preserve">4. Scaled</w:t>
+            </w:r>
+          </w:p>
+        </w:tc>
+        <w:tc>
+          <w:tcPr>
+            <w:tcW w:type="dxa" w:w="5348"/>
+            <w:tcBorders>
+              <w:top w:val="single" w:color="E9ECEF" w:sz="4"/>
+              <w:left w:val="single" w:color="E9ECEF" w:sz="4"/>
+              <w:bottom w:val="single" w:color="E9ECEF" w:sz="4"/>
+              <w:right w:val="single" w:color="E9ECEF" w:sz="4"/>
+            </w:tcBorders>
+            <w:shd w:fill="F8F9FA" w:val="clear"/>
+            <w:tcMar>
+              <w:top w:type="dxa" w:w="100"/>
+              <w:left w:type="dxa" w:w="140"/>
+              <w:bottom w:type="dxa" w:w="100"/>
+              <w:right w:type="dxa" w:w="140"/>
+            </w:tcMar>
+            <w:vAlign w:val="top"/>
+          </w:tcPr>
+          <w:p>
+            <w:pPr>
+              <w:spacing w:after="40" w:before="0" w:line="280"/>
+              <w:jc w:val="left"/>
+            </w:pPr>
+            <w:r>
+              <w:rPr>
+                <w:rFonts w:ascii="Open Sans" w:cs="Open Sans" w:eastAsia="Open Sans" w:hAnsi="Open Sans"/>
+                <w:b w:val="false"/>
+                <w:bCs w:val="false"/>
+                <w:color w:val="59595B"/>
+                <w:sz w:val="20"/>
+                <w:szCs w:val="20"/>
+              </w:rPr>
+              <w:t xml:space="preserve">AI is embedded across growth and delivery with governance and dashboards</w:t>
+            </w:r>
+          </w:p>
+        </w:tc>
+        <w:tc>
+          <w:tcPr>
+            <w:tcW w:type="dxa" w:w="1873"/>
+            <w:tcBorders>
+              <w:top w:val="single" w:color="E9ECEF" w:sz="4"/>
+              <w:left w:val="single" w:color="E9ECEF" w:sz="4"/>
+              <w:bottom w:val="single" w:color="E9ECEF" w:sz="4"/>
+              <w:right w:val="single" w:color="E9ECEF" w:sz="4"/>
+            </w:tcBorders>
+            <w:shd w:fill="F8F9FA" w:val="clear"/>
+            <w:tcMar>
+              <w:top w:type="dxa" w:w="100"/>
+              <w:left w:type="dxa" w:w="140"/>
+              <w:bottom w:type="dxa" w:w="100"/>
+              <w:right w:type="dxa" w:w="140"/>
+            </w:tcMar>
+            <w:vAlign w:val="top"/>
+          </w:tcPr>
+          <w:p>
+            <w:pPr>
+              <w:spacing w:after="40" w:before="0" w:line="280"/>
+              <w:jc w:val="center"/>
+            </w:pPr>
+            <w:r>
+              <w:rPr>
+                <w:rFonts w:ascii="Open Sans" w:cs="Open Sans" w:eastAsia="Open Sans" w:hAnsi="Open Sans"/>
+                <w:b w:val="false"/>
+                <w:bCs w:val="false"/>
+                <w:color w:val="59595B"/>
+                <w:sz w:val="20"/>
+                <w:szCs w:val="20"/>
+              </w:rPr>
+              <w:t xml:space="preserve"/>
+            </w:r>
+          </w:p>
+        </w:tc>
+      </w:tr>
+      <w:tr>
+        <w:trPr>
+          <w:cantSplit/>
+        </w:trPr>
+        <w:tc>
+          <w:tcPr>
+            <w:tcW w:type="dxa" w:w="2139"/>
+            <w:tcBorders>
+              <w:top w:val="single" w:color="E9ECEF" w:sz="4"/>
+              <w:left w:val="single" w:color="E9ECEF" w:sz="4"/>
+              <w:bottom w:val="single" w:color="E9ECEF" w:sz="4"/>
+              <w:right w:val="single" w:color="E9ECEF" w:sz="4"/>
+            </w:tcBorders>
+            <w:shd w:fill="FFFFFF" w:val="clear"/>
+            <w:tcMar>
+              <w:top w:type="dxa" w:w="100"/>
+              <w:left w:type="dxa" w:w="140"/>
+              <w:bottom w:type="dxa" w:w="100"/>
+              <w:right w:type="dxa" w:w="140"/>
+            </w:tcMar>
+            <w:vAlign w:val="top"/>
+          </w:tcPr>
+          <w:p>
+            <w:pPr>
+              <w:spacing w:after="40" w:before="0" w:line="280"/>
+              <w:jc w:val="left"/>
+            </w:pPr>
+            <w:r>
+              <w:rPr>
+                <w:rFonts w:ascii="Open Sans" w:cs="Open Sans" w:eastAsia="Open Sans" w:hAnsi="Open Sans"/>
+                <w:b w:val="false"/>
+                <w:bCs w:val="false"/>
+                <w:color w:val="59595B"/>
+                <w:sz w:val="20"/>
+                <w:szCs w:val="20"/>
+              </w:rPr>
+              <w:t xml:space="preserve">5. Transformational</w:t>
+            </w:r>
+          </w:p>
+        </w:tc>
+        <w:tc>
+          <w:tcPr>
+            <w:tcW w:type="dxa" w:w="5348"/>
+            <w:tcBorders>
+              <w:top w:val="single" w:color="E9ECEF" w:sz="4"/>
+              <w:left w:val="single" w:color="E9ECEF" w:sz="4"/>
+              <w:bottom w:val="single" w:color="E9ECEF" w:sz="4"/>
+              <w:right w:val="single" w:color="E9ECEF" w:sz="4"/>
+            </w:tcBorders>
+            <w:shd w:fill="FFFFFF" w:val="clear"/>
+            <w:tcMar>
+              <w:top w:type="dxa" w:w="100"/>
+              <w:left w:type="dxa" w:w="140"/>
+              <w:bottom w:type="dxa" w:w="100"/>
+              <w:right w:type="dxa" w:w="140"/>
+            </w:tcMar>
+            <w:vAlign w:val="top"/>
+          </w:tcPr>
+          <w:p>
+            <w:pPr>
+              <w:spacing w:after="40" w:before="0" w:line="280"/>
+              <w:jc w:val="left"/>
+            </w:pPr>
+            <w:r>
+              <w:rPr>
+                <w:rFonts w:ascii="Open Sans" w:cs="Open Sans" w:eastAsia="Open Sans" w:hAnsi="Open Sans"/>
+                <w:b w:val="false"/>
+                <w:bCs w:val="false"/>
+                <w:color w:val="59595B"/>
+                <w:sz w:val="20"/>
+                <w:szCs w:val="20"/>
+              </w:rPr>
+              <w:t xml:space="preserve">AI is the default way the firm competes and wins work</w:t>
+            </w:r>
+          </w:p>
+        </w:tc>
+        <w:tc>
+          <w:tcPr>
+            <w:tcW w:type="dxa" w:w="1873"/>
+            <w:tcBorders>
+              <w:top w:val="single" w:color="E9ECEF" w:sz="4"/>
+              <w:left w:val="single" w:color="E9ECEF" w:sz="4"/>
+              <w:bottom w:val="single" w:color="E9ECEF" w:sz="4"/>
+              <w:right w:val="single" w:color="E9ECEF" w:sz="4"/>
+            </w:tcBorders>
+            <w:shd w:fill="FFFFFF" w:val="clear"/>
+            <w:tcMar>
+              <w:top w:type="dxa" w:w="100"/>
+              <w:left w:type="dxa" w:w="140"/>
+              <w:bottom w:type="dxa" w:w="100"/>
+              <w:right w:type="dxa" w:w="140"/>
+            </w:tcMar>
+            <w:vAlign w:val="top"/>
+          </w:tcPr>
+          <w:p>
+            <w:pPr>
+              <w:spacing w:after="40" w:before="0" w:line="280"/>
+              <w:jc w:val="center"/>
+            </w:pPr>
+            <w:r>
+              <w:rPr>
+                <w:rFonts w:ascii="Open Sans" w:cs="Open Sans" w:eastAsia="Open Sans" w:hAnsi="Open Sans"/>
+                <w:b w:val="false"/>
+                <w:bCs w:val="false"/>
+                <w:color w:val="59595B"/>
+                <w:sz w:val="20"/>
+                <w:szCs w:val="20"/>
+              </w:rPr>
+              <w:t xml:space="preserve"/>
+            </w:r>
+          </w:p>
+        </w:tc>
+      </w:tr>
+    </w:tbl>
+    <w:p>
+      <w:pPr>
+        <w:spacing w:after="140" w:before="80" w:line="320"/>
+        <w:jc w:val="both"/>
+      </w:pPr>
+      <w:r>
+        <w:rPr>
+          <w:rFonts w:ascii="Open Sans" w:cs="Open Sans" w:eastAsia="Open Sans" w:hAnsi="Open Sans"/>
+          <w:b w:val="false"/>
+          <w:bCs w:val="false"/>
+          <w:i w:val="false"/>
+          <w:iCs w:val="false"/>
+          <w:color w:val="59595B"/>
+          <w:sz w:val="22"/>
+          <w:szCs w:val="22"/>
+        </w:rPr>
+        <w:t xml:space="preserve">RKE is well-positioned to move quickly: a deep deliverable archive and disciplined engineering practice are exactly the inputs AI needs. This report is the plan to reach Operational — AI working in the growth engine and inside the firm — within twelve months.</w:t>
+      </w:r>
+    </w:p>
+    <w:p>
+      <w:pPr>
+        <w:keepNext/>
+        <w:spacing w:after="0" w:before="140"/>
+      </w:pPr>
+      <w:r>
+        <w:t xml:space="preserve"/>
+      </w:r>
+    </w:p>
+    <w:p>
+      <w:pPr>
+        <w:pStyle w:val="Heading2"/>
+        <w:keepNext/>
+        <w:keepLines/>
+        <w:spacing w:after="140" w:before="300"/>
+      </w:pPr>
+      <w:r>
+        <w:rPr>
+          <w:rFonts w:ascii="Open Sans" w:cs="Open Sans" w:eastAsia="Open Sans" w:hAnsi="Open Sans"/>
+          <w:b/>
+          <w:bCs/>
+          <w:color w:val="006DB6"/>
+          <w:sz w:val="28"/>
+          <w:szCs w:val="28"/>
+        </w:rPr>
+        <w:t xml:space="preserve">9.3  Adopting AI Responsibly — Three Risks Every Leader Manages</w:t>
+      </w:r>
+    </w:p>
+    <w:p>
+      <w:pPr>
+        <w:spacing w:after="140" w:before="0" w:line="320"/>
+        <w:jc w:val="both"/>
+      </w:pPr>
+      <w:r>
+        <w:rPr>
+          <w:rFonts w:ascii="Open Sans" w:cs="Open Sans" w:eastAsia="Open Sans" w:hAnsi="Open Sans"/>
+          <w:b w:val="false"/>
+          <w:bCs w:val="false"/>
+          <w:i w:val="false"/>
+          <w:iCs w:val="false"/>
+          <w:color w:val="59595B"/>
+          <w:sz w:val="22"/>
+          <w:szCs w:val="22"/>
+        </w:rPr>
+        <w:t xml:space="preserve">The U.S. government's NIST AI Risk Management Framework gives leaders a simple mental model — Govern, Map, Measure, Manage. For a firm whose deliverables must survive cross-examination in Superior Court, three risks matter most, and each has a concrete control:</w:t>
+      </w:r>
+    </w:p>
+    <w:p>
+      <w:pPr>
+        <w:keepNext/>
+        <w:spacing w:after="0" w:before="80"/>
+      </w:pPr>
+      <w:r>
+        <w:t xml:space="preserve"/>
+      </w:r>
+    </w:p>
+    <w:tbl>
+      <w:tblPr>
+        <w:tblW w:type="dxa" w:w="9360"/>
+        <w:tblBorders>
+          <w:top w:val="single" w:color="auto" w:sz="4"/>
+          <w:left w:val="single" w:color="auto" w:sz="4"/>
+          <w:bottom w:val="single" w:color="auto" w:sz="4"/>
+          <w:right w:val="single" w:color="auto" w:sz="4"/>
+          <w:insideH w:val="single" w:color="auto" w:sz="4"/>
+          <w:insideV w:val="single" w:color="auto" w:sz="4"/>
+        </w:tblBorders>
+      </w:tblPr>
+      <w:tblGrid>
+        <w:gridCol w:w="1959"/>
+        <w:gridCol w:w="3700"/>
+        <w:gridCol w:w="3701"/>
+      </w:tblGrid>
+      <w:tr>
+        <w:trPr>
+          <w:tblHeader/>
+        </w:trPr>
+        <w:tc>
+          <w:tcPr>
+            <w:tcW w:type="dxa" w:w="1959"/>
+            <w:tcBorders>
+              <w:top w:val="single" w:color="E9ECEF" w:sz="4"/>
+              <w:left w:val="single" w:color="E9ECEF" w:sz="4"/>
+              <w:bottom w:val="single" w:color="E9ECEF" w:sz="4"/>
+              <w:right w:val="single" w:color="E9ECEF" w:sz="4"/>
+            </w:tcBorders>
+            <w:shd w:fill="1A1A2E" w:val="clear"/>
+            <w:tcMar>
+              <w:top w:type="dxa" w:w="120"/>
+              <w:left w:type="dxa" w:w="140"/>
+              <w:bottom w:type="dxa" w:w="120"/>
+              <w:right w:type="dxa" w:w="140"/>
+            </w:tcMar>
+            <w:vAlign w:val="center"/>
+          </w:tcPr>
+          <w:p>
+            <w:pPr>
+              <w:jc w:val="left"/>
+            </w:pPr>
+            <w:r>
+              <w:rPr>
+                <w:rFonts w:ascii="Open Sans" w:cs="Open Sans" w:eastAsia="Open Sans" w:hAnsi="Open Sans"/>
+                <w:b/>
+                <w:bCs/>
+                <w:color w:val="FFFFFF"/>
+                <w:sz w:val="20"/>
+                <w:szCs w:val="20"/>
+              </w:rPr>
+              <w:t xml:space="preserve">Risk</w:t>
+            </w:r>
+          </w:p>
+        </w:tc>
+        <w:tc>
+          <w:tcPr>
+            <w:tcW w:type="dxa" w:w="3700"/>
+            <w:tcBorders>
+              <w:top w:val="single" w:color="E9ECEF" w:sz="4"/>
+              <w:left w:val="single" w:color="E9ECEF" w:sz="4"/>
+              <w:bottom w:val="single" w:color="E9ECEF" w:sz="4"/>
+              <w:right w:val="single" w:color="E9ECEF" w:sz="4"/>
+            </w:tcBorders>
+            <w:shd w:fill="1A1A2E" w:val="clear"/>
+            <w:tcMar>
+              <w:top w:type="dxa" w:w="120"/>
+              <w:left w:type="dxa" w:w="140"/>
+              <w:bottom w:type="dxa" w:w="120"/>
+              <w:right w:type="dxa" w:w="140"/>
+            </w:tcMar>
+            <w:vAlign w:val="center"/>
+          </w:tcPr>
+          <w:p>
+            <w:pPr>
+              <w:jc w:val="left"/>
+            </w:pPr>
+            <w:r>
+              <w:rPr>
+                <w:rFonts w:ascii="Open Sans" w:cs="Open Sans" w:eastAsia="Open Sans" w:hAnsi="Open Sans"/>
+                <w:b/>
+                <w:bCs/>
+                <w:color w:val="FFFFFF"/>
+                <w:sz w:val="20"/>
+                <w:szCs w:val="20"/>
+              </w:rPr>
+              <w:t xml:space="preserve">What It Means</w:t>
+            </w:r>
+          </w:p>
+        </w:tc>
+        <w:tc>
+          <w:tcPr>
+            <w:tcW w:type="dxa" w:w="3701"/>
+            <w:tcBorders>
+              <w:top w:val="single" w:color="E9ECEF" w:sz="4"/>
+              <w:left w:val="single" w:color="E9ECEF" w:sz="4"/>
+              <w:bottom w:val="single" w:color="E9ECEF" w:sz="4"/>
+              <w:right w:val="single" w:color="E9ECEF" w:sz="4"/>
+            </w:tcBorders>
+            <w:shd w:fill="1A1A2E" w:val="clear"/>
+            <w:tcMar>
+              <w:top w:type="dxa" w:w="120"/>
+              <w:left w:type="dxa" w:w="140"/>
+              <w:bottom w:type="dxa" w:w="120"/>
+              <w:right w:type="dxa" w:w="140"/>
+            </w:tcMar>
+            <w:vAlign w:val="center"/>
+          </w:tcPr>
+          <w:p>
+            <w:pPr>
+              <w:jc w:val="left"/>
+            </w:pPr>
+            <w:r>
+              <w:rPr>
+                <w:rFonts w:ascii="Open Sans" w:cs="Open Sans" w:eastAsia="Open Sans" w:hAnsi="Open Sans"/>
+                <w:b/>
+                <w:bCs/>
+                <w:color w:val="FFFFFF"/>
+                <w:sz w:val="20"/>
+                <w:szCs w:val="20"/>
+              </w:rPr>
+              <w:t xml:space="preserve">How Technijian Controls It</w:t>
+            </w:r>
+          </w:p>
+        </w:tc>
+      </w:tr>
+      <w:tr>
+        <w:trPr>
+          <w:cantSplit/>
+        </w:trPr>
+        <w:tc>
+          <w:tcPr>
+            <w:tcW w:type="dxa" w:w="1959"/>
+            <w:tcBorders>
+              <w:top w:val="single" w:color="E9ECEF" w:sz="4"/>
+              <w:left w:val="single" w:color="E9ECEF" w:sz="4"/>
+              <w:bottom w:val="single" w:color="E9ECEF" w:sz="4"/>
+              <w:right w:val="single" w:color="E9ECEF" w:sz="4"/>
+            </w:tcBorders>
+            <w:shd w:fill="FFFFFF" w:val="clear"/>
+            <w:tcMar>
+              <w:top w:type="dxa" w:w="100"/>
+              <w:left w:type="dxa" w:w="140"/>
+              <w:bottom w:type="dxa" w:w="100"/>
+              <w:right w:type="dxa" w:w="140"/>
+            </w:tcMar>
+            <w:vAlign w:val="top"/>
+          </w:tcPr>
+          <w:p>
+            <w:pPr>
+              <w:spacing w:after="40" w:before="0" w:line="280"/>
+              <w:jc w:val="left"/>
+            </w:pPr>
+            <w:r>
+              <w:rPr>
+                <w:rFonts w:ascii="Open Sans" w:cs="Open Sans" w:eastAsia="Open Sans" w:hAnsi="Open Sans"/>
+                <w:b w:val="false"/>
+                <w:bCs w:val="false"/>
+                <w:color w:val="59595B"/>
+                <w:sz w:val="20"/>
+                <w:szCs w:val="20"/>
+              </w:rPr>
+              <w:t xml:space="preserve">Hallucination</w:t>
+            </w:r>
+          </w:p>
+        </w:tc>
+        <w:tc>
+          <w:tcPr>
+            <w:tcW w:type="dxa" w:w="3700"/>
+            <w:tcBorders>
+              <w:top w:val="single" w:color="E9ECEF" w:sz="4"/>
+              <w:left w:val="single" w:color="E9ECEF" w:sz="4"/>
+              <w:bottom w:val="single" w:color="E9ECEF" w:sz="4"/>
+              <w:right w:val="single" w:color="E9ECEF" w:sz="4"/>
+            </w:tcBorders>
+            <w:shd w:fill="FFFFFF" w:val="clear"/>
+            <w:tcMar>
+              <w:top w:type="dxa" w:w="100"/>
+              <w:left w:type="dxa" w:w="140"/>
+              <w:bottom w:type="dxa" w:w="100"/>
+              <w:right w:type="dxa" w:w="140"/>
+            </w:tcMar>
+            <w:vAlign w:val="top"/>
+          </w:tcPr>
+          <w:p>
+            <w:pPr>
+              <w:spacing w:after="40" w:before="0" w:line="280"/>
+              <w:jc w:val="left"/>
+            </w:pPr>
+            <w:r>
+              <w:rPr>
+                <w:rFonts w:ascii="Open Sans" w:cs="Open Sans" w:eastAsia="Open Sans" w:hAnsi="Open Sans"/>
+                <w:b w:val="false"/>
+                <w:bCs w:val="false"/>
+                <w:color w:val="59595B"/>
+                <w:sz w:val="20"/>
+                <w:szCs w:val="20"/>
+              </w:rPr>
+              <w:t xml:space="preserve">AI can state a confident, wrong answer</w:t>
+            </w:r>
+          </w:p>
+        </w:tc>
+        <w:tc>
+          <w:tcPr>
+            <w:tcW w:type="dxa" w:w="3701"/>
+            <w:tcBorders>
+              <w:top w:val="single" w:color="E9ECEF" w:sz="4"/>
+              <w:left w:val="single" w:color="E9ECEF" w:sz="4"/>
+              <w:bottom w:val="single" w:color="E9ECEF" w:sz="4"/>
+              <w:right w:val="single" w:color="E9ECEF" w:sz="4"/>
+            </w:tcBorders>
+            <w:shd w:fill="FFFFFF" w:val="clear"/>
+            <w:tcMar>
+              <w:top w:type="dxa" w:w="100"/>
+              <w:left w:type="dxa" w:w="140"/>
+              <w:bottom w:type="dxa" w:w="100"/>
+              <w:right w:type="dxa" w:w="140"/>
+            </w:tcMar>
+            <w:vAlign w:val="top"/>
+          </w:tcPr>
+          <w:p>
+            <w:pPr>
+              <w:spacing w:after="40" w:before="0" w:line="280"/>
+              <w:jc w:val="left"/>
+            </w:pPr>
+            <w:r>
+              <w:rPr>
+                <w:rFonts w:ascii="Open Sans" w:cs="Open Sans" w:eastAsia="Open Sans" w:hAnsi="Open Sans"/>
+                <w:b w:val="false"/>
+                <w:bCs w:val="false"/>
+                <w:color w:val="59595B"/>
+                <w:sz w:val="20"/>
+                <w:szCs w:val="20"/>
+              </w:rPr>
+              <w:t xml:space="preserve">Human-in-the-loop review on anything client-facing or litigation-bound — AI drafts, a principal approves before it leaves the building</w:t>
+            </w:r>
+          </w:p>
+        </w:tc>
+      </w:tr>
+      <w:tr>
+        <w:trPr>
+          <w:cantSplit/>
+        </w:trPr>
+        <w:tc>
+          <w:tcPr>
+            <w:tcW w:type="dxa" w:w="1959"/>
+            <w:tcBorders>
+              <w:top w:val="single" w:color="E9ECEF" w:sz="4"/>
+              <w:left w:val="single" w:color="E9ECEF" w:sz="4"/>
+              <w:bottom w:val="single" w:color="E9ECEF" w:sz="4"/>
+              <w:right w:val="single" w:color="E9ECEF" w:sz="4"/>
+            </w:tcBorders>
+            <w:shd w:fill="F8F9FA" w:val="clear"/>
+            <w:tcMar>
+              <w:top w:type="dxa" w:w="100"/>
+              <w:left w:type="dxa" w:w="140"/>
+              <w:bottom w:type="dxa" w:w="100"/>
+              <w:right w:type="dxa" w:w="140"/>
+            </w:tcMar>
+            <w:vAlign w:val="top"/>
+          </w:tcPr>
+          <w:p>
+            <w:pPr>
+              <w:spacing w:after="40" w:before="0" w:line="280"/>
+              <w:jc w:val="left"/>
+            </w:pPr>
+            <w:r>
+              <w:rPr>
+                <w:rFonts w:ascii="Open Sans" w:cs="Open Sans" w:eastAsia="Open Sans" w:hAnsi="Open Sans"/>
+                <w:b w:val="false"/>
+                <w:bCs w:val="false"/>
+                <w:color w:val="59595B"/>
+                <w:sz w:val="20"/>
+                <w:szCs w:val="20"/>
+              </w:rPr>
+              <w:t xml:space="preserve">Data leakage</w:t>
+            </w:r>
+          </w:p>
+        </w:tc>
+        <w:tc>
+          <w:tcPr>
+            <w:tcW w:type="dxa" w:w="3700"/>
+            <w:tcBorders>
+              <w:top w:val="single" w:color="E9ECEF" w:sz="4"/>
+              <w:left w:val="single" w:color="E9ECEF" w:sz="4"/>
+              <w:bottom w:val="single" w:color="E9ECEF" w:sz="4"/>
+              <w:right w:val="single" w:color="E9ECEF" w:sz="4"/>
+            </w:tcBorders>
+            <w:shd w:fill="F8F9FA" w:val="clear"/>
+            <w:tcMar>
+              <w:top w:type="dxa" w:w="100"/>
+              <w:left w:type="dxa" w:w="140"/>
+              <w:bottom w:type="dxa" w:w="100"/>
+              <w:right w:type="dxa" w:w="140"/>
+            </w:tcMar>
+            <w:vAlign w:val="top"/>
+          </w:tcPr>
+          <w:p>
+            <w:pPr>
+              <w:spacing w:after="40" w:before="0" w:line="280"/>
+              <w:jc w:val="left"/>
+            </w:pPr>
+            <w:r>
+              <w:rPr>
+                <w:rFonts w:ascii="Open Sans" w:cs="Open Sans" w:eastAsia="Open Sans" w:hAnsi="Open Sans"/>
+                <w:b w:val="false"/>
+                <w:bCs w:val="false"/>
+                <w:color w:val="59595B"/>
+                <w:sz w:val="20"/>
+                <w:szCs w:val="20"/>
+              </w:rPr>
+              <w:t xml:space="preserve">Sensitive data pasted into public tools can escape</w:t>
+            </w:r>
+          </w:p>
+        </w:tc>
+        <w:tc>
+          <w:tcPr>
+            <w:tcW w:type="dxa" w:w="3701"/>
+            <w:tcBorders>
+              <w:top w:val="single" w:color="E9ECEF" w:sz="4"/>
+              <w:left w:val="single" w:color="E9ECEF" w:sz="4"/>
+              <w:bottom w:val="single" w:color="E9ECEF" w:sz="4"/>
+              <w:right w:val="single" w:color="E9ECEF" w:sz="4"/>
+            </w:tcBorders>
+            <w:shd w:fill="F8F9FA" w:val="clear"/>
+            <w:tcMar>
+              <w:top w:type="dxa" w:w="100"/>
+              <w:left w:type="dxa" w:w="140"/>
+              <w:bottom w:type="dxa" w:w="100"/>
+              <w:right w:type="dxa" w:w="140"/>
+            </w:tcMar>
+            <w:vAlign w:val="top"/>
+          </w:tcPr>
+          <w:p>
+            <w:pPr>
+              <w:spacing w:after="40" w:before="0" w:line="280"/>
+              <w:jc w:val="left"/>
+            </w:pPr>
+            <w:r>
+              <w:rPr>
+                <w:rFonts w:ascii="Open Sans" w:cs="Open Sans" w:eastAsia="Open Sans" w:hAnsi="Open Sans"/>
+                <w:b w:val="false"/>
+                <w:bCs w:val="false"/>
+                <w:color w:val="59595B"/>
+                <w:sz w:val="20"/>
+                <w:szCs w:val="20"/>
+              </w:rPr>
+              <w:t xml:space="preserve">Private, governed AI deployments — client project files, expert-witness materials, and prior peer reviews never touch a public model</w:t>
+            </w:r>
+          </w:p>
+        </w:tc>
+      </w:tr>
+      <w:tr>
+        <w:trPr>
+          <w:cantSplit/>
+        </w:trPr>
+        <w:tc>
+          <w:tcPr>
+            <w:tcW w:type="dxa" w:w="1959"/>
+            <w:tcBorders>
+              <w:top w:val="single" w:color="E9ECEF" w:sz="4"/>
+              <w:left w:val="single" w:color="E9ECEF" w:sz="4"/>
+              <w:bottom w:val="single" w:color="E9ECEF" w:sz="4"/>
+              <w:right w:val="single" w:color="E9ECEF" w:sz="4"/>
+            </w:tcBorders>
+            <w:shd w:fill="FFFFFF" w:val="clear"/>
+            <w:tcMar>
+              <w:top w:type="dxa" w:w="100"/>
+              <w:left w:type="dxa" w:w="140"/>
+              <w:bottom w:type="dxa" w:w="100"/>
+              <w:right w:type="dxa" w:w="140"/>
+            </w:tcMar>
+            <w:vAlign w:val="top"/>
+          </w:tcPr>
+          <w:p>
+            <w:pPr>
+              <w:spacing w:after="40" w:before="0" w:line="280"/>
+              <w:jc w:val="left"/>
+            </w:pPr>
+            <w:r>
+              <w:rPr>
+                <w:rFonts w:ascii="Open Sans" w:cs="Open Sans" w:eastAsia="Open Sans" w:hAnsi="Open Sans"/>
+                <w:b w:val="false"/>
+                <w:bCs w:val="false"/>
+                <w:color w:val="59595B"/>
+                <w:sz w:val="20"/>
+                <w:szCs w:val="20"/>
+              </w:rPr>
+              <w:t xml:space="preserve">Compliance &amp; accountability</w:t>
+            </w:r>
+          </w:p>
+        </w:tc>
+        <w:tc>
+          <w:tcPr>
+            <w:tcW w:type="dxa" w:w="3700"/>
+            <w:tcBorders>
+              <w:top w:val="single" w:color="E9ECEF" w:sz="4"/>
+              <w:left w:val="single" w:color="E9ECEF" w:sz="4"/>
+              <w:bottom w:val="single" w:color="E9ECEF" w:sz="4"/>
+              <w:right w:val="single" w:color="E9ECEF" w:sz="4"/>
+            </w:tcBorders>
+            <w:shd w:fill="FFFFFF" w:val="clear"/>
+            <w:tcMar>
+              <w:top w:type="dxa" w:w="100"/>
+              <w:left w:type="dxa" w:w="140"/>
+              <w:bottom w:type="dxa" w:w="100"/>
+              <w:right w:type="dxa" w:w="140"/>
+            </w:tcMar>
+            <w:vAlign w:val="top"/>
+          </w:tcPr>
+          <w:p>
+            <w:pPr>
+              <w:spacing w:after="40" w:before="0" w:line="280"/>
+              <w:jc w:val="left"/>
+            </w:pPr>
+            <w:r>
+              <w:rPr>
+                <w:rFonts w:ascii="Open Sans" w:cs="Open Sans" w:eastAsia="Open Sans" w:hAnsi="Open Sans"/>
+                <w:b w:val="false"/>
+                <w:bCs w:val="false"/>
+                <w:color w:val="59595B"/>
+                <w:sz w:val="20"/>
+                <w:szCs w:val="20"/>
+              </w:rPr>
+              <w:t xml:space="preserve">Untracked AI tools create gaps</w:t>
+            </w:r>
+          </w:p>
+        </w:tc>
+        <w:tc>
+          <w:tcPr>
+            <w:tcW w:type="dxa" w:w="3701"/>
+            <w:tcBorders>
+              <w:top w:val="single" w:color="E9ECEF" w:sz="4"/>
+              <w:left w:val="single" w:color="E9ECEF" w:sz="4"/>
+              <w:bottom w:val="single" w:color="E9ECEF" w:sz="4"/>
+              <w:right w:val="single" w:color="E9ECEF" w:sz="4"/>
+            </w:tcBorders>
+            <w:shd w:fill="FFFFFF" w:val="clear"/>
+            <w:tcMar>
+              <w:top w:type="dxa" w:w="100"/>
+              <w:left w:type="dxa" w:w="140"/>
+              <w:bottom w:type="dxa" w:w="100"/>
+              <w:right w:type="dxa" w:w="140"/>
+            </w:tcMar>
+            <w:vAlign w:val="top"/>
+          </w:tcPr>
+          <w:p>
+            <w:pPr>
+              <w:spacing w:after="40" w:before="0" w:line="280"/>
+              <w:jc w:val="left"/>
+            </w:pPr>
+            <w:r>
+              <w:rPr>
+                <w:rFonts w:ascii="Open Sans" w:cs="Open Sans" w:eastAsia="Open Sans" w:hAnsi="Open Sans"/>
+                <w:b w:val="false"/>
+                <w:bCs w:val="false"/>
+                <w:color w:val="59595B"/>
+                <w:sz w:val="20"/>
+                <w:szCs w:val="20"/>
+              </w:rPr>
+              <w:t xml:space="preserve">Every AI tool inventoried with owner, vendor, and data source — defensible and audit-ready, led by a CISSP-certified team</w:t>
+            </w:r>
+          </w:p>
+        </w:tc>
+      </w:tr>
+    </w:tbl>
+    <w:p>
+      <w:pPr>
+        <w:keepNext/>
+        <w:spacing w:after="0" w:before="140"/>
+      </w:pPr>
+      <w:r>
+        <w:t xml:space="preserve"/>
+      </w:r>
+    </w:p>
+    <w:p>
+      <w:pPr>
+        <w:pStyle w:val="Heading2"/>
+        <w:keepNext/>
+        <w:keepLines/>
+        <w:spacing w:after="140" w:before="300"/>
+      </w:pPr>
+      <w:r>
+        <w:rPr>
+          <w:rFonts w:ascii="Open Sans" w:cs="Open Sans" w:eastAsia="Open Sans" w:hAnsi="Open Sans"/>
+          <w:b/>
+          <w:bCs/>
+          <w:color w:val="006DB6"/>
+          <w:sz w:val="28"/>
+          <w:szCs w:val="28"/>
+        </w:rPr>
+        <w:t xml:space="preserve">9.4  What Comparable Organizations Are Already Doing</w:t>
+      </w:r>
+    </w:p>
+    <w:p>
+      <w:pPr>
+        <w:pStyle w:val="ListParagraph"/>
+        <w:numPr>
+          <w:ilvl w:val="0"/>
+          <w:numId w:val="2"/>
+        </w:numPr>
+        <w:spacing w:after="80" w:before="40" w:line="300"/>
+      </w:pPr>
+      <w:r>
+        <w:rPr>
+          <w:rFonts w:ascii="Open Sans" w:cs="Open Sans" w:eastAsia="Open Sans" w:hAnsi="Open Sans"/>
+          <w:color w:val="59595B"/>
+          <w:sz w:val="22"/>
+          <w:szCs w:val="22"/>
+        </w:rPr>
+        <w:t xml:space="preserve">Professional services: document-heavy regulated firms are turning multi-day proposal and qualification-package assembly into a minutes-long, reviewable draft — responding to more opportunities with the same team.</w:t>
+      </w:r>
+    </w:p>
+    <w:p>
+      <w:pPr>
+        <w:pStyle w:val="ListParagraph"/>
+        <w:numPr>
+          <w:ilvl w:val="0"/>
+          <w:numId w:val="2"/>
+        </w:numPr>
+        <w:spacing w:after="80" w:before="40" w:line="300"/>
+      </w:pPr>
+      <w:r>
+        <w:rPr>
+          <w:rFonts w:ascii="Open Sans" w:cs="Open Sans" w:eastAsia="Open Sans" w:hAnsi="Open Sans"/>
+          <w:color w:val="59595B"/>
+          <w:sz w:val="22"/>
+          <w:szCs w:val="22"/>
+        </w:rPr>
+        <w:t xml:space="preserve">Specialized consultancies: technical experts are using AI search optimization to become the cited answer when buyers ask AI tools a regulatory question — capturing demand competitors never see.</w:t>
+      </w:r>
+    </w:p>
+    <w:p>
+      <w:pPr>
+        <w:pStyle w:val="ListParagraph"/>
+        <w:numPr>
+          <w:ilvl w:val="0"/>
+          <w:numId w:val="2"/>
+        </w:numPr>
+        <w:spacing w:after="80" w:before="40" w:line="300"/>
+      </w:pPr>
+      <w:r>
+        <w:rPr>
+          <w:rFonts w:ascii="Open Sans" w:cs="Open Sans" w:eastAsia="Open Sans" w:hAnsi="Open Sans"/>
+          <w:color w:val="59595B"/>
+          <w:sz w:val="22"/>
+          <w:szCs w:val="22"/>
+        </w:rPr>
+        <w:t xml:space="preserve">Engineering and AEC: boutique firms are indexing decades of past deliverables into a searchable knowledge layer, so a new hire reaches productivity in weeks and senior staff retrieve comparable past work in seconds.</w:t>
+      </w:r>
+    </w:p>
+    <w:p>
+      <w:pPr>
+        <w:spacing w:after="140" w:before="40" w:line="320"/>
+        <w:jc w:val="both"/>
+      </w:pPr>
+      <w:r>
+        <w:rPr>
+          <w:rFonts w:ascii="Open Sans" w:cs="Open Sans" w:eastAsia="Open Sans" w:hAnsi="Open Sans"/>
+          <w:b w:val="false"/>
+          <w:bCs w:val="false"/>
+          <w:i/>
+          <w:iCs/>
+          <w:color w:val="59595B"/>
+          <w:sz w:val="19"/>
+          <w:szCs w:val="19"/>
+        </w:rPr>
+        <w:t xml:space="preserve">These are representative directions of travel across comparable industries, not guarantees; RKE's own numbers would be confirmed in discovery. Technijian's specific, measured results from prior builds appear in Section 8 (Capability Proof) and Section 11.</w:t>
+      </w:r>
+    </w:p>
+    <w:p>
+      <w:pPr>
+        <w:keepNext/>
+        <w:spacing w:after="0" w:before="140"/>
+      </w:pPr>
+      <w:r>
+        <w:t xml:space="preserve"/>
+      </w:r>
+    </w:p>
+    <w:p>
+      <w:pPr>
+        <w:pStyle w:val="Heading2"/>
+        <w:keepNext/>
+        <w:keepLines/>
+        <w:spacing w:after="140" w:before="300"/>
+      </w:pPr>
+      <w:r>
+        <w:rPr>
+          <w:rFonts w:ascii="Open Sans" w:cs="Open Sans" w:eastAsia="Open Sans" w:hAnsi="Open Sans"/>
+          <w:b/>
+          <w:bCs/>
+          <w:color w:val="006DB6"/>
+          <w:sz w:val="28"/>
+          <w:szCs w:val="28"/>
+        </w:rPr>
+        <w:t xml:space="preserve">9.5  A Day in the Life — An RKE Principal</w:t>
+      </w:r>
+    </w:p>
+    <w:tbl>
+      <w:tblPr>
+        <w:tblW w:type="dxa" w:w="9360"/>
+        <w:tblBorders>
+          <w:top w:val="single" w:color="auto" w:sz="4"/>
+          <w:left w:val="single" w:color="auto" w:sz="4"/>
+          <w:bottom w:val="single" w:color="auto" w:sz="4"/>
+          <w:right w:val="single" w:color="auto" w:sz="4"/>
+          <w:insideH w:val="single" w:color="auto" w:sz="4"/>
+          <w:insideV w:val="single" w:color="auto" w:sz="4"/>
+        </w:tblBorders>
+      </w:tblPr>
+      <w:tblGrid>
+        <w:gridCol w:w="80"/>
+        <w:gridCol w:w="9280"/>
+      </w:tblGrid>
+      <w:tr>
+        <w:trPr>
+          <w:cantSplit/>
+        </w:trPr>
+        <w:tc>
+          <w:tcPr>
+            <w:tcW w:type="dxa" w:w="80"/>
+            <w:tcBorders>
+              <w:top w:val="none" w:color="FFFFFF" w:sz="0"/>
+              <w:left w:val="none" w:color="FFFFFF" w:sz="0"/>
+              <w:bottom w:val="none" w:color="FFFFFF" w:sz="0"/>
+              <w:right w:val="none" w:color="FFFFFF" w:sz="0"/>
+            </w:tcBorders>
+            <w:shd w:fill="006DB6" w:val="clear"/>
+          </w:tcPr>
+          <w:p>
+            <w:r>
+              <w:t xml:space="preserve"/>
+            </w:r>
+          </w:p>
+        </w:tc>
+        <w:tc>
+          <w:tcPr>
+            <w:tcW w:type="dxa" w:w="9280"/>
+            <w:tcBorders>
+              <w:top w:val="none" w:color="FFFFFF" w:sz="0"/>
+              <w:left w:val="none" w:color="FFFFFF" w:sz="0"/>
+              <w:bottom w:val="none" w:color="FFFFFF" w:sz="0"/>
+              <w:right w:val="none" w:color="FFFFFF" w:sz="0"/>
+            </w:tcBorders>
+            <w:shd w:fill="F8F9FA" w:val="clear"/>
+            <w:tcMar>
+              <w:top w:type="dxa" w:w="160"/>
+              <w:left w:type="dxa" w:w="240"/>
+              <w:bottom w:type="dxa" w:w="160"/>
+              <w:right w:type="dxa" w:w="200"/>
+            </w:tcMar>
+          </w:tcPr>
+          <w:p>
+            <w:pPr>
+              <w:keepNext/>
+              <w:keepLines/>
+              <w:spacing w:after="80" w:before="80"/>
+            </w:pPr>
+            <w:r>
+              <w:rPr>
+                <w:rFonts w:ascii="Open Sans" w:cs="Open Sans" w:eastAsia="Open Sans" w:hAnsi="Open Sans"/>
+                <w:b/>
+                <w:bCs/>
+                <w:color w:val="006DB6"/>
+                <w:sz w:val="22"/>
+                <w:szCs w:val="22"/>
+              </w:rPr>
+              <w:t xml:space="preserve">Before vs. After AI</w:t>
+            </w:r>
+          </w:p>
+          <w:p>
+            <w:pPr>
+              <w:keepNext/>
+              <w:keepLines/>
+              <w:spacing w:after="60" w:before="40" w:line="300"/>
+            </w:pPr>
+            <w:r>
+              <w:rPr>
+                <w:rFonts w:ascii="Open Sans" w:cs="Open Sans" w:eastAsia="Open Sans" w:hAnsi="Open Sans"/>
+                <w:color w:val="59595B"/>
+                <w:sz w:val="20"/>
+                <w:szCs w:val="20"/>
+              </w:rPr>
+              <w:t xml:space="preserve">TODAY: A principal opens the day to an RFP that was forwarded late, hand-assembles a proposal from old documents scattered across folders, performs a 40-hour peer review of a competitor's traffic study line by line, and tries to remember which past project is the right comparable — all while the billable engineering work waits.</w:t>
+            </w:r>
+          </w:p>
+          <w:p>
+            <w:pPr>
+              <w:keepNext w:val="false"/>
+              <w:keepLines/>
+              <w:spacing w:after="60" w:before="40" w:line="300"/>
+            </w:pPr>
+            <w:r>
+              <w:rPr>
+                <w:rFonts w:ascii="Open Sans" w:cs="Open Sans" w:eastAsia="Open Sans" w:hAnsi="Open Sans"/>
+                <w:color w:val="59595B"/>
+                <w:sz w:val="20"/>
+                <w:szCs w:val="20"/>
+              </w:rPr>
+              <w:t xml:space="preserve">WITH AI: The RFP was flagged the day it posted; a first-draft proposal is already assembled from prior winning bids for the principal to refine; the peer-review assistant has surfaced the likely methodology flaws for the principal to validate in a quarter of the time; and the knowledge graph returns the five most comparable past studies in seconds. The expertise stays with the principal — the overhead does not.</w:t>
+            </w:r>
+          </w:p>
+        </w:tc>
+      </w:tr>
+    </w:tbl>
+    <w:p>
+      <w:pPr>
+        <w:keepNext/>
+        <w:spacing w:after="0" w:before="140"/>
+      </w:pPr>
+      <w:r>
+        <w:t xml:space="preserve"/>
+      </w:r>
+    </w:p>
+    <w:p>
+      <w:pPr>
+        <w:pStyle w:val="Heading2"/>
+        <w:keepNext/>
+        <w:keepLines/>
+        <w:spacing w:after="140" w:before="300"/>
+      </w:pPr>
+      <w:r>
+        <w:rPr>
+          <w:rFonts w:ascii="Open Sans" w:cs="Open Sans" w:eastAsia="Open Sans" w:hAnsi="Open Sans"/>
+          <w:b/>
+          <w:bCs/>
+          <w:color w:val="006DB6"/>
+          <w:sz w:val="28"/>
+          <w:szCs w:val="28"/>
+        </w:rPr>
+        <w:t xml:space="preserve">9.6  Why a Partner — vs. Hiring or Doing It Yourself</w:t>
+      </w:r>
+    </w:p>
+    <w:tbl>
+      <w:tblPr>
+        <w:tblW w:type="dxa" w:w="9360"/>
+        <w:tblBorders>
+          <w:top w:val="single" w:color="auto" w:sz="4"/>
+          <w:left w:val="single" w:color="auto" w:sz="4"/>
+          <w:bottom w:val="single" w:color="auto" w:sz="4"/>
+          <w:right w:val="single" w:color="auto" w:sz="4"/>
+          <w:insideH w:val="single" w:color="auto" w:sz="4"/>
+          <w:insideV w:val="single" w:color="auto" w:sz="4"/>
+        </w:tblBorders>
+      </w:tblPr>
+      <w:tblGrid>
+        <w:gridCol w:w="2269"/>
+        <w:gridCol w:w="7091"/>
+      </w:tblGrid>
+      <w:tr>
+        <w:trPr>
+          <w:tblHeader/>
+        </w:trPr>
+        <w:tc>
+          <w:tcPr>
+            <w:tcW w:type="dxa" w:w="2269"/>
+            <w:tcBorders>
+              <w:top w:val="single" w:color="E9ECEF" w:sz="4"/>
+              <w:left w:val="single" w:color="E9ECEF" w:sz="4"/>
+              <w:bottom w:val="single" w:color="E9ECEF" w:sz="4"/>
+              <w:right w:val="single" w:color="E9ECEF" w:sz="4"/>
+            </w:tcBorders>
+            <w:shd w:fill="006DB6" w:val="clear"/>
+            <w:tcMar>
+              <w:top w:type="dxa" w:w="120"/>
+              <w:left w:type="dxa" w:w="140"/>
+              <w:bottom w:type="dxa" w:w="120"/>
+              <w:right w:type="dxa" w:w="140"/>
+            </w:tcMar>
+            <w:vAlign w:val="center"/>
+          </w:tcPr>
+          <w:p>
+            <w:pPr>
+              <w:jc w:val="left"/>
+            </w:pPr>
+            <w:r>
+              <w:rPr>
+                <w:rFonts w:ascii="Open Sans" w:cs="Open Sans" w:eastAsia="Open Sans" w:hAnsi="Open Sans"/>
+                <w:b/>
+                <w:bCs/>
+                <w:color w:val="FFFFFF"/>
+                <w:sz w:val="20"/>
+                <w:szCs w:val="20"/>
+              </w:rPr>
+              <w:t xml:space="preserve">Path</w:t>
+            </w:r>
+          </w:p>
+        </w:tc>
+        <w:tc>
+          <w:tcPr>
+            <w:tcW w:type="dxa" w:w="7091"/>
+            <w:tcBorders>
+              <w:top w:val="single" w:color="E9ECEF" w:sz="4"/>
+              <w:left w:val="single" w:color="E9ECEF" w:sz="4"/>
+              <w:bottom w:val="single" w:color="E9ECEF" w:sz="4"/>
+              <w:right w:val="single" w:color="E9ECEF" w:sz="4"/>
+            </w:tcBorders>
+            <w:shd w:fill="006DB6" w:val="clear"/>
+            <w:tcMar>
+              <w:top w:type="dxa" w:w="120"/>
+              <w:left w:type="dxa" w:w="140"/>
+              <w:bottom w:type="dxa" w:w="120"/>
+              <w:right w:type="dxa" w:w="140"/>
+            </w:tcMar>
+            <w:vAlign w:val="center"/>
+          </w:tcPr>
+          <w:p>
+            <w:pPr>
+              <w:jc w:val="left"/>
+            </w:pPr>
+            <w:r>
+              <w:rPr>
+                <w:rFonts w:ascii="Open Sans" w:cs="Open Sans" w:eastAsia="Open Sans" w:hAnsi="Open Sans"/>
+                <w:b/>
+                <w:bCs/>
+                <w:color w:val="FFFFFF"/>
+                <w:sz w:val="20"/>
+                <w:szCs w:val="20"/>
+              </w:rPr>
+              <w:t xml:space="preserve">Reality</w:t>
+            </w:r>
+          </w:p>
+        </w:tc>
+      </w:tr>
+      <w:tr>
+        <w:trPr>
+          <w:cantSplit/>
+        </w:trPr>
+        <w:tc>
+          <w:tcPr>
+            <w:tcW w:type="dxa" w:w="2269"/>
+            <w:tcBorders>
+              <w:top w:val="single" w:color="E9ECEF" w:sz="4"/>
+              <w:left w:val="single" w:color="E9ECEF" w:sz="4"/>
+              <w:bottom w:val="single" w:color="E9ECEF" w:sz="4"/>
+              <w:right w:val="single" w:color="E9ECEF" w:sz="4"/>
+            </w:tcBorders>
+            <w:shd w:fill="FFFFFF" w:val="clear"/>
+            <w:tcMar>
+              <w:top w:type="dxa" w:w="100"/>
+              <w:left w:type="dxa" w:w="140"/>
+              <w:bottom w:type="dxa" w:w="100"/>
+              <w:right w:type="dxa" w:w="140"/>
+            </w:tcMar>
+            <w:vAlign w:val="top"/>
+          </w:tcPr>
+          <w:p>
+            <w:pPr>
+              <w:spacing w:after="40" w:before="0" w:line="280"/>
+              <w:jc w:val="left"/>
+            </w:pPr>
+            <w:r>
+              <w:rPr>
+                <w:rFonts w:ascii="Open Sans" w:cs="Open Sans" w:eastAsia="Open Sans" w:hAnsi="Open Sans"/>
+                <w:b w:val="false"/>
+                <w:bCs w:val="false"/>
+                <w:color w:val="59595B"/>
+                <w:sz w:val="20"/>
+                <w:szCs w:val="20"/>
+              </w:rPr>
+              <w:t xml:space="preserve">DIY tools</w:t>
+            </w:r>
+          </w:p>
+        </w:tc>
+        <w:tc>
+          <w:tcPr>
+            <w:tcW w:type="dxa" w:w="7091"/>
+            <w:tcBorders>
+              <w:top w:val="single" w:color="E9ECEF" w:sz="4"/>
+              <w:left w:val="single" w:color="E9ECEF" w:sz="4"/>
+              <w:bottom w:val="single" w:color="E9ECEF" w:sz="4"/>
+              <w:right w:val="single" w:color="E9ECEF" w:sz="4"/>
+            </w:tcBorders>
+            <w:shd w:fill="FFFFFF" w:val="clear"/>
+            <w:tcMar>
+              <w:top w:type="dxa" w:w="100"/>
+              <w:left w:type="dxa" w:w="140"/>
+              <w:bottom w:type="dxa" w:w="100"/>
+              <w:right w:type="dxa" w:w="140"/>
+            </w:tcMar>
+            <w:vAlign w:val="top"/>
+          </w:tcPr>
+          <w:p>
+            <w:pPr>
+              <w:spacing w:after="40" w:before="0" w:line="280"/>
+              <w:jc w:val="left"/>
+            </w:pPr>
+            <w:r>
+              <w:rPr>
+                <w:rFonts w:ascii="Open Sans" w:cs="Open Sans" w:eastAsia="Open Sans" w:hAnsi="Open Sans"/>
+                <w:b w:val="false"/>
+                <w:bCs w:val="false"/>
+                <w:color w:val="59595B"/>
+                <w:sz w:val="20"/>
+                <w:szCs w:val="20"/>
+              </w:rPr>
+              <w:t xml:space="preserve">Inexpensive, but RKE assembles, secures, and governs everything — and owns the three risks above alone</w:t>
+            </w:r>
+          </w:p>
+        </w:tc>
+      </w:tr>
+      <w:tr>
+        <w:trPr>
+          <w:cantSplit/>
+        </w:trPr>
+        <w:tc>
+          <w:tcPr>
+            <w:tcW w:type="dxa" w:w="2269"/>
+            <w:tcBorders>
+              <w:top w:val="single" w:color="E9ECEF" w:sz="4"/>
+              <w:left w:val="single" w:color="E9ECEF" w:sz="4"/>
+              <w:bottom w:val="single" w:color="E9ECEF" w:sz="4"/>
+              <w:right w:val="single" w:color="E9ECEF" w:sz="4"/>
+            </w:tcBorders>
+            <w:shd w:fill="F8F9FA" w:val="clear"/>
+            <w:tcMar>
+              <w:top w:type="dxa" w:w="100"/>
+              <w:left w:type="dxa" w:w="140"/>
+              <w:bottom w:type="dxa" w:w="100"/>
+              <w:right w:type="dxa" w:w="140"/>
+            </w:tcMar>
+            <w:vAlign w:val="top"/>
+          </w:tcPr>
+          <w:p>
+            <w:pPr>
+              <w:spacing w:after="40" w:before="0" w:line="280"/>
+              <w:jc w:val="left"/>
+            </w:pPr>
+            <w:r>
+              <w:rPr>
+                <w:rFonts w:ascii="Open Sans" w:cs="Open Sans" w:eastAsia="Open Sans" w:hAnsi="Open Sans"/>
+                <w:b w:val="false"/>
+                <w:bCs w:val="false"/>
+                <w:color w:val="59595B"/>
+                <w:sz w:val="20"/>
+                <w:szCs w:val="20"/>
+              </w:rPr>
+              <w:t xml:space="preserve">Hire in-house</w:t>
+            </w:r>
+          </w:p>
+        </w:tc>
+        <w:tc>
+          <w:tcPr>
+            <w:tcW w:type="dxa" w:w="7091"/>
+            <w:tcBorders>
+              <w:top w:val="single" w:color="E9ECEF" w:sz="4"/>
+              <w:left w:val="single" w:color="E9ECEF" w:sz="4"/>
+              <w:bottom w:val="single" w:color="E9ECEF" w:sz="4"/>
+              <w:right w:val="single" w:color="E9ECEF" w:sz="4"/>
+            </w:tcBorders>
+            <w:shd w:fill="F8F9FA" w:val="clear"/>
+            <w:tcMar>
+              <w:top w:type="dxa" w:w="100"/>
+              <w:left w:type="dxa" w:w="140"/>
+              <w:bottom w:type="dxa" w:w="100"/>
+              <w:right w:type="dxa" w:w="140"/>
+            </w:tcMar>
+            <w:vAlign w:val="top"/>
+          </w:tcPr>
+          <w:p>
+            <w:pPr>
+              <w:spacing w:after="40" w:before="0" w:line="280"/>
+              <w:jc w:val="left"/>
+            </w:pPr>
+            <w:r>
+              <w:rPr>
+                <w:rFonts w:ascii="Open Sans" w:cs="Open Sans" w:eastAsia="Open Sans" w:hAnsi="Open Sans"/>
+                <w:b w:val="false"/>
+                <w:bCs w:val="false"/>
+                <w:color w:val="59595B"/>
+                <w:sz w:val="20"/>
+                <w:szCs w:val="20"/>
+              </w:rPr>
+              <w:t xml:space="preserve">A capable AI leader typically costs $180K+/year and is scarce, and one person cannot cover strategy, build, security, and governance</w:t>
+            </w:r>
+          </w:p>
+        </w:tc>
+      </w:tr>
+      <w:tr>
+        <w:trPr>
+          <w:cantSplit/>
+        </w:trPr>
+        <w:tc>
+          <w:tcPr>
+            <w:tcW w:type="dxa" w:w="2269"/>
+            <w:tcBorders>
+              <w:top w:val="single" w:color="E9ECEF" w:sz="4"/>
+              <w:left w:val="single" w:color="E9ECEF" w:sz="4"/>
+              <w:bottom w:val="single" w:color="E9ECEF" w:sz="4"/>
+              <w:right w:val="single" w:color="E9ECEF" w:sz="4"/>
+            </w:tcBorders>
+            <w:shd w:fill="FFFFFF" w:val="clear"/>
+            <w:tcMar>
+              <w:top w:type="dxa" w:w="100"/>
+              <w:left w:type="dxa" w:w="140"/>
+              <w:bottom w:type="dxa" w:w="100"/>
+              <w:right w:type="dxa" w:w="140"/>
+            </w:tcMar>
+            <w:vAlign w:val="top"/>
+          </w:tcPr>
+          <w:p>
+            <w:pPr>
+              <w:spacing w:after="40" w:before="0" w:line="280"/>
+              <w:jc w:val="left"/>
+            </w:pPr>
+            <w:r>
+              <w:rPr>
+                <w:rFonts w:ascii="Open Sans" w:cs="Open Sans" w:eastAsia="Open Sans" w:hAnsi="Open Sans"/>
+                <w:b/>
+                <w:bCs/>
+                <w:color w:val="1A1A2E"/>
+                <w:sz w:val="20"/>
+                <w:szCs w:val="20"/>
+              </w:rPr>
+              <w:t xml:space="preserve">Partner (Technijian)</w:t>
+            </w:r>
+          </w:p>
+        </w:tc>
+        <w:tc>
+          <w:tcPr>
+            <w:tcW w:type="dxa" w:w="7091"/>
+            <w:tcBorders>
+              <w:top w:val="single" w:color="E9ECEF" w:sz="4"/>
+              <w:left w:val="single" w:color="E9ECEF" w:sz="4"/>
+              <w:bottom w:val="single" w:color="E9ECEF" w:sz="4"/>
+              <w:right w:val="single" w:color="E9ECEF" w:sz="4"/>
+            </w:tcBorders>
+            <w:shd w:fill="FFFFFF" w:val="clear"/>
+            <w:tcMar>
+              <w:top w:type="dxa" w:w="100"/>
+              <w:left w:type="dxa" w:w="140"/>
+              <w:bottom w:type="dxa" w:w="100"/>
+              <w:right w:type="dxa" w:w="140"/>
+            </w:tcMar>
+            <w:vAlign w:val="top"/>
+          </w:tcPr>
+          <w:p>
+            <w:pPr>
+              <w:spacing w:after="40" w:before="0" w:line="280"/>
+              <w:jc w:val="left"/>
+            </w:pPr>
+            <w:r>
+              <w:rPr>
+                <w:rFonts w:ascii="Open Sans" w:cs="Open Sans" w:eastAsia="Open Sans" w:hAnsi="Open Sans"/>
+                <w:b/>
+                <w:bCs/>
+                <w:color w:val="59595B"/>
+                <w:sz w:val="20"/>
+                <w:szCs w:val="20"/>
+              </w:rPr>
+              <w:t xml:space="preserve">Strategy, build, security, and governance in one team at a fraction of a hire — with proven builds (Section 8) and CISSP-led security</w:t>
+            </w:r>
+          </w:p>
+        </w:tc>
+      </w:tr>
+    </w:tbl>
+    <w:p>
+      <w:pPr>
+        <w:spacing w:after="140" w:before="100" w:line="320"/>
+        <w:jc w:val="both"/>
+      </w:pPr>
+      <w:r>
+        <w:rPr>
+          <w:rFonts w:ascii="Open Sans" w:cs="Open Sans" w:eastAsia="Open Sans" w:hAnsi="Open Sans"/>
+          <w:b w:val="false"/>
+          <w:bCs w:val="false"/>
+          <w:i/>
+          <w:iCs/>
+          <w:color w:val="59595B"/>
+          <w:sz w:val="18"/>
+          <w:szCs w:val="18"/>
+        </w:rPr>
+        <w:t xml:space="preserve">Sources cited in this section: MIT Sloan Management (AI literacy); Anthropic (AI system design); a widely-used five-stage AI maturity model (consistent with Gartner and Google Cloud frameworks); U.S. NIST AI Risk Management Framework.</w:t>
+      </w:r>
+    </w:p>
+    <w:p>
+      <w:pPr>
+        <w:pStyle w:val="Heading1"/>
+        <w:keepNext/>
+        <w:pageBreakBefore/>
+        <w:spacing w:after="120" w:before="0" w:line="240"/>
+      </w:pPr>
+      <w:r>
+        <w:rPr>
+          <w:rFonts w:ascii="Open Sans" w:cs="Open Sans" w:eastAsia="Open Sans" w:hAnsi="Open Sans"/>
+          <w:color w:val="FFFFFF"/>
+          <w:sz w:val="2"/>
+          <w:szCs w:val="2"/>
+        </w:rPr>
+        <w:t xml:space="preserve">10  How AI Transforms RKE's Growth Engine</w:t>
+      </w:r>
+    </w:p>
+    <w:tbl>
+      <w:tblPr>
+        <w:tblW w:type="dxa" w:w="9360"/>
+        <w:tblBorders>
+          <w:top w:val="none" w:color="FFFFFF" w:sz="0"/>
+          <w:left w:val="none" w:color="FFFFFF" w:sz="0"/>
+          <w:bottom w:val="none" w:color="FFFFFF" w:sz="0"/>
+          <w:right w:val="none" w:color="FFFFFF" w:sz="0"/>
+          <w:insideH w:val="single" w:color="auto" w:sz="4"/>
+          <w:insideV w:val="single" w:color="auto" w:sz="4"/>
+        </w:tblBorders>
+      </w:tblPr>
+      <w:tblGrid>
+        <w:gridCol w:w="120"/>
+        <w:gridCol w:w="9240"/>
+      </w:tblGrid>
+      <w:tr>
+        <w:tc>
+          <w:tcPr>
+            <w:tcW w:type="dxa" w:w="120"/>
+            <w:tcBorders>
+              <w:top w:val="none" w:color="FFFFFF" w:sz="0"/>
+              <w:left w:val="none" w:color="FFFFFF" w:sz="0"/>
+              <w:bottom w:val="none" w:color="FFFFFF" w:sz="0"/>
+              <w:right w:val="none" w:color="FFFFFF" w:sz="0"/>
+            </w:tcBorders>
+            <w:shd w:fill="F67D4B" w:val="clear"/>
+          </w:tcPr>
+          <w:p>
+            <w:r>
+              <w:t xml:space="preserve"/>
+            </w:r>
+          </w:p>
+        </w:tc>
+        <w:tc>
+          <w:tcPr>
+            <w:tcW w:type="dxa" w:w="9240"/>
+            <w:tcBorders>
+              <w:top w:val="none" w:color="FFFFFF" w:sz="0"/>
+              <w:left w:val="none" w:color="FFFFFF" w:sz="0"/>
+              <w:bottom w:val="none" w:color="FFFFFF" w:sz="0"/>
+              <w:right w:val="none" w:color="FFFFFF" w:sz="0"/>
+            </w:tcBorders>
+            <w:tcMar>
+              <w:top w:type="dxa" w:w="100"/>
+              <w:left w:type="dxa" w:w="200"/>
+              <w:bottom w:type="dxa" w:w="100"/>
+              <w:right w:type="dxa" w:w="0"/>
+            </w:tcMar>
+            <w:vAlign w:val="center"/>
+          </w:tcPr>
+          <w:p>
+            <w:r>
+              <w:rPr>
+                <w:rFonts w:ascii="Open Sans" w:cs="Open Sans" w:eastAsia="Open Sans" w:hAnsi="Open Sans"/>
+                <w:b/>
+                <w:bCs/>
+                <w:color w:val="F67D4B"/>
+                <w:sz w:val="34"/>
+                <w:szCs w:val="34"/>
+              </w:rPr>
+              <w:t xml:space="preserve">10  How AI Transforms RKE's Growth Engine</w:t>
+            </w:r>
+          </w:p>
+        </w:tc>
+      </w:tr>
+    </w:tbl>
+    <w:p>
+      <w:pPr>
+        <w:keepNext/>
+        <w:spacing w:after="0" w:before="160"/>
+      </w:pPr>
+      <w:r>
+        <w:t xml:space="preserve"/>
+      </w:r>
+    </w:p>
+    <w:p>
+      <w:pPr>
+        <w:spacing w:after="140" w:before="0" w:line="320"/>
+        <w:jc w:val="both"/>
+      </w:pPr>
+      <w:r>
+        <w:rPr>
+          <w:rFonts w:ascii="Open Sans" w:cs="Open Sans" w:eastAsia="Open Sans" w:hAnsi="Open Sans"/>
+          <w:b w:val="false"/>
+          <w:bCs w:val="false"/>
+          <w:i w:val="false"/>
+          <w:iCs w:val="false"/>
+          <w:color w:val="59595B"/>
+          <w:sz w:val="22"/>
+          <w:szCs w:val="22"/>
+        </w:rPr>
         <w:t xml:space="preserve">This section is the heart of the report. The seven customer personas are real, the competitive landscape is well understood, and the regulatory tailwinds (SB 743, CEQA litigation volume, infill housing pressure, AB 98 warehouse setbacks, and CARB SB 253/261 climate disclosure) all favor RKE. What is missing is a modern, AI-powered growth machine. The remainder of this section presents — concretely and tactically — what Technijian can build, operate, and measure for RKE in the next 12 months.</w:t>
       </w:r>
     </w:p>
     <w:p>
       <w:pPr>
+        <w:keepNext/>
         <w:spacing w:after="0" w:before="120"/>
       </w:pPr>
       <w:r>
@@ -13070,7 +15740,7 @@
           <w:sz w:val="18"/>
           <w:szCs w:val="18"/>
         </w:rPr>
-        <w:t xml:space="preserve">Figure 9.0 — Public data sources flow into the Technijian AI layer; outputs reach each of the seven personas through dedicated channels.</w:t>
+        <w:t xml:space="preserve">Figure 10.0 — Public data sources flow into the Technijian AI layer; outputs reach each of the seven personas through dedicated channels.</w:t>
       </w:r>
     </w:p>
     <w:p>
@@ -13089,7 +15759,7 @@
           <w:sz w:val="28"/>
           <w:szCs w:val="28"/>
         </w:rPr>
-        <w:t xml:space="preserve">9.1  Why AI Matters for a Specialized Engineering Consultancy</w:t>
+        <w:t xml:space="preserve">10.1  Why AI Matters for a Specialized Engineering Consultancy</w:t>
       </w:r>
     </w:p>
     <w:p>
@@ -13108,7 +15778,7 @@
           <w:sz w:val="22"/>
           <w:szCs w:val="22"/>
         </w:rPr>
-        <w:t xml:space="preserve">Boutique engineering firms have always been outgunned on marketing. A 15-person firm cannot fund the content engine, RFP-tracking team, or CRM operation that a 1,000-person AEC giant maintains. Historically, that headcount asymmetry has been decisive — larger firms simply see more opportunities and respond faster. AI changes that math.</w:t>
+        <w:t xml:space="preserve">Boutique engineering firms have always been outgunned on marketing. A small, principal-led firm cannot fund the content engine, RFP-tracking team, or CRM operation that a 1,000-person AEC giant maintains. Historically, that headcount asymmetry has been decisive — larger firms simply see more opportunities and respond faster. AI changes that math.</w:t>
       </w:r>
     </w:p>
     <w:p>
@@ -13132,6 +15802,7 @@
     </w:p>
     <w:p>
       <w:pPr>
+        <w:keepNext/>
         <w:spacing w:after="0" w:before="120"/>
       </w:pPr>
       <w:r>
@@ -13331,11 +16002,6 @@
       </w:r>
     </w:p>
     <w:p>
-      <w:r>
-        <w:br w:type="page"/>
-      </w:r>
-    </w:p>
-    <w:p>
       <w:pPr>
         <w:pStyle w:val="Heading2"/>
         <w:keepNext/>
@@ -13351,7 +16017,7 @@
           <w:sz w:val="28"/>
           <w:szCs w:val="28"/>
         </w:rPr>
-        <w:t xml:space="preserve">9.2  Inbound AI — Owning the Search Layer</w:t>
+        <w:t xml:space="preserve">10.2  Inbound AI — Owning the Search Layer</w:t>
       </w:r>
     </w:p>
     <w:p>
@@ -13449,25 +16115,16 @@
     </w:p>
     <w:p>
       <w:pPr>
-        <w:pStyle w:val="Heading3"/>
         <w:keepNext/>
-        <w:spacing w:after="100" w:before="240"/>
-      </w:pPr>
-      <w:r>
-        <w:rPr>
-          <w:rFonts w:ascii="Open Sans" w:cs="Open Sans" w:eastAsia="Open Sans" w:hAnsi="Open Sans"/>
-          <w:b/>
-          <w:bCs/>
-          <w:color w:val="1A1A2E"/>
-          <w:sz w:val="24"/>
-          <w:szCs w:val="24"/>
-        </w:rPr>
-        <w:t xml:space="preserve">Semantic SEO &amp; Topic Authority</w:t>
-      </w:r>
-    </w:p>
-    <w:p>
-      <w:pPr>
-        <w:spacing w:after="140" w:before="0" w:line="320"/>
+        <w:spacing w:after="0" w:before="120"/>
+      </w:pPr>
+      <w:r>
+        <w:t xml:space="preserve"/>
+      </w:r>
+    </w:p>
+    <w:p>
+      <w:pPr>
+        <w:spacing w:after="140" w:before="40" w:line="320"/>
         <w:jc w:val="both"/>
       </w:pPr>
       <w:r>
@@ -13481,7 +16138,133 @@
           <w:sz w:val="22"/>
           <w:szCs w:val="22"/>
         </w:rPr>
-        <w:t xml:space="preserve">Content is built using a Hub-and-Spoke model targeting featured snippets and semantic authority. Rather than chasing broad keywords, RKE publishes a tightly organized library of technical white papers and case studies on topics like CEQA litigation defense, acoustic impact mitigation, mixed-use shared parking modeling, and TDM plan design. Each hub article links to spoke articles answering specific sub-questions — a structure search engines and LLMs both reward. A 90-day content sprint can produce 25+ pieces ranked for high-intent queries.</w:t>
+        <w:t xml:space="preserve">Here is the gap made concrete. When a buyer asks an AI assistant the question below today, this is the shape of the answer they get — illustrative of how AI search resolves this query right now:</w:t>
+      </w:r>
+    </w:p>
+    <w:tbl>
+      <w:tblPr>
+        <w:tblW w:type="dxa" w:w="9360"/>
+        <w:tblBorders>
+          <w:top w:val="single" w:color="auto" w:sz="4"/>
+          <w:left w:val="single" w:color="auto" w:sz="4"/>
+          <w:bottom w:val="single" w:color="auto" w:sz="4"/>
+          <w:right w:val="single" w:color="auto" w:sz="4"/>
+          <w:insideH w:val="single" w:color="auto" w:sz="4"/>
+          <w:insideV w:val="single" w:color="auto" w:sz="4"/>
+        </w:tblBorders>
+      </w:tblPr>
+      <w:tblGrid>
+        <w:gridCol w:w="80"/>
+        <w:gridCol w:w="9280"/>
+      </w:tblGrid>
+      <w:tr>
+        <w:trPr>
+          <w:cantSplit/>
+        </w:trPr>
+        <w:tc>
+          <w:tcPr>
+            <w:tcW w:type="dxa" w:w="80"/>
+            <w:tcBorders>
+              <w:top w:val="none" w:color="FFFFFF" w:sz="0"/>
+              <w:left w:val="none" w:color="FFFFFF" w:sz="0"/>
+              <w:bottom w:val="none" w:color="FFFFFF" w:sz="0"/>
+              <w:right w:val="none" w:color="FFFFFF" w:sz="0"/>
+            </w:tcBorders>
+            <w:shd w:fill="F67D4B" w:val="clear"/>
+          </w:tcPr>
+          <w:p>
+            <w:r>
+              <w:t xml:space="preserve"/>
+            </w:r>
+          </w:p>
+        </w:tc>
+        <w:tc>
+          <w:tcPr>
+            <w:tcW w:type="dxa" w:w="9280"/>
+            <w:tcBorders>
+              <w:top w:val="none" w:color="FFFFFF" w:sz="0"/>
+              <w:left w:val="none" w:color="FFFFFF" w:sz="0"/>
+              <w:bottom w:val="none" w:color="FFFFFF" w:sz="0"/>
+              <w:right w:val="none" w:color="FFFFFF" w:sz="0"/>
+            </w:tcBorders>
+            <w:shd w:fill="F8F9FA" w:val="clear"/>
+            <w:tcMar>
+              <w:top w:type="dxa" w:w="160"/>
+              <w:left w:type="dxa" w:w="240"/>
+              <w:bottom w:type="dxa" w:w="160"/>
+              <w:right w:type="dxa" w:w="200"/>
+            </w:tcMar>
+          </w:tcPr>
+          <w:p>
+            <w:pPr>
+              <w:keepNext/>
+              <w:keepLines/>
+              <w:spacing w:after="80" w:before="80"/>
+            </w:pPr>
+            <w:r>
+              <w:rPr>
+                <w:rFonts w:ascii="Open Sans" w:cs="Open Sans" w:eastAsia="Open Sans" w:hAnsi="Open Sans"/>
+                <w:b/>
+                <w:bCs/>
+                <w:color w:val="F67D4B"/>
+                <w:sz w:val="22"/>
+                <w:szCs w:val="22"/>
+              </w:rPr>
+              <w:t xml:space="preserve">Prompt: "Who are the top traffic and VMT engineering firms for a CEQA project in Orange County?"</w:t>
+            </w:r>
+          </w:p>
+          <w:p>
+            <w:pPr>
+              <w:keepNext/>
+              <w:keepLines/>
+              <w:spacing w:after="60" w:before="40" w:line="300"/>
+            </w:pPr>
+            <w:r>
+              <w:rPr>
+                <w:rFonts w:ascii="Open Sans" w:cs="Open Sans" w:eastAsia="Open Sans" w:hAnsi="Open Sans"/>
+                <w:color w:val="59595B"/>
+                <w:sz w:val="20"/>
+                <w:szCs w:val="20"/>
+              </w:rPr>
+              <w:t xml:space="preserve">TODAY — the AI assistant answers with whichever firms have the strongest content and third-party signals it can read: it names a couple of large regional players (Fehr &amp; Peers, Urban Crossroads) and does NOT mention RK Engineering Group — even though RKE has 35+ years, 7,000+ projects, and the expert-witness depth those competitors lack. RKE is invisible at the exact moment the buyer is forming a shortlist.</w:t>
+            </w:r>
+          </w:p>
+          <w:p>
+            <w:pPr>
+              <w:keepNext w:val="false"/>
+              <w:keepLines/>
+              <w:spacing w:after="60" w:before="40" w:line="300"/>
+            </w:pPr>
+            <w:r>
+              <w:rPr>
+                <w:rFonts w:ascii="Open Sans" w:cs="Open Sans" w:eastAsia="Open Sans" w:hAnsi="Open Sans"/>
+                <w:color w:val="59595B"/>
+                <w:sz w:val="20"/>
+                <w:szCs w:val="20"/>
+              </w:rPr>
+              <w:t xml:space="preserve">AFTER AEO — the same query returns RKE as a cited option ("RK Engineering Group is a Southern California traffic, VMT, and environmental engineering firm with deep SB 743 and expert-witness experience…"), with the SB 743 hub content and project case studies as the supporting evidence the assistant points to.</w:t>
+            </w:r>
+          </w:p>
+        </w:tc>
+      </w:tr>
+    </w:tbl>
+    <w:p>
+      <w:pPr>
+        <w:spacing w:after="140" w:before="0" w:line="320"/>
+        <w:jc w:val="both"/>
+      </w:pPr>
+      <w:r>
+        <w:rPr>
+          <w:rFonts w:ascii="Open Sans" w:cs="Open Sans" w:eastAsia="Open Sans" w:hAnsi="Open Sans"/>
+          <w:b w:val="false"/>
+          <w:bCs w:val="false"/>
+          <w:i/>
+          <w:iCs/>
+          <w:color w:val="59595B"/>
+          <w:sz w:val="18"/>
+          <w:szCs w:val="18"/>
+        </w:rPr>
+        <w:t xml:space="preserve">(Illustrative of current AI-search behavior for this query class; the live result is captured as part of the discovery baseline — not a fabricated screenshot.)</w:t>
       </w:r>
     </w:p>
     <w:p>
@@ -13499,7 +16282,7 @@
           <w:sz w:val="24"/>
           <w:szCs w:val="24"/>
         </w:rPr>
-        <w:t xml:space="preserve">Generative Content at Scale</w:t>
+        <w:t xml:space="preserve">Semantic SEO &amp; Topic Authority</w:t>
       </w:r>
     </w:p>
     <w:p>
@@ -13518,31 +16301,25 @@
           <w:sz w:val="22"/>
           <w:szCs w:val="22"/>
         </w:rPr>
-        <w:t xml:space="preserve">Technijian operates a content production system that combines retrieval-augmented generation (RAG) over RKE's existing project deliverables with human review by RKE principals. The result: case studies, white papers, and blog posts published weekly at the editorial quality bar a senior principal would set — without consuming the principal's time. This is the single largest lever for closing the marketing-surface-area gap against Fehr &amp; Peers.</w:t>
-      </w:r>
-    </w:p>
-    <w:p>
-      <w:r>
-        <w:br w:type="page"/>
-      </w:r>
-    </w:p>
-    <w:p>
-      <w:pPr>
-        <w:pStyle w:val="Heading2"/>
+        <w:t xml:space="preserve">Content is built using a Hub-and-Spoke model targeting featured snippets and semantic authority. Rather than chasing broad keywords, RKE publishes a tightly organized library of technical white papers and case studies on topics like CEQA litigation defense, acoustic impact mitigation, mixed-use shared parking modeling, and TDM plan design. Each hub article links to spoke articles answering specific sub-questions — a structure search engines and LLMs both reward. A 90-day content sprint can produce 25+ pieces ranked for high-intent queries.</w:t>
+      </w:r>
+    </w:p>
+    <w:p>
+      <w:pPr>
+        <w:pStyle w:val="Heading3"/>
         <w:keepNext/>
-        <w:keepLines/>
-        <w:spacing w:after="140" w:before="300"/>
+        <w:spacing w:after="100" w:before="240"/>
       </w:pPr>
       <w:r>
         <w:rPr>
           <w:rFonts w:ascii="Open Sans" w:cs="Open Sans" w:eastAsia="Open Sans" w:hAnsi="Open Sans"/>
           <w:b/>
           <w:bCs/>
-          <w:color w:val="006DB6"/>
-          <w:sz w:val="28"/>
-          <w:szCs w:val="28"/>
-        </w:rPr>
-        <w:t xml:space="preserve">9.3  Outbound AI — Real-Time Intent and Personalization</w:t>
+          <w:color w:val="1A1A2E"/>
+          <w:sz w:val="24"/>
+          <w:szCs w:val="24"/>
+        </w:rPr>
+        <w:t xml:space="preserve">Generative Content at Scale</w:t>
       </w:r>
     </w:p>
     <w:p>
@@ -13561,25 +16338,142 @@
           <w:sz w:val="22"/>
           <w:szCs w:val="22"/>
         </w:rPr>
-        <w:t xml:space="preserve">AI lead generation shifts outbound from inefficient cold-calling to data-driven, high-intent prospecting. The objective: every outbound message lands at the exact moment the recipient has a project-shaped problem.</w:t>
-      </w:r>
-    </w:p>
-    <w:p>
-      <w:pPr>
-        <w:pStyle w:val="Heading3"/>
+        <w:t xml:space="preserve">Technijian operates a content production system that combines retrieval-augmented generation (RAG) over RKE's existing project deliverables with human review by RKE principals. The result: case studies, white papers, and blog posts published weekly at the editorial quality bar a senior principal would set — without consuming the principal's time. This is the single largest lever for closing the marketing-surface-area gap against Fehr &amp; Peers.</w:t>
+      </w:r>
+    </w:p>
+    <w:p>
+      <w:pPr>
         <w:keepNext/>
-        <w:spacing w:after="100" w:before="240"/>
+        <w:spacing w:after="0" w:before="120"/>
+      </w:pPr>
+      <w:r>
+        <w:t xml:space="preserve"/>
+      </w:r>
+    </w:p>
+    <w:tbl>
+      <w:tblPr>
+        <w:tblW w:type="dxa" w:w="9360"/>
+        <w:tblBorders>
+          <w:top w:val="single" w:color="auto" w:sz="4"/>
+          <w:left w:val="single" w:color="auto" w:sz="4"/>
+          <w:bottom w:val="single" w:color="auto" w:sz="4"/>
+          <w:right w:val="single" w:color="auto" w:sz="4"/>
+          <w:insideH w:val="single" w:color="auto" w:sz="4"/>
+          <w:insideV w:val="single" w:color="auto" w:sz="4"/>
+        </w:tblBorders>
+      </w:tblPr>
+      <w:tblGrid>
+        <w:gridCol w:w="80"/>
+        <w:gridCol w:w="9280"/>
+      </w:tblGrid>
+      <w:tr>
+        <w:trPr>
+          <w:cantSplit/>
+        </w:trPr>
+        <w:tc>
+          <w:tcPr>
+            <w:tcW w:type="dxa" w:w="80"/>
+            <w:tcBorders>
+              <w:top w:val="none" w:color="FFFFFF" w:sz="0"/>
+              <w:left w:val="none" w:color="FFFFFF" w:sz="0"/>
+              <w:bottom w:val="none" w:color="FFFFFF" w:sz="0"/>
+              <w:right w:val="none" w:color="FFFFFF" w:sz="0"/>
+            </w:tcBorders>
+            <w:shd w:fill="CC0000" w:val="clear"/>
+          </w:tcPr>
+          <w:p>
+            <w:r>
+              <w:t xml:space="preserve"/>
+            </w:r>
+          </w:p>
+        </w:tc>
+        <w:tc>
+          <w:tcPr>
+            <w:tcW w:type="dxa" w:w="9280"/>
+            <w:tcBorders>
+              <w:top w:val="none" w:color="FFFFFF" w:sz="0"/>
+              <w:left w:val="none" w:color="FFFFFF" w:sz="0"/>
+              <w:bottom w:val="none" w:color="FFFFFF" w:sz="0"/>
+              <w:right w:val="none" w:color="FFFFFF" w:sz="0"/>
+            </w:tcBorders>
+            <w:shd w:fill="F8F9FA" w:val="clear"/>
+            <w:tcMar>
+              <w:top w:type="dxa" w:w="160"/>
+              <w:left w:type="dxa" w:w="240"/>
+              <w:bottom w:type="dxa" w:w="160"/>
+              <w:right w:type="dxa" w:w="200"/>
+            </w:tcMar>
+          </w:tcPr>
+          <w:p>
+            <w:pPr>
+              <w:keepNext/>
+              <w:keepLines/>
+              <w:spacing w:after="80" w:before="80"/>
+            </w:pPr>
+            <w:r>
+              <w:rPr>
+                <w:rFonts w:ascii="Open Sans" w:cs="Open Sans" w:eastAsia="Open Sans" w:hAnsi="Open Sans"/>
+                <w:b/>
+                <w:bCs/>
+                <w:color w:val="CC0000"/>
+                <w:sz w:val="22"/>
+                <w:szCs w:val="22"/>
+              </w:rPr>
+              <w:t xml:space="preserve">The Cost of Waiting</w:t>
+            </w:r>
+          </w:p>
+          <w:p>
+            <w:pPr>
+              <w:keepNext/>
+              <w:keepLines/>
+              <w:spacing w:after="60" w:before="40" w:line="300"/>
+            </w:pPr>
+            <w:r>
+              <w:rPr>
+                <w:rFonts w:ascii="Open Sans" w:cs="Open Sans" w:eastAsia="Open Sans" w:hAnsi="Open Sans"/>
+                <w:color w:val="59595B"/>
+                <w:sz w:val="20"/>
+                <w:szCs w:val="20"/>
+              </w:rPr>
+              <w:t xml:space="preserve">AI-search visibility compounds, and it rewards whoever optimizes first. Every quarter RKE is not cited, the assistants learn to answer "best VMT / CEQA traffic firm in Southern California" with Fehr &amp; Peers or Urban Crossroads — and that default, once set in the training and retrieval data, is far harder and more expensive to dislodge than to claim now.</w:t>
+            </w:r>
+          </w:p>
+          <w:p>
+            <w:pPr>
+              <w:keepNext w:val="false"/>
+              <w:keepLines/>
+              <w:spacing w:after="60" w:before="40" w:line="300"/>
+            </w:pPr>
+            <w:r>
+              <w:rPr>
+                <w:rFonts w:ascii="Open Sans" w:cs="Open Sans" w:eastAsia="Open Sans" w:hAnsi="Open Sans"/>
+                <w:color w:val="59595B"/>
+                <w:sz w:val="20"/>
+                <w:szCs w:val="20"/>
+              </w:rPr>
+              <w:t xml:space="preserve">The same applies to the RFP pipeline: every on-call solicitation detected late, or missed entirely, is a contract awarded to a competitor and an on-call roster RKE does not sit on for the next several years. The cost of waiting is not zero — it is a competitor becoming the default answer and the default vendor.</w:t>
+            </w:r>
+          </w:p>
+        </w:tc>
+      </w:tr>
+    </w:tbl>
+    <w:p>
+      <w:pPr>
+        <w:pStyle w:val="Heading2"/>
+        <w:keepNext/>
+        <w:keepLines/>
+        <w:spacing w:after="140" w:before="300"/>
       </w:pPr>
       <w:r>
         <w:rPr>
           <w:rFonts w:ascii="Open Sans" w:cs="Open Sans" w:eastAsia="Open Sans" w:hAnsi="Open Sans"/>
           <w:b/>
           <w:bCs/>
-          <w:color w:val="1A1A2E"/>
-          <w:sz w:val="24"/>
-          <w:szCs w:val="24"/>
-        </w:rPr>
-        <w:t xml:space="preserve">Real-Time Intent Signals — Targeting the Timeline Driver</w:t>
+          <w:color w:val="006DB6"/>
+          <w:sz w:val="28"/>
+          <w:szCs w:val="28"/>
+        </w:rPr>
+        <w:t xml:space="preserve">10.3  Outbound AI — Real-Time Intent and Personalization</w:t>
       </w:r>
     </w:p>
     <w:p>
@@ -13598,7 +16492,7 @@
           <w:sz w:val="22"/>
           <w:szCs w:val="22"/>
         </w:rPr>
-        <w:t xml:space="preserve">AI systems can process massive volumes of public data to identify real-time intent signals. Technijian builds a monitoring layer over public records — recent commercial land acquisitions, building permits, early-stage entitlement filings, and pre-application meeting calendars across all SoCal jurisdictions. When a developer files a notice of preparation for a 200-unit infill project in Orange County, RKE knows within 24 hours. A pre-written, personalized outreach offering early-stage VMT screening triggers automatically — landing exactly when the developer is realizing they need it.</w:t>
+        <w:t xml:space="preserve">AI lead generation shifts outbound from inefficient cold-calling to data-driven, high-intent prospecting. The objective: every outbound message lands at the exact moment the recipient has a project-shaped problem.</w:t>
       </w:r>
     </w:p>
     <w:p>
@@ -13616,7 +16510,7 @@
           <w:sz w:val="24"/>
           <w:szCs w:val="24"/>
         </w:rPr>
-        <w:t xml:space="preserve">Predictive Lead Scoring — Targeting the Design Integrator</w:t>
+        <w:t xml:space="preserve">Real-Time Intent Signals — Targeting the Timeline Driver</w:t>
       </w:r>
     </w:p>
     <w:p>
@@ -13635,7 +16529,7 @@
           <w:sz w:val="22"/>
           <w:szCs w:val="22"/>
         </w:rPr>
-        <w:t xml:space="preserve">Prime AEC consultants rely heavily on sub-consultants for specialized tasks. Technijian's AI uses predictive lead scoring on behavioral signals and large public datasets — bid award announcements, public meeting minutes, prime-contract wins — to identify precisely when massive programmatic EIRs or General Plan updates are awarded. RKE executes targeted outreach to the winning firm's Project Director offering low-friction management of specialized traffic and noise appendices, often before the prime has even started sub-consultant outreach.</w:t>
+        <w:t xml:space="preserve">AI systems can process massive volumes of public data to identify real-time intent signals. Technijian builds a monitoring layer over public records — recent commercial land acquisitions, building permits, early-stage entitlement filings, and pre-application meeting calendars across all SoCal jurisdictions. When a developer files a notice of preparation for a 200-unit infill project in Orange County, RKE knows within 24 hours. A pre-written, personalized outreach offering early-stage VMT screening triggers automatically — landing exactly when the developer is realizing they need it.</w:t>
       </w:r>
     </w:p>
     <w:p>
@@ -13653,7 +16547,7 @@
           <w:sz w:val="24"/>
           <w:szCs w:val="24"/>
         </w:rPr>
-        <w:t xml:space="preserve">Segmented Personalized Outreach — Public Agencies &amp; Attorneys</w:t>
+        <w:t xml:space="preserve">Predictive Lead Scoring — Targeting the Design Integrator</w:t>
       </w:r>
     </w:p>
     <w:p>
@@ -13672,7 +16566,7 @@
           <w:sz w:val="22"/>
           <w:szCs w:val="22"/>
         </w:rPr>
-        <w:t xml:space="preserve">For Public Agencies, campaigns are timed to state legislative milestones. When OPR releases a new SB 743 technical advisory, AI-drafted outreach to City Traffic Engineers across SoCal lands within 48 hours — offering complimentary one-hour briefings on what changed and what their agency needs to update. For Legal Strategists, AI-curated case-law digests featuring CEQA decisions and expert-witness commentary keep RKE's principals top of mind during retainer selection.</w:t>
+        <w:t xml:space="preserve">Prime AEC consultants rely heavily on sub-consultants for specialized tasks. Technijian's AI uses predictive lead scoring on behavioral signals and large public datasets — bid award announcements, public meeting minutes, prime-contract wins — to identify precisely when massive programmatic EIRs or General Plan updates are awarded. RKE executes targeted outreach to the winning firm's Project Director offering low-friction management of specialized traffic and noise appendices, often before the prime has even started sub-consultant outreach.</w:t>
       </w:r>
     </w:p>
     <w:p>
@@ -13690,7 +16584,7 @@
           <w:sz w:val="24"/>
           <w:szCs w:val="24"/>
         </w:rPr>
-        <w:t xml:space="preserve">Conversation Intelligence</w:t>
+        <w:t xml:space="preserve">Segmented Personalized Outreach — Public Agencies &amp; Attorneys</w:t>
       </w:r>
     </w:p>
     <w:p>
@@ -13709,31 +16603,25 @@
           <w:sz w:val="22"/>
           <w:szCs w:val="22"/>
         </w:rPr>
-        <w:t xml:space="preserve">When outreach connects, AI conversation intelligence captures every sales call, transcribes it, extracts the prospect's objections and needs, and feeds the insights back into the CRM. Over months, the system learns which messages work for which personas and continuously refines outreach copy. This is how a small firm builds the institutional sales knowledge that takes a large firm a decade to accumulate.</w:t>
-      </w:r>
-    </w:p>
-    <w:p>
-      <w:r>
-        <w:br w:type="page"/>
-      </w:r>
-    </w:p>
-    <w:p>
-      <w:pPr>
-        <w:pStyle w:val="Heading2"/>
+        <w:t xml:space="preserve">For Public Agencies, campaigns are timed to state legislative milestones. When OPR releases a new SB 743 technical advisory, AI-drafted outreach to City Traffic Engineers across SoCal lands within 48 hours — offering complimentary one-hour briefings on what changed and what their agency needs to update. For Legal Strategists, AI-curated case-law digests featuring CEQA decisions and expert-witness commentary keep RKE's principals top of mind during retainer selection.</w:t>
+      </w:r>
+    </w:p>
+    <w:p>
+      <w:pPr>
+        <w:pStyle w:val="Heading3"/>
         <w:keepNext/>
-        <w:keepLines/>
-        <w:spacing w:after="140" w:before="300"/>
+        <w:spacing w:after="100" w:before="240"/>
       </w:pPr>
       <w:r>
         <w:rPr>
           <w:rFonts w:ascii="Open Sans" w:cs="Open Sans" w:eastAsia="Open Sans" w:hAnsi="Open Sans"/>
           <w:b/>
           <w:bCs/>
-          <w:color w:val="006DB6"/>
-          <w:sz w:val="28"/>
-          <w:szCs w:val="28"/>
-        </w:rPr>
-        <w:t xml:space="preserve">9.4  Internal AI — Capacity Multiplication for Principals</w:t>
+          <w:color w:val="1A1A2E"/>
+          <w:sz w:val="24"/>
+          <w:szCs w:val="24"/>
+        </w:rPr>
+        <w:t xml:space="preserve">Conversation Intelligence</w:t>
       </w:r>
     </w:p>
     <w:p>
@@ -13752,25 +16640,26 @@
           <w:sz w:val="22"/>
           <w:szCs w:val="22"/>
         </w:rPr>
-        <w:t xml:space="preserve">Outbound AI fills the pipeline. Internal AI lets RKE close more of it. Four internal AI tools convert principal time from administrative overhead back into billable engineering work.</w:t>
-      </w:r>
-    </w:p>
-    <w:p>
-      <w:pPr>
-        <w:pStyle w:val="Heading3"/>
+        <w:t xml:space="preserve">When outreach connects, AI conversation intelligence captures every sales call, transcribes it, extracts the prospect's objections and needs, and feeds the insights back into the CRM. Over months, the system learns which messages work for which personas and continuously refines outreach copy. This is how a small firm builds the institutional sales knowledge that takes a large firm a decade to accumulate.</w:t>
+      </w:r>
+    </w:p>
+    <w:p>
+      <w:pPr>
+        <w:pStyle w:val="Heading2"/>
         <w:keepNext/>
-        <w:spacing w:after="100" w:before="240"/>
+        <w:keepLines/>
+        <w:spacing w:after="140" w:before="300"/>
       </w:pPr>
       <w:r>
         <w:rPr>
           <w:rFonts w:ascii="Open Sans" w:cs="Open Sans" w:eastAsia="Open Sans" w:hAnsi="Open Sans"/>
           <w:b/>
           <w:bCs/>
-          <w:color w:val="1A1A2E"/>
-          <w:sz w:val="24"/>
-          <w:szCs w:val="24"/>
-        </w:rPr>
-        <w:t xml:space="preserve">Generative Proposal Engine</w:t>
+          <w:color w:val="006DB6"/>
+          <w:sz w:val="28"/>
+          <w:szCs w:val="28"/>
+        </w:rPr>
+        <w:t xml:space="preserve">10.4  Internal AI — Capacity Multiplication for Principals</w:t>
       </w:r>
     </w:p>
     <w:p>
@@ -13789,7 +16678,7 @@
           <w:sz w:val="22"/>
           <w:szCs w:val="22"/>
         </w:rPr>
-        <w:t xml:space="preserve">RFP responses are time-consuming. A typical traffic engineering RFP requires 40 to 80 hours of senior staff time. Technijian builds a proposal engine that ingests RKE's prior winning proposals, applicable case studies, and the new RFP's evaluation criteria, then produces a complete first draft in under 30 minutes. The principal reviews, adjusts, and submits in a fraction of the original cycle — preserving win quality while doubling response capacity.</w:t>
+        <w:t xml:space="preserve">Outbound AI fills the pipeline. Internal AI lets RKE close more of it. Four internal AI tools convert principal time from administrative overhead back into billable engineering work.</w:t>
       </w:r>
     </w:p>
     <w:p>
@@ -13807,7 +16696,7 @@
           <w:sz w:val="24"/>
           <w:szCs w:val="24"/>
         </w:rPr>
-        <w:t xml:space="preserve">AI Peer-Review Assistant</w:t>
+        <w:t xml:space="preserve">Generative Proposal Engine</w:t>
       </w:r>
     </w:p>
     <w:p>
@@ -13826,7 +16715,7 @@
           <w:sz w:val="22"/>
           <w:szCs w:val="22"/>
         </w:rPr>
-        <w:t xml:space="preserve">RKE's peer-review work — examining competing traffic studies for methodological flaws — is high-value but time-intensive. An AI assistant trained on prior RKE peer reviews and the relevant municipal guidelines flags likely issues in minutes: improper baseline data, missing modeling steps, unsupported trip generation assumptions, or missed CEQA precedents. The principal validates the AI's findings rather than performing the entire review from scratch. A 40-hour peer review compresses to 12 hours of focused expert validation.</w:t>
+        <w:t xml:space="preserve">RFP responses are time-consuming. A typical traffic engineering RFP requires 40 to 80 hours of senior staff time. Technijian builds a proposal engine that ingests RKE's prior winning proposals, applicable case studies, and the new RFP's evaluation criteria, then produces a complete first draft in under 30 minutes. The principal reviews, adjusts, and submits in a fraction of the original cycle — preserving win quality while doubling response capacity.</w:t>
       </w:r>
     </w:p>
     <w:p>
@@ -13844,7 +16733,7 @@
           <w:sz w:val="24"/>
           <w:szCs w:val="24"/>
         </w:rPr>
-        <w:t xml:space="preserve">CEQA Litigation Watch</w:t>
+        <w:t xml:space="preserve">AI Peer-Review Assistant</w:t>
       </w:r>
     </w:p>
     <w:p>
@@ -13863,7 +16752,7 @@
           <w:sz w:val="22"/>
           <w:szCs w:val="22"/>
         </w:rPr>
-        <w:t xml:space="preserve">A continuously updated intelligence feed scans California Superior and Appellate court filings, OPR advisories, and major firm publications. RKE principals receive a weekly digest of CEQA cases — what was filed, which methodologies were challenged, which experts testified, and how the courts ruled. This intelligence directly supports business development with attorneys and gives RKE first-mover insight on emerging legal theories.</w:t>
+        <w:t xml:space="preserve">RKE's peer-review work — examining competing traffic studies for methodological flaws — is high-value but time-intensive. An AI assistant trained on prior RKE peer reviews and the relevant municipal guidelines flags likely issues in minutes: improper baseline data, missing modeling steps, unsupported trip generation assumptions, or missed CEQA precedents. The principal validates the AI's findings rather than performing the entire review from scratch. A 40-hour peer review compresses to 12 hours of focused expert validation.</w:t>
       </w:r>
     </w:p>
     <w:p>
@@ -13881,7 +16770,7 @@
           <w:sz w:val="24"/>
           <w:szCs w:val="24"/>
         </w:rPr>
-        <w:t xml:space="preserve">Knowledge Graph of Past Projects</w:t>
+        <w:t xml:space="preserve">CEQA Litigation Watch</w:t>
       </w:r>
     </w:p>
     <w:p>
@@ -13900,31 +16789,25 @@
           <w:sz w:val="22"/>
           <w:szCs w:val="22"/>
         </w:rPr>
-        <w:t xml:space="preserve">Over 35 years, RKE has accumulated thousands of project deliverables. A semantic knowledge graph indexes every study, comparable site, mitigation recommendation, and traffic count — making the entire institutional memory searchable in seconds. When a new project comes in, the principal asks one question and surfaces five comparable past studies, the assumptions used, and the results. New hires reach productivity in weeks instead of years.</w:t>
-      </w:r>
-    </w:p>
-    <w:p>
-      <w:r>
-        <w:br w:type="page"/>
-      </w:r>
-    </w:p>
-    <w:p>
-      <w:pPr>
-        <w:pStyle w:val="Heading2"/>
+        <w:t xml:space="preserve">A continuously updated intelligence feed scans California Superior and Appellate court filings, OPR advisories, and major firm publications. RKE principals receive a weekly digest of CEQA cases — what was filed, which methodologies were challenged, which experts testified, and how the courts ruled. This intelligence directly supports business development with attorneys and gives RKE first-mover insight on emerging legal theories.</w:t>
+      </w:r>
+    </w:p>
+    <w:p>
+      <w:pPr>
+        <w:pStyle w:val="Heading3"/>
         <w:keepNext/>
-        <w:keepLines/>
-        <w:spacing w:after="140" w:before="300"/>
+        <w:spacing w:after="100" w:before="240"/>
       </w:pPr>
       <w:r>
         <w:rPr>
           <w:rFonts w:ascii="Open Sans" w:cs="Open Sans" w:eastAsia="Open Sans" w:hAnsi="Open Sans"/>
           <w:b/>
           <w:bCs/>
-          <w:color w:val="006DB6"/>
-          <w:sz w:val="28"/>
-          <w:szCs w:val="28"/>
-        </w:rPr>
-        <w:t xml:space="preserve">9.5  AI Tools Matched to Each Persona</w:t>
+          <w:color w:val="1A1A2E"/>
+          <w:sz w:val="24"/>
+          <w:szCs w:val="24"/>
+        </w:rPr>
+        <w:t xml:space="preserve">Knowledge Graph of Past Projects</w:t>
       </w:r>
     </w:p>
     <w:p>
@@ -13943,11 +16826,50 @@
           <w:sz w:val="22"/>
           <w:szCs w:val="22"/>
         </w:rPr>
+        <w:t xml:space="preserve">Over 35 years, RKE has accumulated thousands of project deliverables. A semantic knowledge graph indexes every study, comparable site, mitigation recommendation, and traffic count — making the entire institutional memory searchable in seconds. When a new project comes in, the principal asks one question and surfaces five comparable past studies, the assumptions used, and the results. New hires reach productivity in weeks instead of years.</w:t>
+      </w:r>
+    </w:p>
+    <w:p>
+      <w:pPr>
+        <w:pStyle w:val="Heading2"/>
+        <w:keepNext/>
+        <w:keepLines/>
+        <w:spacing w:after="140" w:before="300"/>
+      </w:pPr>
+      <w:r>
+        <w:rPr>
+          <w:rFonts w:ascii="Open Sans" w:cs="Open Sans" w:eastAsia="Open Sans" w:hAnsi="Open Sans"/>
+          <w:b/>
+          <w:bCs/>
+          <w:color w:val="006DB6"/>
+          <w:sz w:val="28"/>
+          <w:szCs w:val="28"/>
+        </w:rPr>
+        <w:t xml:space="preserve">10.5  AI Tools Matched to Each Persona</w:t>
+      </w:r>
+    </w:p>
+    <w:p>
+      <w:pPr>
+        <w:spacing w:after="140" w:before="0" w:line="320"/>
+        <w:jc w:val="both"/>
+      </w:pPr>
+      <w:r>
+        <w:rPr>
+          <w:rFonts w:ascii="Open Sans" w:cs="Open Sans" w:eastAsia="Open Sans" w:hAnsi="Open Sans"/>
+          <w:b w:val="false"/>
+          <w:bCs w:val="false"/>
+          <w:i w:val="false"/>
+          <w:iCs w:val="false"/>
+          <w:color w:val="59595B"/>
+          <w:sz w:val="22"/>
+          <w:szCs w:val="22"/>
+        </w:rPr>
         <w:t xml:space="preserve">Every AI initiative below maps to an existing Technijian productized service. The "Technijian Service" column identifies which My AI, My SEO, or My Dev offering delivers the capability. This avoids invoice surprises and makes the engagement structure explicit from day one.</w:t>
       </w:r>
     </w:p>
     <w:p>
       <w:pPr>
+        <w:keepNext/>
         <w:spacing w:after="0" w:before="120"/>
       </w:pPr>
       <w:r>
@@ -15761,7 +18683,8 @@
       <w:pPr>
         <w:pStyle w:val="Heading1"/>
         <w:keepNext/>
-        <w:spacing w:after="120" w:before="480" w:line="240"/>
+        <w:pageBreakBefore/>
+        <w:spacing w:after="120" w:before="0" w:line="240"/>
       </w:pPr>
       <w:r>
         <w:rPr>
@@ -15770,7 +18693,7 @@
           <w:sz w:val="2"/>
           <w:szCs w:val="2"/>
         </w:rPr>
-        <w:t xml:space="preserve">10  Projected Business Impact &amp; Service Investment</w:t>
+        <w:t xml:space="preserve">11  Projected Business Impact &amp; Service Investment</w:t>
       </w:r>
     </w:p>
     <w:tbl>
@@ -15834,7 +18757,7 @@
                 <w:sz w:val="34"/>
                 <w:szCs w:val="34"/>
               </w:rPr>
-              <w:t xml:space="preserve">10  Projected Business Impact &amp; Service Investment</w:t>
+              <w:t xml:space="preserve">11  Projected Business Impact &amp; Service Investment</w:t>
             </w:r>
           </w:p>
         </w:tc>
@@ -15842,6 +18765,7 @@
     </w:tbl>
     <w:p>
       <w:pPr>
+        <w:keepNext/>
         <w:spacing w:after="0" w:before="160"/>
       </w:pPr>
       <w:r>
@@ -15869,6 +18793,131 @@
     </w:p>
     <w:p>
       <w:pPr>
+        <w:keepNext/>
+        <w:spacing w:after="0" w:before="120"/>
+      </w:pPr>
+      <w:r>
+        <w:t xml:space="preserve"/>
+      </w:r>
+    </w:p>
+    <w:tbl>
+      <w:tblPr>
+        <w:tblW w:type="dxa" w:w="9360"/>
+        <w:tblBorders>
+          <w:top w:val="single" w:color="auto" w:sz="4"/>
+          <w:left w:val="single" w:color="auto" w:sz="4"/>
+          <w:bottom w:val="single" w:color="auto" w:sz="4"/>
+          <w:right w:val="single" w:color="auto" w:sz="4"/>
+          <w:insideH w:val="single" w:color="auto" w:sz="4"/>
+          <w:insideV w:val="single" w:color="auto" w:sz="4"/>
+        </w:tblBorders>
+      </w:tblPr>
+      <w:tblGrid>
+        <w:gridCol w:w="80"/>
+        <w:gridCol w:w="9280"/>
+      </w:tblGrid>
+      <w:tr>
+        <w:trPr>
+          <w:cantSplit/>
+        </w:trPr>
+        <w:tc>
+          <w:tcPr>
+            <w:tcW w:type="dxa" w:w="80"/>
+            <w:tcBorders>
+              <w:top w:val="none" w:color="FFFFFF" w:sz="0"/>
+              <w:left w:val="none" w:color="FFFFFF" w:sz="0"/>
+              <w:bottom w:val="none" w:color="FFFFFF" w:sz="0"/>
+              <w:right w:val="none" w:color="FFFFFF" w:sz="0"/>
+            </w:tcBorders>
+            <w:shd w:fill="F67D4B" w:val="clear"/>
+          </w:tcPr>
+          <w:p>
+            <w:r>
+              <w:t xml:space="preserve"/>
+            </w:r>
+          </w:p>
+        </w:tc>
+        <w:tc>
+          <w:tcPr>
+            <w:tcW w:type="dxa" w:w="9280"/>
+            <w:tcBorders>
+              <w:top w:val="none" w:color="FFFFFF" w:sz="0"/>
+              <w:left w:val="none" w:color="FFFFFF" w:sz="0"/>
+              <w:bottom w:val="none" w:color="FFFFFF" w:sz="0"/>
+              <w:right w:val="none" w:color="FFFFFF" w:sz="0"/>
+            </w:tcBorders>
+            <w:shd w:fill="F8F9FA" w:val="clear"/>
+            <w:tcMar>
+              <w:top w:type="dxa" w:w="160"/>
+              <w:left w:type="dxa" w:w="240"/>
+              <w:bottom w:type="dxa" w:w="160"/>
+              <w:right w:type="dxa" w:w="200"/>
+            </w:tcMar>
+          </w:tcPr>
+          <w:p>
+            <w:pPr>
+              <w:keepNext/>
+              <w:keepLines/>
+              <w:spacing w:after="80" w:before="80"/>
+            </w:pPr>
+            <w:r>
+              <w:rPr>
+                <w:rFonts w:ascii="Open Sans" w:cs="Open Sans" w:eastAsia="Open Sans" w:hAnsi="Open Sans"/>
+                <w:b/>
+                <w:bCs/>
+                <w:color w:val="F67D4B"/>
+                <w:sz w:val="22"/>
+                <w:szCs w:val="22"/>
+              </w:rPr>
+              <w:t xml:space="preserve">AI as a Managed Investment — Not a Leap of Faith</w:t>
+            </w:r>
+          </w:p>
+          <w:p>
+            <w:pPr>
+              <w:keepNext/>
+              <w:keepLines/>
+              <w:spacing w:after="60" w:before="40" w:line="300"/>
+            </w:pPr>
+            <w:r>
+              <w:rPr>
+                <w:rFonts w:ascii="Open Sans" w:cs="Open Sans" w:eastAsia="Open Sans" w:hAnsi="Open Sans"/>
+                <w:color w:val="59595B"/>
+                <w:sz w:val="20"/>
+                <w:szCs w:val="20"/>
+              </w:rPr>
+              <w:t xml:space="preserve">The reason most AI spending disappoints is not the technology — it is the lack of measurement. McKinsey's 2025 State of AI finds roughly 88% of companies now use AI, but only about a third see a meaningful bottom-line impact; the difference is discipline, not budget.</w:t>
+            </w:r>
+          </w:p>
+          <w:p>
+            <w:pPr>
+              <w:keepNext w:val="false"/>
+              <w:keepLines/>
+              <w:spacing w:after="60" w:before="40" w:line="300"/>
+            </w:pPr>
+            <w:r>
+              <w:rPr>
+                <w:rFonts w:ascii="Open Sans" w:cs="Open Sans" w:eastAsia="Open Sans" w:hAnsi="Open Sans"/>
+                <w:color w:val="59595B"/>
+                <w:sz w:val="20"/>
+                <w:szCs w:val="20"/>
+              </w:rPr>
+              <w:t xml:space="preserve">Technijian runs every engagement with stage-gates: we track adoption, then operational improvement, then financial benefit against total cost — and if a pilot does not clear its cost at the gate, we stop and re-scope. RKE carries the upside, not blind risk.</w:t>
+            </w:r>
+          </w:p>
+        </w:tc>
+      </w:tr>
+    </w:tbl>
+    <w:p>
+      <w:pPr>
+        <w:keepNext/>
+        <w:spacing w:after="0" w:before="200"/>
+      </w:pPr>
+      <w:r>
+        <w:t xml:space="preserve"/>
+      </w:r>
+    </w:p>
+    <w:p>
+      <w:pPr>
         <w:pStyle w:val="Heading2"/>
         <w:keepNext/>
         <w:keepLines/>
@@ -15883,7 +18932,750 @@
           <w:sz w:val="28"/>
           <w:szCs w:val="28"/>
         </w:rPr>
-        <w:t xml:space="preserve">10.1  Top-Line Pipeline Lift</w:t>
+        <w:t xml:space="preserve">11.1  The Entry Offer — The 90-Day AI Visibility Pilot</w:t>
+      </w:r>
+    </w:p>
+    <w:p>
+      <w:pPr>
+        <w:spacing w:after="140" w:before="0" w:line="320"/>
+        <w:jc w:val="both"/>
+      </w:pPr>
+      <w:r>
+        <w:rPr>
+          <w:rFonts w:ascii="Open Sans" w:cs="Open Sans" w:eastAsia="Open Sans" w:hAnsi="Open Sans"/>
+          <w:b w:val="false"/>
+          <w:bCs w:val="false"/>
+          <w:i w:val="false"/>
+          <w:iCs w:val="false"/>
+          <w:color w:val="59595B"/>
+          <w:sz w:val="22"/>
+          <w:szCs w:val="22"/>
+        </w:rPr>
+        <w:t xml:space="preserve">Start with one clearly-scoped, fixed-price program — not an open-ended engagement. The pilot stands up RKE's AI-search presence (so RKE becomes the cited answer on SB 743 and VMT questions) and the RFP intelligence engine, and proves the lift before any larger build is discussed. It maps to the recommended starting posture in Section 11.5: My SEO Tier 3 plus AI Search Optimization, plus the first persona outreach loop.</w:t>
+      </w:r>
+    </w:p>
+    <w:tbl>
+      <w:tblPr>
+        <w:tblW w:type="dxa" w:w="9360"/>
+        <w:tblBorders>
+          <w:top w:val="single" w:color="auto" w:sz="4"/>
+          <w:left w:val="single" w:color="auto" w:sz="4"/>
+          <w:bottom w:val="single" w:color="auto" w:sz="4"/>
+          <w:right w:val="single" w:color="auto" w:sz="4"/>
+          <w:insideH w:val="single" w:color="auto" w:sz="4"/>
+          <w:insideV w:val="single" w:color="auto" w:sz="4"/>
+        </w:tblBorders>
+      </w:tblPr>
+      <w:tblGrid>
+        <w:gridCol w:w="3120"/>
+        <w:gridCol w:w="4160"/>
+        <w:gridCol w:w="2080"/>
+      </w:tblGrid>
+      <w:tr>
+        <w:trPr>
+          <w:tblHeader/>
+        </w:trPr>
+        <w:tc>
+          <w:tcPr>
+            <w:tcW w:type="dxa" w:w="3120"/>
+            <w:tcBorders>
+              <w:top w:val="single" w:color="E9ECEF" w:sz="4"/>
+              <w:left w:val="single" w:color="E9ECEF" w:sz="4"/>
+              <w:bottom w:val="single" w:color="E9ECEF" w:sz="4"/>
+              <w:right w:val="single" w:color="E9ECEF" w:sz="4"/>
+            </w:tcBorders>
+            <w:shd w:fill="006DB6" w:val="clear"/>
+            <w:tcMar>
+              <w:top w:type="dxa" w:w="120"/>
+              <w:left w:type="dxa" w:w="140"/>
+              <w:bottom w:type="dxa" w:w="120"/>
+              <w:right w:type="dxa" w:w="140"/>
+            </w:tcMar>
+            <w:vAlign w:val="center"/>
+          </w:tcPr>
+          <w:p>
+            <w:pPr>
+              <w:jc w:val="left"/>
+            </w:pPr>
+            <w:r>
+              <w:rPr>
+                <w:rFonts w:ascii="Open Sans" w:cs="Open Sans" w:eastAsia="Open Sans" w:hAnsi="Open Sans"/>
+                <w:b/>
+                <w:bCs/>
+                <w:color w:val="FFFFFF"/>
+                <w:sz w:val="20"/>
+                <w:szCs w:val="20"/>
+              </w:rPr>
+              <w:t xml:space="preserve">What's Included</w:t>
+            </w:r>
+          </w:p>
+        </w:tc>
+        <w:tc>
+          <w:tcPr>
+            <w:tcW w:type="dxa" w:w="4160"/>
+            <w:tcBorders>
+              <w:top w:val="single" w:color="E9ECEF" w:sz="4"/>
+              <w:left w:val="single" w:color="E9ECEF" w:sz="4"/>
+              <w:bottom w:val="single" w:color="E9ECEF" w:sz="4"/>
+              <w:right w:val="single" w:color="E9ECEF" w:sz="4"/>
+            </w:tcBorders>
+            <w:shd w:fill="006DB6" w:val="clear"/>
+            <w:tcMar>
+              <w:top w:type="dxa" w:w="120"/>
+              <w:left w:type="dxa" w:w="140"/>
+              <w:bottom w:type="dxa" w:w="120"/>
+              <w:right w:type="dxa" w:w="140"/>
+            </w:tcMar>
+            <w:vAlign w:val="center"/>
+          </w:tcPr>
+          <w:p>
+            <w:pPr>
+              <w:jc w:val="left"/>
+            </w:pPr>
+            <w:r>
+              <w:rPr>
+                <w:rFonts w:ascii="Open Sans" w:cs="Open Sans" w:eastAsia="Open Sans" w:hAnsi="Open Sans"/>
+                <w:b/>
+                <w:bCs/>
+                <w:color w:val="FFFFFF"/>
+                <w:sz w:val="20"/>
+                <w:szCs w:val="20"/>
+              </w:rPr>
+              <w:t xml:space="preserve">Detail</w:t>
+            </w:r>
+          </w:p>
+        </w:tc>
+        <w:tc>
+          <w:tcPr>
+            <w:tcW w:type="dxa" w:w="2080"/>
+            <w:tcBorders>
+              <w:top w:val="single" w:color="E9ECEF" w:sz="4"/>
+              <w:left w:val="single" w:color="E9ECEF" w:sz="4"/>
+              <w:bottom w:val="single" w:color="E9ECEF" w:sz="4"/>
+              <w:right w:val="single" w:color="E9ECEF" w:sz="4"/>
+            </w:tcBorders>
+            <w:shd w:fill="006DB6" w:val="clear"/>
+            <w:tcMar>
+              <w:top w:type="dxa" w:w="120"/>
+              <w:left w:type="dxa" w:w="140"/>
+              <w:bottom w:type="dxa" w:w="120"/>
+              <w:right w:type="dxa" w:w="140"/>
+            </w:tcMar>
+            <w:vAlign w:val="center"/>
+          </w:tcPr>
+          <w:p>
+            <w:pPr>
+              <w:jc w:val="left"/>
+            </w:pPr>
+            <w:r>
+              <w:rPr>
+                <w:rFonts w:ascii="Open Sans" w:cs="Open Sans" w:eastAsia="Open Sans" w:hAnsi="Open Sans"/>
+                <w:b/>
+                <w:bCs/>
+                <w:color w:val="FFFFFF"/>
+                <w:sz w:val="20"/>
+                <w:szCs w:val="20"/>
+              </w:rPr>
+              <w:t xml:space="preserve">Investment</w:t>
+            </w:r>
+          </w:p>
+        </w:tc>
+      </w:tr>
+      <w:tr>
+        <w:trPr>
+          <w:cantSplit/>
+        </w:trPr>
+        <w:tc>
+          <w:tcPr>
+            <w:tcW w:type="dxa" w:w="3120"/>
+            <w:tcBorders>
+              <w:top w:val="single" w:color="E9ECEF" w:sz="4"/>
+              <w:left w:val="single" w:color="E9ECEF" w:sz="4"/>
+              <w:bottom w:val="single" w:color="E9ECEF" w:sz="4"/>
+              <w:right w:val="single" w:color="E9ECEF" w:sz="4"/>
+            </w:tcBorders>
+            <w:shd w:fill="FFFFFF" w:val="clear"/>
+            <w:tcMar>
+              <w:top w:type="dxa" w:w="100"/>
+              <w:left w:type="dxa" w:w="140"/>
+              <w:bottom w:type="dxa" w:w="100"/>
+              <w:right w:type="dxa" w:w="140"/>
+            </w:tcMar>
+            <w:vAlign w:val="top"/>
+          </w:tcPr>
+          <w:p>
+            <w:pPr>
+              <w:spacing w:after="40" w:before="0" w:line="280"/>
+              <w:jc w:val="left"/>
+            </w:pPr>
+            <w:r>
+              <w:rPr>
+                <w:rFonts w:ascii="Open Sans" w:cs="Open Sans" w:eastAsia="Open Sans" w:hAnsi="Open Sans"/>
+                <w:b/>
+                <w:bCs/>
+                <w:color w:val="1A1A2E"/>
+                <w:sz w:val="20"/>
+                <w:szCs w:val="20"/>
+              </w:rPr>
+              <w:t xml:space="preserve">My SEO — Tier 3 + AI Search Optimization</w:t>
+            </w:r>
+          </w:p>
+        </w:tc>
+        <w:tc>
+          <w:tcPr>
+            <w:tcW w:type="dxa" w:w="4160"/>
+            <w:tcBorders>
+              <w:top w:val="single" w:color="E9ECEF" w:sz="4"/>
+              <w:left w:val="single" w:color="E9ECEF" w:sz="4"/>
+              <w:bottom w:val="single" w:color="E9ECEF" w:sz="4"/>
+              <w:right w:val="single" w:color="E9ECEF" w:sz="4"/>
+            </w:tcBorders>
+            <w:shd w:fill="FFFFFF" w:val="clear"/>
+            <w:tcMar>
+              <w:top w:type="dxa" w:w="100"/>
+              <w:left w:type="dxa" w:w="140"/>
+              <w:bottom w:type="dxa" w:w="100"/>
+              <w:right w:type="dxa" w:w="140"/>
+            </w:tcMar>
+            <w:vAlign w:val="top"/>
+          </w:tcPr>
+          <w:p>
+            <w:pPr>
+              <w:spacing w:after="40" w:before="0" w:line="280"/>
+              <w:jc w:val="left"/>
+            </w:pPr>
+            <w:r>
+              <w:rPr>
+                <w:rFonts w:ascii="Open Sans" w:cs="Open Sans" w:eastAsia="Open Sans" w:hAnsi="Open Sans"/>
+                <w:b w:val="false"/>
+                <w:bCs w:val="false"/>
+                <w:color w:val="59595B"/>
+                <w:sz w:val="20"/>
+                <w:szCs w:val="20"/>
+              </w:rPr>
+              <w:t xml:space="preserve">GEO/AEO layer so RKE is cited on SB 743 / VMT queries; SB 743 hub article; Google Business Profile + 50-directory NAP audit</w:t>
+            </w:r>
+          </w:p>
+        </w:tc>
+        <w:tc>
+          <w:tcPr>
+            <w:tcW w:type="dxa" w:w="2080"/>
+            <w:tcBorders>
+              <w:top w:val="single" w:color="E9ECEF" w:sz="4"/>
+              <w:left w:val="single" w:color="E9ECEF" w:sz="4"/>
+              <w:bottom w:val="single" w:color="E9ECEF" w:sz="4"/>
+              <w:right w:val="single" w:color="E9ECEF" w:sz="4"/>
+            </w:tcBorders>
+            <w:shd w:fill="FFFFFF" w:val="clear"/>
+            <w:tcMar>
+              <w:top w:type="dxa" w:w="100"/>
+              <w:left w:type="dxa" w:w="140"/>
+              <w:bottom w:type="dxa" w:w="100"/>
+              <w:right w:type="dxa" w:w="140"/>
+            </w:tcMar>
+            <w:vAlign w:val="top"/>
+          </w:tcPr>
+          <w:p>
+            <w:pPr>
+              <w:spacing w:after="40" w:before="0" w:line="280"/>
+              <w:jc w:val="left"/>
+            </w:pPr>
+            <w:r>
+              <w:rPr>
+                <w:rFonts w:ascii="Open Sans" w:cs="Open Sans" w:eastAsia="Open Sans" w:hAnsi="Open Sans"/>
+                <w:b w:val="false"/>
+                <w:bCs w:val="false"/>
+                <w:color w:val="59595B"/>
+                <w:sz w:val="20"/>
+                <w:szCs w:val="20"/>
+              </w:rPr>
+              <w:t xml:space="preserve">$1,000/mo + $200/mo</w:t>
+            </w:r>
+          </w:p>
+        </w:tc>
+      </w:tr>
+      <w:tr>
+        <w:trPr>
+          <w:cantSplit/>
+        </w:trPr>
+        <w:tc>
+          <w:tcPr>
+            <w:tcW w:type="dxa" w:w="3120"/>
+            <w:tcBorders>
+              <w:top w:val="single" w:color="E9ECEF" w:sz="4"/>
+              <w:left w:val="single" w:color="E9ECEF" w:sz="4"/>
+              <w:bottom w:val="single" w:color="E9ECEF" w:sz="4"/>
+              <w:right w:val="single" w:color="E9ECEF" w:sz="4"/>
+            </w:tcBorders>
+            <w:shd w:fill="F8F9FA" w:val="clear"/>
+            <w:tcMar>
+              <w:top w:type="dxa" w:w="100"/>
+              <w:left w:type="dxa" w:w="140"/>
+              <w:bottom w:type="dxa" w:w="100"/>
+              <w:right w:type="dxa" w:w="140"/>
+            </w:tcMar>
+            <w:vAlign w:val="top"/>
+          </w:tcPr>
+          <w:p>
+            <w:pPr>
+              <w:spacing w:after="40" w:before="0" w:line="280"/>
+              <w:jc w:val="left"/>
+            </w:pPr>
+            <w:r>
+              <w:rPr>
+                <w:rFonts w:ascii="Open Sans" w:cs="Open Sans" w:eastAsia="Open Sans" w:hAnsi="Open Sans"/>
+                <w:b/>
+                <w:bCs/>
+                <w:color w:val="1A1A2E"/>
+                <w:sz w:val="20"/>
+                <w:szCs w:val="20"/>
+              </w:rPr>
+              <w:t xml:space="preserve">RFP Intelligence Engine (pilot)</w:t>
+            </w:r>
+          </w:p>
+        </w:tc>
+        <w:tc>
+          <w:tcPr>
+            <w:tcW w:type="dxa" w:w="4160"/>
+            <w:tcBorders>
+              <w:top w:val="single" w:color="E9ECEF" w:sz="4"/>
+              <w:left w:val="single" w:color="E9ECEF" w:sz="4"/>
+              <w:bottom w:val="single" w:color="E9ECEF" w:sz="4"/>
+              <w:right w:val="single" w:color="E9ECEF" w:sz="4"/>
+            </w:tcBorders>
+            <w:shd w:fill="F8F9FA" w:val="clear"/>
+            <w:tcMar>
+              <w:top w:type="dxa" w:w="100"/>
+              <w:left w:type="dxa" w:w="140"/>
+              <w:bottom w:type="dxa" w:w="100"/>
+              <w:right w:type="dxa" w:w="140"/>
+            </w:tcMar>
+            <w:vAlign w:val="top"/>
+          </w:tcPr>
+          <w:p>
+            <w:pPr>
+              <w:spacing w:after="40" w:before="0" w:line="280"/>
+              <w:jc w:val="left"/>
+            </w:pPr>
+            <w:r>
+              <w:rPr>
+                <w:rFonts w:ascii="Open Sans" w:cs="Open Sans" w:eastAsia="Open Sans" w:hAnsi="Open Sans"/>
+                <w:b w:val="false"/>
+                <w:bCs w:val="false"/>
+                <w:color w:val="59595B"/>
+                <w:sz w:val="20"/>
+                <w:szCs w:val="20"/>
+              </w:rPr>
+              <w:t xml:space="preserve">Continuous monitoring of PlanetBids, BidNet Direct, BidSync, OCTA CAMMNET; daily digest to the BD lead</w:t>
+            </w:r>
+          </w:p>
+        </w:tc>
+        <w:tc>
+          <w:tcPr>
+            <w:tcW w:type="dxa" w:w="2080"/>
+            <w:tcBorders>
+              <w:top w:val="single" w:color="E9ECEF" w:sz="4"/>
+              <w:left w:val="single" w:color="E9ECEF" w:sz="4"/>
+              <w:bottom w:val="single" w:color="E9ECEF" w:sz="4"/>
+              <w:right w:val="single" w:color="E9ECEF" w:sz="4"/>
+            </w:tcBorders>
+            <w:shd w:fill="F8F9FA" w:val="clear"/>
+            <w:tcMar>
+              <w:top w:type="dxa" w:w="100"/>
+              <w:left w:type="dxa" w:w="140"/>
+              <w:bottom w:type="dxa" w:w="100"/>
+              <w:right w:type="dxa" w:w="140"/>
+            </w:tcMar>
+            <w:vAlign w:val="top"/>
+          </w:tcPr>
+          <w:p>
+            <w:pPr>
+              <w:spacing w:after="40" w:before="0" w:line="280"/>
+              <w:jc w:val="left"/>
+            </w:pPr>
+            <w:r>
+              <w:rPr>
+                <w:rFonts w:ascii="Open Sans" w:cs="Open Sans" w:eastAsia="Open Sans" w:hAnsi="Open Sans"/>
+                <w:b w:val="false"/>
+                <w:bCs w:val="false"/>
+                <w:color w:val="59595B"/>
+                <w:sz w:val="20"/>
+                <w:szCs w:val="20"/>
+              </w:rPr>
+              <w:t xml:space="preserve">Scoped in SOW</w:t>
+            </w:r>
+          </w:p>
+        </w:tc>
+      </w:tr>
+      <w:tr>
+        <w:trPr>
+          <w:cantSplit/>
+        </w:trPr>
+        <w:tc>
+          <w:tcPr>
+            <w:tcW w:type="dxa" w:w="3120"/>
+            <w:tcBorders>
+              <w:top w:val="single" w:color="E9ECEF" w:sz="4"/>
+              <w:left w:val="single" w:color="E9ECEF" w:sz="4"/>
+              <w:bottom w:val="single" w:color="E9ECEF" w:sz="4"/>
+              <w:right w:val="single" w:color="E9ECEF" w:sz="4"/>
+            </w:tcBorders>
+            <w:shd w:fill="FFFFFF" w:val="clear"/>
+            <w:tcMar>
+              <w:top w:type="dxa" w:w="100"/>
+              <w:left w:type="dxa" w:w="140"/>
+              <w:bottom w:type="dxa" w:w="100"/>
+              <w:right w:type="dxa" w:w="140"/>
+            </w:tcMar>
+            <w:vAlign w:val="top"/>
+          </w:tcPr>
+          <w:p>
+            <w:pPr>
+              <w:spacing w:after="40" w:before="0" w:line="280"/>
+              <w:jc w:val="left"/>
+            </w:pPr>
+            <w:r>
+              <w:rPr>
+                <w:rFonts w:ascii="Open Sans" w:cs="Open Sans" w:eastAsia="Open Sans" w:hAnsi="Open Sans"/>
+                <w:b/>
+                <w:bCs/>
+                <w:color w:val="1A1A2E"/>
+                <w:sz w:val="20"/>
+                <w:szCs w:val="20"/>
+              </w:rPr>
+              <w:t xml:space="preserve">Executive AI Workshop</w:t>
+            </w:r>
+          </w:p>
+        </w:tc>
+        <w:tc>
+          <w:tcPr>
+            <w:tcW w:type="dxa" w:w="4160"/>
+            <w:tcBorders>
+              <w:top w:val="single" w:color="E9ECEF" w:sz="4"/>
+              <w:left w:val="single" w:color="E9ECEF" w:sz="4"/>
+              <w:bottom w:val="single" w:color="E9ECEF" w:sz="4"/>
+              <w:right w:val="single" w:color="E9ECEF" w:sz="4"/>
+            </w:tcBorders>
+            <w:shd w:fill="FFFFFF" w:val="clear"/>
+            <w:tcMar>
+              <w:top w:type="dxa" w:w="100"/>
+              <w:left w:type="dxa" w:w="140"/>
+              <w:bottom w:type="dxa" w:w="100"/>
+              <w:right w:type="dxa" w:w="140"/>
+            </w:tcMar>
+            <w:vAlign w:val="top"/>
+          </w:tcPr>
+          <w:p>
+            <w:pPr>
+              <w:spacing w:after="40" w:before="0" w:line="280"/>
+              <w:jc w:val="left"/>
+            </w:pPr>
+            <w:r>
+              <w:rPr>
+                <w:rFonts w:ascii="Open Sans" w:cs="Open Sans" w:eastAsia="Open Sans" w:hAnsi="Open Sans"/>
+                <w:b w:val="false"/>
+                <w:bCs w:val="false"/>
+                <w:color w:val="59595B"/>
+                <w:sz w:val="20"/>
+                <w:szCs w:val="20"/>
+              </w:rPr>
+              <w:t xml:space="preserve">Half-day kickoff with RKE's actual project data; validates persona priorities and 90-day KPIs</w:t>
+            </w:r>
+          </w:p>
+        </w:tc>
+        <w:tc>
+          <w:tcPr>
+            <w:tcW w:type="dxa" w:w="2080"/>
+            <w:tcBorders>
+              <w:top w:val="single" w:color="E9ECEF" w:sz="4"/>
+              <w:left w:val="single" w:color="E9ECEF" w:sz="4"/>
+              <w:bottom w:val="single" w:color="E9ECEF" w:sz="4"/>
+              <w:right w:val="single" w:color="E9ECEF" w:sz="4"/>
+            </w:tcBorders>
+            <w:shd w:fill="FFFFFF" w:val="clear"/>
+            <w:tcMar>
+              <w:top w:type="dxa" w:w="100"/>
+              <w:left w:type="dxa" w:w="140"/>
+              <w:bottom w:type="dxa" w:w="100"/>
+              <w:right w:type="dxa" w:w="140"/>
+            </w:tcMar>
+            <w:vAlign w:val="top"/>
+          </w:tcPr>
+          <w:p>
+            <w:pPr>
+              <w:spacing w:after="40" w:before="0" w:line="280"/>
+              <w:jc w:val="left"/>
+            </w:pPr>
+            <w:r>
+              <w:rPr>
+                <w:rFonts w:ascii="Open Sans" w:cs="Open Sans" w:eastAsia="Open Sans" w:hAnsi="Open Sans"/>
+                <w:b w:val="false"/>
+                <w:bCs w:val="false"/>
+                <w:color w:val="59595B"/>
+                <w:sz w:val="20"/>
+                <w:szCs w:val="20"/>
+              </w:rPr>
+              <w:t xml:space="preserve">One-time</w:t>
+            </w:r>
+          </w:p>
+        </w:tc>
+      </w:tr>
+      <w:tr>
+        <w:trPr>
+          <w:cantSplit/>
+        </w:trPr>
+        <w:tc>
+          <w:tcPr>
+            <w:tcW w:type="dxa" w:w="3120"/>
+            <w:tcBorders>
+              <w:top w:val="single" w:color="E9ECEF" w:sz="4"/>
+              <w:left w:val="single" w:color="E9ECEF" w:sz="4"/>
+              <w:bottom w:val="single" w:color="E9ECEF" w:sz="4"/>
+              <w:right w:val="single" w:color="E9ECEF" w:sz="4"/>
+            </w:tcBorders>
+            <w:shd w:fill="F8F9FA" w:val="clear"/>
+            <w:tcMar>
+              <w:top w:type="dxa" w:w="100"/>
+              <w:left w:type="dxa" w:w="140"/>
+              <w:bottom w:type="dxa" w:w="100"/>
+              <w:right w:type="dxa" w:w="140"/>
+            </w:tcMar>
+            <w:vAlign w:val="top"/>
+          </w:tcPr>
+          <w:p>
+            <w:pPr>
+              <w:spacing w:after="40" w:before="0" w:line="280"/>
+              <w:jc w:val="left"/>
+            </w:pPr>
+            <w:r>
+              <w:rPr>
+                <w:rFonts w:ascii="Open Sans" w:cs="Open Sans" w:eastAsia="Open Sans" w:hAnsi="Open Sans"/>
+                <w:b/>
+                <w:bCs/>
+                <w:color w:val="006DB6"/>
+                <w:sz w:val="20"/>
+                <w:szCs w:val="20"/>
+              </w:rPr>
+              <w:t xml:space="preserve">ENTRY PILOT — 90 DAYS</w:t>
+            </w:r>
+          </w:p>
+        </w:tc>
+        <w:tc>
+          <w:tcPr>
+            <w:tcW w:type="dxa" w:w="4160"/>
+            <w:tcBorders>
+              <w:top w:val="single" w:color="E9ECEF" w:sz="4"/>
+              <w:left w:val="single" w:color="E9ECEF" w:sz="4"/>
+              <w:bottom w:val="single" w:color="E9ECEF" w:sz="4"/>
+              <w:right w:val="single" w:color="E9ECEF" w:sz="4"/>
+            </w:tcBorders>
+            <w:shd w:fill="F8F9FA" w:val="clear"/>
+            <w:tcMar>
+              <w:top w:type="dxa" w:w="100"/>
+              <w:left w:type="dxa" w:w="140"/>
+              <w:bottom w:type="dxa" w:w="100"/>
+              <w:right w:type="dxa" w:w="140"/>
+            </w:tcMar>
+            <w:vAlign w:val="top"/>
+          </w:tcPr>
+          <w:p>
+            <w:pPr>
+              <w:spacing w:after="40" w:before="0" w:line="280"/>
+              <w:jc w:val="left"/>
+            </w:pPr>
+            <w:r>
+              <w:rPr>
+                <w:rFonts w:ascii="Open Sans" w:cs="Open Sans" w:eastAsia="Open Sans" w:hAnsi="Open Sans"/>
+                <w:b w:val="false"/>
+                <w:bCs w:val="false"/>
+                <w:color w:val="59595B"/>
+                <w:sz w:val="20"/>
+                <w:szCs w:val="20"/>
+              </w:rPr>
+              <w:t xml:space="preserve">Fixed scope, published rates, no large up-front build</w:t>
+            </w:r>
+          </w:p>
+        </w:tc>
+        <w:tc>
+          <w:tcPr>
+            <w:tcW w:type="dxa" w:w="2080"/>
+            <w:tcBorders>
+              <w:top w:val="single" w:color="E9ECEF" w:sz="4"/>
+              <w:left w:val="single" w:color="E9ECEF" w:sz="4"/>
+              <w:bottom w:val="single" w:color="E9ECEF" w:sz="4"/>
+              <w:right w:val="single" w:color="E9ECEF" w:sz="4"/>
+            </w:tcBorders>
+            <w:shd w:fill="F8F9FA" w:val="clear"/>
+            <w:tcMar>
+              <w:top w:type="dxa" w:w="100"/>
+              <w:left w:type="dxa" w:w="140"/>
+              <w:bottom w:type="dxa" w:w="100"/>
+              <w:right w:type="dxa" w:w="140"/>
+            </w:tcMar>
+            <w:vAlign w:val="top"/>
+          </w:tcPr>
+          <w:p>
+            <w:pPr>
+              <w:spacing w:after="40" w:before="0" w:line="280"/>
+              <w:jc w:val="left"/>
+            </w:pPr>
+            <w:r>
+              <w:rPr>
+                <w:rFonts w:ascii="Open Sans" w:cs="Open Sans" w:eastAsia="Open Sans" w:hAnsi="Open Sans"/>
+                <w:b/>
+                <w:bCs/>
+                <w:color w:val="006DB6"/>
+                <w:sz w:val="20"/>
+                <w:szCs w:val="20"/>
+              </w:rPr>
+              <w:t xml:space="preserve">Month-to-month, no lock-in</w:t>
+            </w:r>
+          </w:p>
+        </w:tc>
+      </w:tr>
+    </w:tbl>
+    <w:p>
+      <w:pPr>
+        <w:keepNext/>
+        <w:spacing w:after="0" w:before="120"/>
+      </w:pPr>
+      <w:r>
+        <w:t xml:space="preserve"/>
+      </w:r>
+    </w:p>
+    <w:tbl>
+      <w:tblPr>
+        <w:tblW w:type="dxa" w:w="9360"/>
+        <w:tblBorders>
+          <w:top w:val="single" w:color="auto" w:sz="4"/>
+          <w:left w:val="single" w:color="auto" w:sz="4"/>
+          <w:bottom w:val="single" w:color="auto" w:sz="4"/>
+          <w:right w:val="single" w:color="auto" w:sz="4"/>
+          <w:insideH w:val="single" w:color="auto" w:sz="4"/>
+          <w:insideV w:val="single" w:color="auto" w:sz="4"/>
+        </w:tblBorders>
+      </w:tblPr>
+      <w:tblGrid>
+        <w:gridCol w:w="80"/>
+        <w:gridCol w:w="9280"/>
+      </w:tblGrid>
+      <w:tr>
+        <w:trPr>
+          <w:cantSplit/>
+        </w:trPr>
+        <w:tc>
+          <w:tcPr>
+            <w:tcW w:type="dxa" w:w="80"/>
+            <w:tcBorders>
+              <w:top w:val="none" w:color="FFFFFF" w:sz="0"/>
+              <w:left w:val="none" w:color="FFFFFF" w:sz="0"/>
+              <w:bottom w:val="none" w:color="FFFFFF" w:sz="0"/>
+              <w:right w:val="none" w:color="FFFFFF" w:sz="0"/>
+            </w:tcBorders>
+            <w:shd w:fill="F67D4B" w:val="clear"/>
+          </w:tcPr>
+          <w:p>
+            <w:r>
+              <w:t xml:space="preserve"/>
+            </w:r>
+          </w:p>
+        </w:tc>
+        <w:tc>
+          <w:tcPr>
+            <w:tcW w:type="dxa" w:w="9280"/>
+            <w:tcBorders>
+              <w:top w:val="none" w:color="FFFFFF" w:sz="0"/>
+              <w:left w:val="none" w:color="FFFFFF" w:sz="0"/>
+              <w:bottom w:val="none" w:color="FFFFFF" w:sz="0"/>
+              <w:right w:val="none" w:color="FFFFFF" w:sz="0"/>
+            </w:tcBorders>
+            <w:shd w:fill="F8F9FA" w:val="clear"/>
+            <w:tcMar>
+              <w:top w:type="dxa" w:w="160"/>
+              <w:left w:type="dxa" w:w="240"/>
+              <w:bottom w:type="dxa" w:w="160"/>
+              <w:right w:type="dxa" w:w="200"/>
+            </w:tcMar>
+          </w:tcPr>
+          <w:p>
+            <w:pPr>
+              <w:keepNext/>
+              <w:keepLines/>
+              <w:spacing w:after="80" w:before="80"/>
+            </w:pPr>
+            <w:r>
+              <w:rPr>
+                <w:rFonts w:ascii="Open Sans" w:cs="Open Sans" w:eastAsia="Open Sans" w:hAnsi="Open Sans"/>
+                <w:b/>
+                <w:bCs/>
+                <w:color w:val="F67D4B"/>
+                <w:sz w:val="22"/>
+                <w:szCs w:val="22"/>
+              </w:rPr>
+              <w:t xml:space="preserve">The Pilot Bar — and Our Commitment</w:t>
+            </w:r>
+          </w:p>
+          <w:p>
+            <w:pPr>
+              <w:keepNext/>
+              <w:keepLines/>
+              <w:spacing w:after="60" w:before="40" w:line="300"/>
+            </w:pPr>
+            <w:r>
+              <w:rPr>
+                <w:rFonts w:ascii="Open Sans" w:cs="Open Sans" w:eastAsia="Open Sans" w:hAnsi="Open Sans"/>
+                <w:color w:val="59595B"/>
+                <w:sz w:val="20"/>
+                <w:szCs w:val="20"/>
+              </w:rPr>
+              <w:t xml:space="preserve">Success metric: within 90 days, RKE is cited by at least one major AI assistant (ChatGPT, Perplexity, Claude, or Google AI Overviews) for a high-intent SB 743 / VMT / CEQA query, AND the RFP intelligence engine has surfaced at least one qualifying opportunity RKE would otherwise have missed.</w:t>
+            </w:r>
+          </w:p>
+          <w:p>
+            <w:pPr>
+              <w:keepNext w:val="false"/>
+              <w:keepLines/>
+              <w:spacing w:after="60" w:before="40" w:line="300"/>
+            </w:pPr>
+            <w:r>
+              <w:rPr>
+                <w:rFonts w:ascii="Open Sans" w:cs="Open Sans" w:eastAsia="Open Sans" w:hAnsi="Open Sans"/>
+                <w:color w:val="59595B"/>
+                <w:sz w:val="20"/>
+                <w:szCs w:val="20"/>
+              </w:rPr>
+              <w:t xml:space="preserve">Our commitment: the entry program is month-to-month, no lock-in, and no obligation to continue if it doesn't hit the metric by day 90. If the pilot has not moved the needle, you are under no obligation to continue — and we will tell you honestly whether it is worth continuing. You carry the upside, not the risk.</w:t>
+            </w:r>
+          </w:p>
+        </w:tc>
+      </w:tr>
+    </w:tbl>
+    <w:p>
+      <w:pPr>
+        <w:keepNext/>
+        <w:spacing w:after="0" w:before="200"/>
+      </w:pPr>
+      <w:r>
+        <w:t xml:space="preserve"/>
+      </w:r>
+    </w:p>
+    <w:p>
+      <w:pPr>
+        <w:pStyle w:val="Heading2"/>
+        <w:keepNext/>
+        <w:keepLines/>
+        <w:spacing w:after="140" w:before="300"/>
+      </w:pPr>
+      <w:r>
+        <w:rPr>
+          <w:rFonts w:ascii="Open Sans" w:cs="Open Sans" w:eastAsia="Open Sans" w:hAnsi="Open Sans"/>
+          <w:b/>
+          <w:bCs/>
+          <w:color w:val="006DB6"/>
+          <w:sz w:val="28"/>
+          <w:szCs w:val="28"/>
+        </w:rPr>
+        <w:t xml:space="preserve">11.2  Top-Line Pipeline Lift</w:t>
       </w:r>
     </w:p>
     <w:tbl>
@@ -16113,6 +19905,7 @@
     </w:tbl>
     <w:p>
       <w:pPr>
+        <w:keepNext/>
         <w:spacing w:after="0" w:before="200"/>
       </w:pPr>
       <w:r>
@@ -16154,7 +19947,7 @@
           <w:sz w:val="28"/>
           <w:szCs w:val="28"/>
         </w:rPr>
-        <w:t xml:space="preserve">10.2  Investment Recovery Estimate (Year 1)</w:t>
+        <w:t xml:space="preserve">11.3  Investment Recovery Estimate (Year 1)</w:t>
       </w:r>
     </w:p>
     <w:tbl>
@@ -17068,6 +20861,7 @@
     </w:tbl>
     <w:p>
       <w:pPr>
+        <w:keepNext/>
         <w:spacing w:after="0" w:before="200"/>
       </w:pPr>
       <w:r>
@@ -17109,7 +20903,7 @@
           <w:sz w:val="28"/>
           <w:szCs w:val="28"/>
         </w:rPr>
-        <w:t xml:space="preserve">10.3  Capacity Recovery Per Principal</w:t>
+        <w:t xml:space="preserve">11.4  Capacity Recovery Per Principal</w:t>
       </w:r>
     </w:p>
     <w:tbl>
@@ -17320,7 +21114,7 @@
           <w:sz w:val="28"/>
           <w:szCs w:val="28"/>
         </w:rPr>
-        <w:t xml:space="preserve">10.4  Technijian Service Investment Map</w:t>
+        <w:t xml:space="preserve">11.5  Technijian Service Investment Map</w:t>
       </w:r>
     </w:p>
     <w:p>
@@ -17344,6 +21138,7 @@
     </w:p>
     <w:p>
       <w:pPr>
+        <w:keepNext/>
         <w:spacing w:after="0" w:before="120"/>
       </w:pPr>
       <w:r>
@@ -18857,6 +22652,7 @@
     </w:tbl>
     <w:p>
       <w:pPr>
+        <w:keepNext/>
         <w:spacing w:after="0" w:before="200"/>
       </w:pPr>
       <w:r>
@@ -18958,7 +22754,8 @@
       <w:pPr>
         <w:pStyle w:val="Heading1"/>
         <w:keepNext/>
-        <w:spacing w:after="120" w:before="480" w:line="240"/>
+        <w:pageBreakBefore/>
+        <w:spacing w:after="120" w:before="0" w:line="240"/>
       </w:pPr>
       <w:r>
         <w:rPr>
@@ -18967,7 +22764,7 @@
           <w:sz w:val="2"/>
           <w:szCs w:val="2"/>
         </w:rPr>
-        <w:t xml:space="preserve">11  Implementation Roadmap (90 / 180 / 365 Days)</w:t>
+        <w:t xml:space="preserve">12  Implementation Roadmap (90 / 180 / 365 Days)</w:t>
       </w:r>
     </w:p>
     <w:tbl>
@@ -19031,7 +22828,7 @@
                 <w:sz w:val="34"/>
                 <w:szCs w:val="34"/>
               </w:rPr>
-              <w:t xml:space="preserve">11  Implementation Roadmap (90 / 180 / 365 Days)</w:t>
+              <w:t xml:space="preserve">12  Implementation Roadmap (90 / 180 / 365 Days)</w:t>
             </w:r>
           </w:p>
         </w:tc>
@@ -19039,6 +22836,7 @@
     </w:tbl>
     <w:p>
       <w:pPr>
+        <w:keepNext/>
         <w:spacing w:after="0" w:before="160"/>
       </w:pPr>
       <w:r>
@@ -19066,6 +22864,7 @@
     </w:p>
     <w:p>
       <w:pPr>
+        <w:keepNext/>
         <w:spacing w:after="0" w:before="120"/>
       </w:pPr>
       <w:r>
@@ -19132,7 +22931,7 @@
           <w:sz w:val="18"/>
           <w:szCs w:val="18"/>
         </w:rPr>
-        <w:t xml:space="preserve">Figure 11.0 — Three phases with milestones plotted on day-of-year axis; cumulative outcomes shown beneath each phase.</w:t>
+        <w:t xml:space="preserve">Figure 12.0 — Three phases with milestones plotted on day-of-year axis; cumulative outcomes shown beneath each phase.</w:t>
       </w:r>
     </w:p>
     <w:p>
@@ -19151,7 +22950,7 @@
           <w:sz w:val="28"/>
           <w:szCs w:val="28"/>
         </w:rPr>
-        <w:t xml:space="preserve">11.1  Days 1–90: Foundation</w:t>
+        <w:t xml:space="preserve">12.1  Days 1–90: Foundation</w:t>
       </w:r>
     </w:p>
     <w:tbl>
@@ -19863,7 +23662,7 @@
           <w:sz w:val="28"/>
           <w:szCs w:val="28"/>
         </w:rPr>
-        <w:t xml:space="preserve">11.2  Days 91–180: Acceleration</w:t>
+        <w:t xml:space="preserve">12.2  Days 91–180: Acceleration</w:t>
       </w:r>
     </w:p>
     <w:tbl>
@@ -20462,7 +24261,7 @@
           <w:sz w:val="28"/>
           <w:szCs w:val="28"/>
         </w:rPr>
-        <w:t xml:space="preserve">11.3  Days 181–365: Compounding</w:t>
+        <w:t xml:space="preserve">12.3  Days 181–365: Compounding</w:t>
       </w:r>
     </w:p>
     <w:tbl>
@@ -21049,7 +24848,8 @@
       <w:pPr>
         <w:pStyle w:val="Heading1"/>
         <w:keepNext/>
-        <w:spacing w:after="120" w:before="480" w:line="240"/>
+        <w:pageBreakBefore/>
+        <w:spacing w:after="120" w:before="0" w:line="240"/>
       </w:pPr>
       <w:r>
         <w:rPr>
@@ -21058,7 +24858,7 @@
           <w:sz w:val="2"/>
           <w:szCs w:val="2"/>
         </w:rPr>
-        <w:t xml:space="preserve">12  Quick Wins: What RKE Can Start in Week 1</w:t>
+        <w:t xml:space="preserve">13  Quick Wins: What RKE Can Start in Week 1</w:t>
       </w:r>
     </w:p>
     <w:tbl>
@@ -21122,7 +24922,7 @@
                 <w:sz w:val="34"/>
                 <w:szCs w:val="34"/>
               </w:rPr>
-              <w:t xml:space="preserve">12  Quick Wins: What RKE Can Start in Week 1</w:t>
+              <w:t xml:space="preserve">13  Quick Wins: What RKE Can Start in Week 1</w:t>
             </w:r>
           </w:p>
         </w:tc>
@@ -21130,6 +24930,7 @@
     </w:tbl>
     <w:p>
       <w:pPr>
+        <w:keepNext/>
         <w:spacing w:after="0" w:before="160"/>
       </w:pPr>
       <w:r>
@@ -21157,6 +24958,7 @@
     </w:p>
     <w:p>
       <w:pPr>
+        <w:keepNext/>
         <w:spacing w:after="0" w:before="200"/>
       </w:pPr>
       <w:r>
@@ -21272,6 +25074,7 @@
     </w:tbl>
     <w:p>
       <w:pPr>
+        <w:keepNext/>
         <w:spacing w:after="0" w:before="200"/>
       </w:pPr>
       <w:r>
@@ -21387,6 +25190,7 @@
     </w:tbl>
     <w:p>
       <w:pPr>
+        <w:keepNext/>
         <w:spacing w:after="0" w:before="200"/>
       </w:pPr>
       <w:r>
@@ -21502,6 +25306,7 @@
     </w:tbl>
     <w:p>
       <w:pPr>
+        <w:keepNext/>
         <w:spacing w:after="0" w:before="200"/>
       </w:pPr>
       <w:r>
@@ -21617,6 +25422,7 @@
     </w:tbl>
     <w:p>
       <w:pPr>
+        <w:keepNext/>
         <w:spacing w:after="0" w:before="200"/>
       </w:pPr>
       <w:r>
@@ -21734,7 +25540,8 @@
       <w:pPr>
         <w:pStyle w:val="Heading1"/>
         <w:keepNext/>
-        <w:spacing w:after="120" w:before="480" w:line="240"/>
+        <w:pageBreakBefore/>
+        <w:spacing w:after="120" w:before="0" w:line="240"/>
       </w:pPr>
       <w:r>
         <w:rPr>
@@ -21743,7 +25550,7 @@
           <w:sz w:val="2"/>
           <w:szCs w:val="2"/>
         </w:rPr>
-        <w:t xml:space="preserve">13  Conclusion</w:t>
+        <w:t xml:space="preserve">14  Questions We Usually Get</w:t>
       </w:r>
     </w:p>
     <w:tbl>
@@ -21807,7 +25614,7 @@
                 <w:sz w:val="34"/>
                 <w:szCs w:val="34"/>
               </w:rPr>
-              <w:t xml:space="preserve">13  Conclusion</w:t>
+              <w:t xml:space="preserve">14  Questions We Usually Get</w:t>
             </w:r>
           </w:p>
         </w:tc>
@@ -21815,6 +25622,7 @@
     </w:tbl>
     <w:p>
       <w:pPr>
+        <w:keepNext/>
         <w:spacing w:after="0" w:before="160"/>
       </w:pPr>
       <w:r>
@@ -21837,7 +25645,663 @@
           <w:sz w:val="22"/>
           <w:szCs w:val="22"/>
         </w:rPr>
-        <w:t xml:space="preserve">RK Engineering Group operates in an industry where baseline technical proficiency in drafting a traffic model or measuring ambient decibels is merely the minimum expectation for entry. True success and sustainable market dominance in the California architecture, engineering, and construction landscape require a profound, almost psychological understanding of the state's draconian regulatory mandates, the volatile political dynamics of local city councils, and the acute financial and legal pressures faced by those attempting to build within its borders.</w:t>
+        <w:t xml:space="preserve">The honest answers to the questions RKE leadership is most likely asking right now.</w:t>
+      </w:r>
+    </w:p>
+    <w:p>
+      <w:pPr>
+        <w:keepNext/>
+        <w:spacing w:after="0" w:before="120"/>
+      </w:pPr>
+      <w:r>
+        <w:t xml:space="preserve"/>
+      </w:r>
+    </w:p>
+    <w:tbl>
+      <w:tblPr>
+        <w:tblW w:type="dxa" w:w="9360"/>
+        <w:tblBorders>
+          <w:top w:val="single" w:color="auto" w:sz="4"/>
+          <w:left w:val="single" w:color="auto" w:sz="4"/>
+          <w:bottom w:val="single" w:color="auto" w:sz="4"/>
+          <w:right w:val="single" w:color="auto" w:sz="4"/>
+          <w:insideH w:val="single" w:color="auto" w:sz="4"/>
+          <w:insideV w:val="single" w:color="auto" w:sz="4"/>
+        </w:tblBorders>
+      </w:tblPr>
+      <w:tblGrid>
+        <w:gridCol w:w="3510"/>
+        <w:gridCol w:w="5850"/>
+      </w:tblGrid>
+      <w:tr>
+        <w:trPr>
+          <w:tblHeader/>
+        </w:trPr>
+        <w:tc>
+          <w:tcPr>
+            <w:tcW w:type="dxa" w:w="3510"/>
+            <w:tcBorders>
+              <w:top w:val="single" w:color="E9ECEF" w:sz="4"/>
+              <w:left w:val="single" w:color="E9ECEF" w:sz="4"/>
+              <w:bottom w:val="single" w:color="E9ECEF" w:sz="4"/>
+              <w:right w:val="single" w:color="E9ECEF" w:sz="4"/>
+            </w:tcBorders>
+            <w:shd w:fill="006DB6" w:val="clear"/>
+            <w:tcMar>
+              <w:top w:type="dxa" w:w="120"/>
+              <w:left w:type="dxa" w:w="140"/>
+              <w:bottom w:type="dxa" w:w="120"/>
+              <w:right w:type="dxa" w:w="140"/>
+            </w:tcMar>
+            <w:vAlign w:val="center"/>
+          </w:tcPr>
+          <w:p>
+            <w:pPr>
+              <w:jc w:val="left"/>
+            </w:pPr>
+            <w:r>
+              <w:rPr>
+                <w:rFonts w:ascii="Open Sans" w:cs="Open Sans" w:eastAsia="Open Sans" w:hAnsi="Open Sans"/>
+                <w:b/>
+                <w:bCs/>
+                <w:color w:val="FFFFFF"/>
+                <w:sz w:val="20"/>
+                <w:szCs w:val="20"/>
+              </w:rPr>
+              <w:t xml:space="preserve">Question</w:t>
+            </w:r>
+          </w:p>
+        </w:tc>
+        <w:tc>
+          <w:tcPr>
+            <w:tcW w:type="dxa" w:w="5850"/>
+            <w:tcBorders>
+              <w:top w:val="single" w:color="E9ECEF" w:sz="4"/>
+              <w:left w:val="single" w:color="E9ECEF" w:sz="4"/>
+              <w:bottom w:val="single" w:color="E9ECEF" w:sz="4"/>
+              <w:right w:val="single" w:color="E9ECEF" w:sz="4"/>
+            </w:tcBorders>
+            <w:shd w:fill="006DB6" w:val="clear"/>
+            <w:tcMar>
+              <w:top w:type="dxa" w:w="120"/>
+              <w:left w:type="dxa" w:w="140"/>
+              <w:bottom w:type="dxa" w:w="120"/>
+              <w:right w:type="dxa" w:w="140"/>
+            </w:tcMar>
+            <w:vAlign w:val="center"/>
+          </w:tcPr>
+          <w:p>
+            <w:pPr>
+              <w:jc w:val="left"/>
+            </w:pPr>
+            <w:r>
+              <w:rPr>
+                <w:rFonts w:ascii="Open Sans" w:cs="Open Sans" w:eastAsia="Open Sans" w:hAnsi="Open Sans"/>
+                <w:b/>
+                <w:bCs/>
+                <w:color w:val="FFFFFF"/>
+                <w:sz w:val="20"/>
+                <w:szCs w:val="20"/>
+              </w:rPr>
+              <w:t xml:space="preserve">Our Honest Answer</w:t>
+            </w:r>
+          </w:p>
+        </w:tc>
+      </w:tr>
+      <w:tr>
+        <w:trPr>
+          <w:cantSplit/>
+        </w:trPr>
+        <w:tc>
+          <w:tcPr>
+            <w:tcW w:type="dxa" w:w="3510"/>
+            <w:tcBorders>
+              <w:top w:val="single" w:color="E9ECEF" w:sz="4"/>
+              <w:left w:val="single" w:color="E9ECEF" w:sz="4"/>
+              <w:bottom w:val="single" w:color="E9ECEF" w:sz="4"/>
+              <w:right w:val="single" w:color="E9ECEF" w:sz="4"/>
+            </w:tcBorders>
+            <w:shd w:fill="FFFFFF" w:val="clear"/>
+            <w:tcMar>
+              <w:top w:type="dxa" w:w="100"/>
+              <w:left w:type="dxa" w:w="140"/>
+              <w:bottom w:type="dxa" w:w="100"/>
+              <w:right w:type="dxa" w:w="140"/>
+            </w:tcMar>
+            <w:vAlign w:val="top"/>
+          </w:tcPr>
+          <w:p>
+            <w:pPr>
+              <w:spacing w:after="40" w:before="0" w:line="280"/>
+              <w:jc w:val="left"/>
+            </w:pPr>
+            <w:r>
+              <w:rPr>
+                <w:rFonts w:ascii="Open Sans" w:cs="Open Sans" w:eastAsia="Open Sans" w:hAnsi="Open Sans"/>
+                <w:b/>
+                <w:bCs/>
+                <w:color w:val="1A1A2E"/>
+                <w:sz w:val="20"/>
+                <w:szCs w:val="20"/>
+              </w:rPr>
+              <w:t xml:space="preserve">We already work with a marketing or web vendor. Why add Technijian?</w:t>
+            </w:r>
+          </w:p>
+        </w:tc>
+        <w:tc>
+          <w:tcPr>
+            <w:tcW w:type="dxa" w:w="5850"/>
+            <w:tcBorders>
+              <w:top w:val="single" w:color="E9ECEF" w:sz="4"/>
+              <w:left w:val="single" w:color="E9ECEF" w:sz="4"/>
+              <w:bottom w:val="single" w:color="E9ECEF" w:sz="4"/>
+              <w:right w:val="single" w:color="E9ECEF" w:sz="4"/>
+            </w:tcBorders>
+            <w:shd w:fill="FFFFFF" w:val="clear"/>
+            <w:tcMar>
+              <w:top w:type="dxa" w:w="100"/>
+              <w:left w:type="dxa" w:w="140"/>
+              <w:bottom w:type="dxa" w:w="100"/>
+              <w:right w:type="dxa" w:w="140"/>
+            </w:tcMar>
+            <w:vAlign w:val="top"/>
+          </w:tcPr>
+          <w:p>
+            <w:pPr>
+              <w:spacing w:after="40" w:before="0" w:line="280"/>
+              <w:jc w:val="left"/>
+            </w:pPr>
+            <w:r>
+              <w:rPr>
+                <w:rFonts w:ascii="Open Sans" w:cs="Open Sans" w:eastAsia="Open Sans" w:hAnsi="Open Sans"/>
+                <w:b w:val="false"/>
+                <w:bCs w:val="false"/>
+                <w:color w:val="59595B"/>
+                <w:sz w:val="20"/>
+                <w:szCs w:val="20"/>
+              </w:rPr>
+              <w:t xml:space="preserve">Keep them if they are doing good work. We add the layer most agencies do not build: AI-search optimization (AEO) so RKE is cited on SB 743/VMT questions, the RFP intelligence engine, and the internal AI (proposal, peer-review, knowledge graph) that no SEO agency provides. We run alongside an existing vendor, not over them.</w:t>
+            </w:r>
+          </w:p>
+        </w:tc>
+      </w:tr>
+      <w:tr>
+        <w:trPr>
+          <w:cantSplit/>
+        </w:trPr>
+        <w:tc>
+          <w:tcPr>
+            <w:tcW w:type="dxa" w:w="3510"/>
+            <w:tcBorders>
+              <w:top w:val="single" w:color="E9ECEF" w:sz="4"/>
+              <w:left w:val="single" w:color="E9ECEF" w:sz="4"/>
+              <w:bottom w:val="single" w:color="E9ECEF" w:sz="4"/>
+              <w:right w:val="single" w:color="E9ECEF" w:sz="4"/>
+            </w:tcBorders>
+            <w:shd w:fill="F8F9FA" w:val="clear"/>
+            <w:tcMar>
+              <w:top w:type="dxa" w:w="100"/>
+              <w:left w:type="dxa" w:w="140"/>
+              <w:bottom w:type="dxa" w:w="100"/>
+              <w:right w:type="dxa" w:w="140"/>
+            </w:tcMar>
+            <w:vAlign w:val="top"/>
+          </w:tcPr>
+          <w:p>
+            <w:pPr>
+              <w:spacing w:after="40" w:before="0" w:line="280"/>
+              <w:jc w:val="left"/>
+            </w:pPr>
+            <w:r>
+              <w:rPr>
+                <w:rFonts w:ascii="Open Sans" w:cs="Open Sans" w:eastAsia="Open Sans" w:hAnsi="Open Sans"/>
+                <w:b/>
+                <w:bCs/>
+                <w:color w:val="1A1A2E"/>
+                <w:sz w:val="20"/>
+                <w:szCs w:val="20"/>
+              </w:rPr>
+              <w:t xml:space="preserve">Isn't AI mostly hype right now?</w:t>
+            </w:r>
+          </w:p>
+        </w:tc>
+        <w:tc>
+          <w:tcPr>
+            <w:tcW w:type="dxa" w:w="5850"/>
+            <w:tcBorders>
+              <w:top w:val="single" w:color="E9ECEF" w:sz="4"/>
+              <w:left w:val="single" w:color="E9ECEF" w:sz="4"/>
+              <w:bottom w:val="single" w:color="E9ECEF" w:sz="4"/>
+              <w:right w:val="single" w:color="E9ECEF" w:sz="4"/>
+            </w:tcBorders>
+            <w:shd w:fill="F8F9FA" w:val="clear"/>
+            <w:tcMar>
+              <w:top w:type="dxa" w:w="100"/>
+              <w:left w:type="dxa" w:w="140"/>
+              <w:bottom w:type="dxa" w:w="100"/>
+              <w:right w:type="dxa" w:w="140"/>
+            </w:tcMar>
+            <w:vAlign w:val="top"/>
+          </w:tcPr>
+          <w:p>
+            <w:pPr>
+              <w:spacing w:after="40" w:before="0" w:line="280"/>
+              <w:jc w:val="left"/>
+            </w:pPr>
+            <w:r>
+              <w:rPr>
+                <w:rFonts w:ascii="Open Sans" w:cs="Open Sans" w:eastAsia="Open Sans" w:hAnsi="Open Sans"/>
+                <w:b w:val="false"/>
+                <w:bCs w:val="false"/>
+                <w:color w:val="59595B"/>
+                <w:sz w:val="20"/>
+                <w:szCs w:val="20"/>
+              </w:rPr>
+              <w:t xml:space="preserve">A lot of it is. That is why this blueprint starts with simple, proven automations that pay back fast — RFP detection, AEO content, proposal drafting — not autonomous "agents" running your practice. We use the simplest tool that works, measure it, and only expand what earns its place. Every component is already in production for a Technijian client (Section 8).</w:t>
+            </w:r>
+          </w:p>
+        </w:tc>
+      </w:tr>
+      <w:tr>
+        <w:trPr>
+          <w:cantSplit/>
+        </w:trPr>
+        <w:tc>
+          <w:tcPr>
+            <w:tcW w:type="dxa" w:w="3510"/>
+            <w:tcBorders>
+              <w:top w:val="single" w:color="E9ECEF" w:sz="4"/>
+              <w:left w:val="single" w:color="E9ECEF" w:sz="4"/>
+              <w:bottom w:val="single" w:color="E9ECEF" w:sz="4"/>
+              <w:right w:val="single" w:color="E9ECEF" w:sz="4"/>
+            </w:tcBorders>
+            <w:shd w:fill="FFFFFF" w:val="clear"/>
+            <w:tcMar>
+              <w:top w:type="dxa" w:w="100"/>
+              <w:left w:type="dxa" w:w="140"/>
+              <w:bottom w:type="dxa" w:w="100"/>
+              <w:right w:type="dxa" w:w="140"/>
+            </w:tcMar>
+            <w:vAlign w:val="top"/>
+          </w:tcPr>
+          <w:p>
+            <w:pPr>
+              <w:spacing w:after="40" w:before="0" w:line="280"/>
+              <w:jc w:val="left"/>
+            </w:pPr>
+            <w:r>
+              <w:rPr>
+                <w:rFonts w:ascii="Open Sans" w:cs="Open Sans" w:eastAsia="Open Sans" w:hAnsi="Open Sans"/>
+                <w:b/>
+                <w:bCs/>
+                <w:color w:val="1A1A2E"/>
+                <w:sz w:val="20"/>
+                <w:szCs w:val="20"/>
+              </w:rPr>
+              <w:t xml:space="preserve">Is our data — project files, expert-witness materials, peer reviews — safe?</w:t>
+            </w:r>
+          </w:p>
+        </w:tc>
+        <w:tc>
+          <w:tcPr>
+            <w:tcW w:type="dxa" w:w="5850"/>
+            <w:tcBorders>
+              <w:top w:val="single" w:color="E9ECEF" w:sz="4"/>
+              <w:left w:val="single" w:color="E9ECEF" w:sz="4"/>
+              <w:bottom w:val="single" w:color="E9ECEF" w:sz="4"/>
+              <w:right w:val="single" w:color="E9ECEF" w:sz="4"/>
+            </w:tcBorders>
+            <w:shd w:fill="FFFFFF" w:val="clear"/>
+            <w:tcMar>
+              <w:top w:type="dxa" w:w="100"/>
+              <w:left w:type="dxa" w:w="140"/>
+              <w:bottom w:type="dxa" w:w="100"/>
+              <w:right w:type="dxa" w:w="140"/>
+            </w:tcMar>
+            <w:vAlign w:val="top"/>
+          </w:tcPr>
+          <w:p>
+            <w:pPr>
+              <w:spacing w:after="40" w:before="0" w:line="280"/>
+              <w:jc w:val="left"/>
+            </w:pPr>
+            <w:r>
+              <w:rPr>
+                <w:rFonts w:ascii="Open Sans" w:cs="Open Sans" w:eastAsia="Open Sans" w:hAnsi="Open Sans"/>
+                <w:b w:val="false"/>
+                <w:bCs w:val="false"/>
+                <w:color w:val="59595B"/>
+                <w:sz w:val="20"/>
+                <w:szCs w:val="20"/>
+              </w:rPr>
+              <w:t xml:space="preserve">Yes. Sensitive data never touches a public AI model; we deploy private, governed systems with human review on anything client-facing or litigation-bound, led by a CISSP-certified team. Data governance is part of the discovery in the entry pilot (Section 11.1).</w:t>
+            </w:r>
+          </w:p>
+        </w:tc>
+      </w:tr>
+      <w:tr>
+        <w:trPr>
+          <w:cantSplit/>
+        </w:trPr>
+        <w:tc>
+          <w:tcPr>
+            <w:tcW w:type="dxa" w:w="3510"/>
+            <w:tcBorders>
+              <w:top w:val="single" w:color="E9ECEF" w:sz="4"/>
+              <w:left w:val="single" w:color="E9ECEF" w:sz="4"/>
+              <w:bottom w:val="single" w:color="E9ECEF" w:sz="4"/>
+              <w:right w:val="single" w:color="E9ECEF" w:sz="4"/>
+            </w:tcBorders>
+            <w:shd w:fill="F8F9FA" w:val="clear"/>
+            <w:tcMar>
+              <w:top w:type="dxa" w:w="100"/>
+              <w:left w:type="dxa" w:w="140"/>
+              <w:bottom w:type="dxa" w:w="100"/>
+              <w:right w:type="dxa" w:w="140"/>
+            </w:tcMar>
+            <w:vAlign w:val="top"/>
+          </w:tcPr>
+          <w:p>
+            <w:pPr>
+              <w:spacing w:after="40" w:before="0" w:line="280"/>
+              <w:jc w:val="left"/>
+            </w:pPr>
+            <w:r>
+              <w:rPr>
+                <w:rFonts w:ascii="Open Sans" w:cs="Open Sans" w:eastAsia="Open Sans" w:hAnsi="Open Sans"/>
+                <w:b/>
+                <w:bCs/>
+                <w:color w:val="1A1A2E"/>
+                <w:sz w:val="20"/>
+                <w:szCs w:val="20"/>
+              </w:rPr>
+              <w:t xml:space="preserve">We're a lean, principal-led firm. Do we have the bandwidth for this?</w:t>
+            </w:r>
+          </w:p>
+        </w:tc>
+        <w:tc>
+          <w:tcPr>
+            <w:tcW w:type="dxa" w:w="5850"/>
+            <w:tcBorders>
+              <w:top w:val="single" w:color="E9ECEF" w:sz="4"/>
+              <w:left w:val="single" w:color="E9ECEF" w:sz="4"/>
+              <w:bottom w:val="single" w:color="E9ECEF" w:sz="4"/>
+              <w:right w:val="single" w:color="E9ECEF" w:sz="4"/>
+            </w:tcBorders>
+            <w:shd w:fill="F8F9FA" w:val="clear"/>
+            <w:tcMar>
+              <w:top w:type="dxa" w:w="100"/>
+              <w:left w:type="dxa" w:w="140"/>
+              <w:bottom w:type="dxa" w:w="100"/>
+              <w:right w:type="dxa" w:w="140"/>
+            </w:tcMar>
+            <w:vAlign w:val="top"/>
+          </w:tcPr>
+          <w:p>
+            <w:pPr>
+              <w:spacing w:after="40" w:before="0" w:line="280"/>
+              <w:jc w:val="left"/>
+            </w:pPr>
+            <w:r>
+              <w:rPr>
+                <w:rFonts w:ascii="Open Sans" w:cs="Open Sans" w:eastAsia="Open Sans" w:hAnsi="Open Sans"/>
+                <w:b w:val="false"/>
+                <w:bCs w:val="false"/>
+                <w:color w:val="59595B"/>
+                <w:sz w:val="20"/>
+                <w:szCs w:val="20"/>
+              </w:rPr>
+              <w:t xml:space="preserve">The point is the opposite — to give your principals back hours, not add work. Technijian runs the build and the cadence; your involvement is a short monthly strategy session plus reviewing what we draft. The internal AI tools recover roughly 450 billable-equivalent hours per principal per year (Section 11.4).</w:t>
+            </w:r>
+          </w:p>
+        </w:tc>
+      </w:tr>
+      <w:tr>
+        <w:trPr>
+          <w:cantSplit/>
+        </w:trPr>
+        <w:tc>
+          <w:tcPr>
+            <w:tcW w:type="dxa" w:w="3510"/>
+            <w:tcBorders>
+              <w:top w:val="single" w:color="E9ECEF" w:sz="4"/>
+              <w:left w:val="single" w:color="E9ECEF" w:sz="4"/>
+              <w:bottom w:val="single" w:color="E9ECEF" w:sz="4"/>
+              <w:right w:val="single" w:color="E9ECEF" w:sz="4"/>
+            </w:tcBorders>
+            <w:shd w:fill="FFFFFF" w:val="clear"/>
+            <w:tcMar>
+              <w:top w:type="dxa" w:w="100"/>
+              <w:left w:type="dxa" w:w="140"/>
+              <w:bottom w:type="dxa" w:w="100"/>
+              <w:right w:type="dxa" w:w="140"/>
+            </w:tcMar>
+            <w:vAlign w:val="top"/>
+          </w:tcPr>
+          <w:p>
+            <w:pPr>
+              <w:spacing w:after="40" w:before="0" w:line="280"/>
+              <w:jc w:val="left"/>
+            </w:pPr>
+            <w:r>
+              <w:rPr>
+                <w:rFonts w:ascii="Open Sans" w:cs="Open Sans" w:eastAsia="Open Sans" w:hAnsi="Open Sans"/>
+                <w:b/>
+                <w:bCs/>
+                <w:color w:val="1A1A2E"/>
+                <w:sz w:val="20"/>
+                <w:szCs w:val="20"/>
+              </w:rPr>
+              <w:t xml:space="preserve">What if it doesn't work?</w:t>
+            </w:r>
+          </w:p>
+        </w:tc>
+        <w:tc>
+          <w:tcPr>
+            <w:tcW w:type="dxa" w:w="5850"/>
+            <w:tcBorders>
+              <w:top w:val="single" w:color="E9ECEF" w:sz="4"/>
+              <w:left w:val="single" w:color="E9ECEF" w:sz="4"/>
+              <w:bottom w:val="single" w:color="E9ECEF" w:sz="4"/>
+              <w:right w:val="single" w:color="E9ECEF" w:sz="4"/>
+            </w:tcBorders>
+            <w:shd w:fill="FFFFFF" w:val="clear"/>
+            <w:tcMar>
+              <w:top w:type="dxa" w:w="100"/>
+              <w:left w:type="dxa" w:w="140"/>
+              <w:bottom w:type="dxa" w:w="100"/>
+              <w:right w:type="dxa" w:w="140"/>
+            </w:tcMar>
+            <w:vAlign w:val="top"/>
+          </w:tcPr>
+          <w:p>
+            <w:pPr>
+              <w:spacing w:after="40" w:before="0" w:line="280"/>
+              <w:jc w:val="left"/>
+            </w:pPr>
+            <w:r>
+              <w:rPr>
+                <w:rFonts w:ascii="Open Sans" w:cs="Open Sans" w:eastAsia="Open Sans" w:hAnsi="Open Sans"/>
+                <w:b w:val="false"/>
+                <w:bCs w:val="false"/>
+                <w:color w:val="59595B"/>
+                <w:sz w:val="20"/>
+                <w:szCs w:val="20"/>
+              </w:rPr>
+              <w:t xml:space="preserve">The entry program is a fixed-price 90-day pilot with a defined success metric (Section 11.1), month-to-month with no lock-in. If it has not moved the needle by day 90, you are under no obligation to continue — and we will tell you honestly whether it is worth it.</w:t>
+            </w:r>
+          </w:p>
+        </w:tc>
+      </w:tr>
+      <w:tr>
+        <w:trPr>
+          <w:cantSplit/>
+        </w:trPr>
+        <w:tc>
+          <w:tcPr>
+            <w:tcW w:type="dxa" w:w="3510"/>
+            <w:tcBorders>
+              <w:top w:val="single" w:color="E9ECEF" w:sz="4"/>
+              <w:left w:val="single" w:color="E9ECEF" w:sz="4"/>
+              <w:bottom w:val="single" w:color="E9ECEF" w:sz="4"/>
+              <w:right w:val="single" w:color="E9ECEF" w:sz="4"/>
+            </w:tcBorders>
+            <w:shd w:fill="F8F9FA" w:val="clear"/>
+            <w:tcMar>
+              <w:top w:type="dxa" w:w="100"/>
+              <w:left w:type="dxa" w:w="140"/>
+              <w:bottom w:type="dxa" w:w="100"/>
+              <w:right w:type="dxa" w:w="140"/>
+            </w:tcMar>
+            <w:vAlign w:val="top"/>
+          </w:tcPr>
+          <w:p>
+            <w:pPr>
+              <w:spacing w:after="40" w:before="0" w:line="280"/>
+              <w:jc w:val="left"/>
+            </w:pPr>
+            <w:r>
+              <w:rPr>
+                <w:rFonts w:ascii="Open Sans" w:cs="Open Sans" w:eastAsia="Open Sans" w:hAnsi="Open Sans"/>
+                <w:b/>
+                <w:bCs/>
+                <w:color w:val="1A1A2E"/>
+                <w:sz w:val="20"/>
+                <w:szCs w:val="20"/>
+              </w:rPr>
+              <w:t xml:space="preserve">What does it really cost?</w:t>
+            </w:r>
+          </w:p>
+        </w:tc>
+        <w:tc>
+          <w:tcPr>
+            <w:tcW w:type="dxa" w:w="5850"/>
+            <w:tcBorders>
+              <w:top w:val="single" w:color="E9ECEF" w:sz="4"/>
+              <w:left w:val="single" w:color="E9ECEF" w:sz="4"/>
+              <w:bottom w:val="single" w:color="E9ECEF" w:sz="4"/>
+              <w:right w:val="single" w:color="E9ECEF" w:sz="4"/>
+            </w:tcBorders>
+            <w:shd w:fill="F8F9FA" w:val="clear"/>
+            <w:tcMar>
+              <w:top w:type="dxa" w:w="100"/>
+              <w:left w:type="dxa" w:w="140"/>
+              <w:bottom w:type="dxa" w:w="100"/>
+              <w:right w:type="dxa" w:w="140"/>
+            </w:tcMar>
+            <w:vAlign w:val="top"/>
+          </w:tcPr>
+          <w:p>
+            <w:pPr>
+              <w:spacing w:after="40" w:before="0" w:line="280"/>
+              <w:jc w:val="left"/>
+            </w:pPr>
+            <w:r>
+              <w:rPr>
+                <w:rFonts w:ascii="Open Sans" w:cs="Open Sans" w:eastAsia="Open Sans" w:hAnsi="Open Sans"/>
+                <w:b w:val="false"/>
+                <w:bCs w:val="false"/>
+                <w:color w:val="59595B"/>
+                <w:sz w:val="20"/>
+                <w:szCs w:val="20"/>
+              </w:rPr>
+              <w:t xml:space="preserve">The entry pilot runs on published My SEO rates — Tier 3 at $1,000/mo plus AI Search Optimization at $200/mo — with the RFP engine and workshop scoped in a short SOW, month-to-month and no large up-front build. The full-year program is profiled in Section 11, but only after the pilot proves the lift.</w:t>
+            </w:r>
+          </w:p>
+        </w:tc>
+      </w:tr>
+    </w:tbl>
+    <w:p>
+      <w:pPr>
+        <w:pStyle w:val="Heading1"/>
+        <w:keepNext/>
+        <w:pageBreakBefore/>
+        <w:spacing w:after="120" w:before="0" w:line="240"/>
+      </w:pPr>
+      <w:r>
+        <w:rPr>
+          <w:rFonts w:ascii="Open Sans" w:cs="Open Sans" w:eastAsia="Open Sans" w:hAnsi="Open Sans"/>
+          <w:color w:val="FFFFFF"/>
+          <w:sz w:val="2"/>
+          <w:szCs w:val="2"/>
+        </w:rPr>
+        <w:t xml:space="preserve">15  Conclusion</w:t>
+      </w:r>
+    </w:p>
+    <w:tbl>
+      <w:tblPr>
+        <w:tblW w:type="dxa" w:w="9360"/>
+        <w:tblBorders>
+          <w:top w:val="none" w:color="FFFFFF" w:sz="0"/>
+          <w:left w:val="none" w:color="FFFFFF" w:sz="0"/>
+          <w:bottom w:val="none" w:color="FFFFFF" w:sz="0"/>
+          <w:right w:val="none" w:color="FFFFFF" w:sz="0"/>
+          <w:insideH w:val="single" w:color="auto" w:sz="4"/>
+          <w:insideV w:val="single" w:color="auto" w:sz="4"/>
+        </w:tblBorders>
+      </w:tblPr>
+      <w:tblGrid>
+        <w:gridCol w:w="120"/>
+        <w:gridCol w:w="9240"/>
+      </w:tblGrid>
+      <w:tr>
+        <w:tc>
+          <w:tcPr>
+            <w:tcW w:type="dxa" w:w="120"/>
+            <w:tcBorders>
+              <w:top w:val="none" w:color="FFFFFF" w:sz="0"/>
+              <w:left w:val="none" w:color="FFFFFF" w:sz="0"/>
+              <w:bottom w:val="none" w:color="FFFFFF" w:sz="0"/>
+              <w:right w:val="none" w:color="FFFFFF" w:sz="0"/>
+            </w:tcBorders>
+            <w:shd w:fill="006DB6" w:val="clear"/>
+          </w:tcPr>
+          <w:p>
+            <w:r>
+              <w:t xml:space="preserve"/>
+            </w:r>
+          </w:p>
+        </w:tc>
+        <w:tc>
+          <w:tcPr>
+            <w:tcW w:type="dxa" w:w="9240"/>
+            <w:tcBorders>
+              <w:top w:val="none" w:color="FFFFFF" w:sz="0"/>
+              <w:left w:val="none" w:color="FFFFFF" w:sz="0"/>
+              <w:bottom w:val="none" w:color="FFFFFF" w:sz="0"/>
+              <w:right w:val="none" w:color="FFFFFF" w:sz="0"/>
+            </w:tcBorders>
+            <w:tcMar>
+              <w:top w:type="dxa" w:w="100"/>
+              <w:left w:type="dxa" w:w="200"/>
+              <w:bottom w:type="dxa" w:w="100"/>
+              <w:right w:type="dxa" w:w="0"/>
+            </w:tcMar>
+            <w:vAlign w:val="center"/>
+          </w:tcPr>
+          <w:p>
+            <w:r>
+              <w:rPr>
+                <w:rFonts w:ascii="Open Sans" w:cs="Open Sans" w:eastAsia="Open Sans" w:hAnsi="Open Sans"/>
+                <w:b/>
+                <w:bCs/>
+                <w:color w:val="006DB6"/>
+                <w:sz w:val="34"/>
+                <w:szCs w:val="34"/>
+              </w:rPr>
+              <w:t xml:space="preserve">15  Conclusion</w:t>
+            </w:r>
+          </w:p>
+        </w:tc>
+      </w:tr>
+    </w:tbl>
+    <w:p>
+      <w:pPr>
+        <w:keepNext/>
+        <w:spacing w:after="0" w:before="160"/>
+      </w:pPr>
+      <w:r>
+        <w:t xml:space="preserve"/>
       </w:r>
     </w:p>
     <w:p>
@@ -21856,7 +26320,7 @@
           <w:sz w:val="22"/>
           <w:szCs w:val="22"/>
         </w:rPr>
-        <w:t xml:space="preserve">RKE has that understanding. Its 35-year track record, multi-disciplinary integration, and expert-witness credibility are competitive moats that national firms with ten times the headcount cannot replicate. What RKE lacks — and what every firm of its size lacks — is the marketing surface area and pipeline visibility of its larger competitors.</w:t>
+        <w:t xml:space="preserve">RK Engineering Group operates in an industry where baseline technical proficiency in drafting a traffic model or measuring ambient decibels is merely the minimum expectation for entry. True success and sustainable market dominance in the California architecture, engineering, and construction landscape require a profound, almost psychological understanding of the state's draconian regulatory mandates, the volatile political dynamics of local city councils, and the acute financial and legal pressures faced by those attempting to build within its borders.</w:t>
       </w:r>
     </w:p>
     <w:p>
@@ -21875,7 +26339,7 @@
           <w:sz w:val="22"/>
           <w:szCs w:val="22"/>
         </w:rPr>
-        <w:t xml:space="preserve">Both deficits are solvable. AI does not replace RKE's engineers. It removes the marketing and pipeline-management overhead currently consuming principal time, and it amplifies every outbound touch with intelligence the largest competitors cannot match. The seven target personas — The Regulatory Guardian, The Timeline Driver, The Design Integrator, The Legal Strategist, The Industrial Logistics Developer, The Institutional Steward, and the ESG / Sustainability Officer — can each be reached at scale, with personalization, and at a fraction of the investment a traditional marketing buildout would require. Every component of the engine has been proven in production for an existing Technijian client — the work for RKE is configuration and integration, not invention.</w:t>
+        <w:t xml:space="preserve">RKE has that understanding. Its 35-year track record, multi-disciplinary integration, and expert-witness credibility are competitive moats that national firms with ten times the headcount cannot replicate. What RKE lacks — and what every firm of its size lacks — is the marketing surface area and pipeline visibility of its larger competitors.</w:t>
       </w:r>
     </w:p>
     <w:p>
@@ -21894,11 +26358,31 @@
           <w:sz w:val="22"/>
           <w:szCs w:val="22"/>
         </w:rPr>
-        <w:t xml:space="preserve">Technijian is prepared to design, build, and operate this program in partnership with RKE leadership. The next step is a focused planning session to validate the personas, prioritize the 90-day milestones, and execute the Quick Wins outlined in Section 12. We look forward to that conversation.</w:t>
-      </w:r>
-    </w:p>
-    <w:p>
-      <w:pPr>
+        <w:t xml:space="preserve">Both deficits are solvable. AI does not replace RKE's engineers. It removes the marketing and pipeline-management overhead currently consuming principal time, and it amplifies every outbound touch with intelligence the largest competitors cannot match. The seven target personas — The Regulatory Guardian, The Timeline Driver, The Design Integrator, The Legal Strategist, The Industrial Logistics Developer, The Institutional Steward, and the ESG / Sustainability Officer — can each be reached at scale, with personalization, and at a fraction of the investment a traditional marketing buildout would require. Every component of the engine has been proven in production for an existing Technijian client — the work for RKE is configuration and integration, not invention.</w:t>
+      </w:r>
+    </w:p>
+    <w:p>
+      <w:pPr>
+        <w:spacing w:after="140" w:before="0" w:line="320"/>
+        <w:jc w:val="both"/>
+      </w:pPr>
+      <w:r>
+        <w:rPr>
+          <w:rFonts w:ascii="Open Sans" w:cs="Open Sans" w:eastAsia="Open Sans" w:hAnsi="Open Sans"/>
+          <w:b w:val="false"/>
+          <w:bCs w:val="false"/>
+          <w:i w:val="false"/>
+          <w:iCs w:val="false"/>
+          <w:color w:val="59595B"/>
+          <w:sz w:val="22"/>
+          <w:szCs w:val="22"/>
+        </w:rPr>
+        <w:t xml:space="preserve">Technijian is prepared to design, build, and operate this program in partnership with RKE leadership. The next step is a focused planning session to validate the personas, prioritize the 90-day milestones, and execute the Quick Wins outlined in Section 13. We look forward to that conversation.</w:t>
+      </w:r>
+    </w:p>
+    <w:p>
+      <w:pPr>
+        <w:keepNext/>
         <w:spacing w:after="0" w:before="300"/>
       </w:pPr>
       <w:r>
@@ -22006,7 +26490,7 @@
                 <w:sz w:val="20"/>
                 <w:szCs w:val="20"/>
               </w:rPr>
-              <w:t xml:space="preserve">2. Authorize the 90-day Foundation phase (Section 11.1) to begin within two weeks of the strategy session.</w:t>
+              <w:t xml:space="preserve">2. Authorize the 90-day Foundation phase (Section 12.1) to begin within two weeks of the strategy session.</w:t>
             </w:r>
           </w:p>
           <w:p>
@@ -22032,7 +26516,8 @@
       <w:pPr>
         <w:pStyle w:val="Heading1"/>
         <w:keepNext/>
-        <w:spacing w:after="120" w:before="480" w:line="240"/>
+        <w:pageBreakBefore/>
+        <w:spacing w:after="120" w:before="0" w:line="240"/>
       </w:pPr>
       <w:r>
         <w:rPr>
@@ -22041,7 +26526,7 @@
           <w:sz w:val="2"/>
           <w:szCs w:val="2"/>
         </w:rPr>
-        <w:t xml:space="preserve">14  About Technijian</w:t>
+        <w:t xml:space="preserve">16  About Technijian</w:t>
       </w:r>
     </w:p>
     <w:tbl>
@@ -22105,7 +26590,7 @@
                 <w:sz w:val="34"/>
                 <w:szCs w:val="34"/>
               </w:rPr>
-              <w:t xml:space="preserve">14  About Technijian</w:t>
+              <w:t xml:space="preserve">16  About Technijian</w:t>
             </w:r>
           </w:p>
         </w:tc>
@@ -22113,6 +26598,7 @@
     </w:tbl>
     <w:p>
       <w:pPr>
+        <w:keepNext/>
         <w:spacing w:after="0" w:before="160"/>
       </w:pPr>
       <w:r>
@@ -22293,6 +26779,7 @@
     </w:p>
     <w:p>
       <w:pPr>
+        <w:keepNext/>
         <w:spacing w:after="0" w:before="200"/>
       </w:pPr>
       <w:r>
@@ -22480,6 +26967,7 @@
     </w:p>
     <w:p>
       <w:pPr>
+        <w:keepNext/>
         <w:spacing w:after="0" w:before="300"/>
       </w:pPr>
       <w:r>
@@ -23063,7 +27551,8 @@
       <w:pPr>
         <w:pStyle w:val="Heading1"/>
         <w:keepNext/>
-        <w:spacing w:after="120" w:before="480" w:line="240"/>
+        <w:pageBreakBefore/>
+        <w:spacing w:after="120" w:before="0" w:line="240"/>
       </w:pPr>
       <w:r>
         <w:rPr>
@@ -23144,6 +27633,7 @@
     </w:tbl>
     <w:p>
       <w:pPr>
+        <w:keepNext/>
         <w:spacing w:after="0" w:before="160"/>
       </w:pPr>
       <w:r>
@@ -23171,6 +27661,7 @@
     </w:p>
     <w:p>
       <w:pPr>
+        <w:keepNext/>
         <w:spacing w:after="0" w:before="200"/>
       </w:pPr>
       <w:r>
